--- a/Rendu/Bloc3/Bloc 3 – Maintenir en condition opérationnelle le SI.docx
+++ b/Rendu/Bloc3/Bloc 3 – Maintenir en condition opérationnelle le SI.docx
@@ -1,6 +1,6 @@
 
 <file path=word/document.xml><?xml version="1.0" encoding="utf-8"?>
-<w:document xmlns:wpc="http://schemas.microsoft.com/office/word/2010/wordprocessingCanvas" xmlns:cx="http://schemas.microsoft.com/office/drawing/2014/chartex" xmlns:cx1="http://schemas.microsoft.com/office/drawing/2015/9/8/chartex" xmlns:cx2="http://schemas.microsoft.com/office/drawing/2015/10/21/chartex" xmlns:cx3="http://schemas.microsoft.com/office/drawing/2016/5/9/chartex" xmlns:cx4="http://schemas.microsoft.com/office/drawing/2016/5/10/chartex" xmlns:cx5="http://schemas.microsoft.com/office/drawing/2016/5/11/chartex" xmlns:cx6="http://schemas.microsoft.com/office/drawing/2016/5/12/chartex" xmlns:cx7="http://schemas.microsoft.com/office/drawing/2016/5/13/chartex" xmlns:cx8="http://schemas.microsoft.com/office/drawing/2016/5/14/chartex" xmlns:mc="http://schemas.openxmlformats.org/markup-compatibility/2006" xmlns:aink="http://schemas.microsoft.com/office/drawing/2016/ink" xmlns:am3d="http://schemas.microsoft.com/office/drawing/2017/model3d" xmlns:o="urn:schemas-microsoft-com:office:office" xmlns:oel="http://schemas.microsoft.com/office/2019/extlst" xmlns:r="http://schemas.openxmlformats.org/officeDocument/2006/relationships" xmlns:m="http://schemas.openxmlformats.org/officeDocument/2006/math" xmlns:v="urn:schemas-microsoft-com:vml" xmlns:wp14="http://schemas.microsoft.com/office/word/2010/wordprocessingDrawing" xmlns:wp="http://schemas.openxmlformats.org/drawingml/2006/wordprocessingDrawing" xmlns:w10="urn:schemas-microsoft-com:office:word" xmlns:w="http://schemas.openxmlformats.org/wordprocessingml/2006/main" xmlns:w14="http://schemas.microsoft.com/office/word/2010/wordml" xmlns:w15="http://schemas.microsoft.com/office/word/2012/wordml" xmlns:w16cei="http://schemas.microsoft.com/office/word/2026/wordml/cei" xmlns:w16cex="http://schemas.microsoft.com/office/word/2018/wordml/cex" xmlns:w16cid="http://schemas.microsoft.com/office/word/2016/wordml/cid" xmlns:w16="http://schemas.microsoft.com/office/word/2018/wordml" xmlns:w16du="http://schemas.microsoft.com/office/word/2023/wordml/word16du" xmlns:w16sdtdh="http://schemas.microsoft.com/office/word/2020/wordml/sdtdatahash" xmlns:w16sdtfl="http://schemas.microsoft.com/office/word/2024/wordml/sdtformatlock" xmlns:w16se="http://schemas.microsoft.com/office/word/2015/wordml/symex" xmlns:wpg="http://schemas.microsoft.com/office/word/2010/wordprocessingGroup" xmlns:wpi="http://schemas.microsoft.com/office/word/2010/wordprocessingInk" xmlns:wne="http://schemas.microsoft.com/office/word/2006/wordml" xmlns:wps="http://schemas.microsoft.com/office/word/2010/wordprocessingShape" mc:Ignorable="w14 w15 w16se w16cid w16 w16cex w16sdtdh w16sdtfl w16du wp14">
+<w:document xmlns:wpc="http://schemas.microsoft.com/office/word/2010/wordprocessingCanvas" xmlns:cx="http://schemas.microsoft.com/office/drawing/2014/chartex" xmlns:cx1="http://schemas.microsoft.com/office/drawing/2015/9/8/chartex" xmlns:cx2="http://schemas.microsoft.com/office/drawing/2015/10/21/chartex" xmlns:cx3="http://schemas.microsoft.com/office/drawing/2016/5/9/chartex" xmlns:cx4="http://schemas.microsoft.com/office/drawing/2016/5/10/chartex" xmlns:cx5="http://schemas.microsoft.com/office/drawing/2016/5/11/chartex" xmlns:cx6="http://schemas.microsoft.com/office/drawing/2016/5/12/chartex" xmlns:cx7="http://schemas.microsoft.com/office/drawing/2016/5/13/chartex" xmlns:cx8="http://schemas.microsoft.com/office/drawing/2016/5/14/chartex" xmlns:mc="http://schemas.openxmlformats.org/markup-compatibility/2006" xmlns:aink="http://schemas.microsoft.com/office/drawing/2016/ink" xmlns:am3d="http://schemas.microsoft.com/office/drawing/2017/model3d" xmlns:o="urn:schemas-microsoft-com:office:office" xmlns:oel="http://schemas.microsoft.com/office/2019/extlst" xmlns:r="http://schemas.openxmlformats.org/officeDocument/2006/relationships" xmlns:m="http://schemas.openxmlformats.org/officeDocument/2006/math" xmlns:v="urn:schemas-microsoft-com:vml" xmlns:wp14="http://schemas.microsoft.com/office/word/2010/wordprocessingDrawing" xmlns:wp="http://schemas.openxmlformats.org/drawingml/2006/wordprocessingDrawing" xmlns:w10="urn:schemas-microsoft-com:office:word" xmlns:w="http://schemas.openxmlformats.org/wordprocessingml/2006/main" xmlns:w14="http://schemas.microsoft.com/office/word/2010/wordml" xmlns:w15="http://schemas.microsoft.com/office/word/2012/wordml" xmlns:w16cex="http://schemas.microsoft.com/office/word/2018/wordml/cex" xmlns:w16cid="http://schemas.microsoft.com/office/word/2016/wordml/cid" xmlns:w16="http://schemas.microsoft.com/office/word/2018/wordml" xmlns:w16du="http://schemas.microsoft.com/office/word/2023/wordml/word16du" xmlns:w16sdtdh="http://schemas.microsoft.com/office/word/2020/wordml/sdtdatahash" xmlns:w16sdtfl="http://schemas.microsoft.com/office/word/2024/wordml/sdtformatlock" xmlns:w16se="http://schemas.microsoft.com/office/word/2015/wordml/symex" xmlns:wpg="http://schemas.microsoft.com/office/word/2010/wordprocessingGroup" xmlns:wpi="http://schemas.microsoft.com/office/word/2010/wordprocessingInk" xmlns:wne="http://schemas.microsoft.com/office/word/2006/wordml" xmlns:wps="http://schemas.microsoft.com/office/word/2010/wordprocessingShape" mc:Ignorable="w14 w15 w16se w16cid w16 w16cex w16sdtdh w16sdtfl w16du wp14">
   <w:body>
     <w:p>
       <w:pPr>
@@ -199,7 +199,7 @@
           <w:r>
             <w:fldChar w:fldCharType="separate"/>
           </w:r>
-          <w:hyperlink w:anchor="_Toc237594580" w:history="1">
+          <w:hyperlink w:anchor="_Toc238221749" w:history="1">
             <w:r>
               <w:rPr>
                 <w:rStyle w:val="Lienhypertexte"/>
@@ -226,7 +226,7 @@
                 <w:noProof/>
                 <w:webHidden/>
               </w:rPr>
-              <w:instrText xml:space="preserve"> PAGEREF _Toc237594580 \h </w:instrText>
+              <w:instrText xml:space="preserve"> PAGEREF _Toc238221749 \h </w:instrText>
             </w:r>
             <w:r>
               <w:rPr>
@@ -272,7 +272,7 @@
               <w14:ligatures w14:val="standardContextual"/>
             </w:rPr>
           </w:pPr>
-          <w:hyperlink w:anchor="_Toc237594581" w:history="1">
+          <w:hyperlink w:anchor="_Toc238221750" w:history="1">
             <w:r>
               <w:rPr>
                 <w:rStyle w:val="Lienhypertexte"/>
@@ -299,7 +299,7 @@
                 <w:noProof/>
                 <w:webHidden/>
               </w:rPr>
-              <w:instrText xml:space="preserve"> PAGEREF _Toc237594581 \h </w:instrText>
+              <w:instrText xml:space="preserve"> PAGEREF _Toc238221750 \h </w:instrText>
             </w:r>
             <w:r>
               <w:rPr>
@@ -345,7 +345,7 @@
               <w14:ligatures w14:val="standardContextual"/>
             </w:rPr>
           </w:pPr>
-          <w:hyperlink w:anchor="_Toc237594582" w:history="1">
+          <w:hyperlink w:anchor="_Toc238221751" w:history="1">
             <w:r>
               <w:rPr>
                 <w:rStyle w:val="Lienhypertexte"/>
@@ -372,7 +372,7 @@
                 <w:noProof/>
                 <w:webHidden/>
               </w:rPr>
-              <w:instrText xml:space="preserve"> PAGEREF _Toc237594582 \h </w:instrText>
+              <w:instrText xml:space="preserve"> PAGEREF _Toc238221751 \h </w:instrText>
             </w:r>
             <w:r>
               <w:rPr>
@@ -418,7 +418,7 @@
               <w14:ligatures w14:val="standardContextual"/>
             </w:rPr>
           </w:pPr>
-          <w:hyperlink w:anchor="_Toc237594583" w:history="1">
+          <w:hyperlink w:anchor="_Toc238221752" w:history="1">
             <w:r>
               <w:rPr>
                 <w:rStyle w:val="Lienhypertexte"/>
@@ -445,7 +445,7 @@
                 <w:noProof/>
                 <w:webHidden/>
               </w:rPr>
-              <w:instrText xml:space="preserve"> PAGEREF _Toc237594583 \h </w:instrText>
+              <w:instrText xml:space="preserve"> PAGEREF _Toc238221752 \h </w:instrText>
             </w:r>
             <w:r>
               <w:rPr>
@@ -491,7 +491,7 @@
               <w14:ligatures w14:val="standardContextual"/>
             </w:rPr>
           </w:pPr>
-          <w:hyperlink w:anchor="_Toc237594584" w:history="1">
+          <w:hyperlink w:anchor="_Toc238221753" w:history="1">
             <w:r>
               <w:rPr>
                 <w:rStyle w:val="Lienhypertexte"/>
@@ -518,7 +518,7 @@
                 <w:noProof/>
                 <w:webHidden/>
               </w:rPr>
-              <w:instrText xml:space="preserve"> PAGEREF _Toc237594584 \h </w:instrText>
+              <w:instrText xml:space="preserve"> PAGEREF _Toc238221753 \h </w:instrText>
             </w:r>
             <w:r>
               <w:rPr>
@@ -538,7 +538,7 @@
                 <w:noProof/>
                 <w:webHidden/>
               </w:rPr>
-              <w:t>7</w:t>
+              <w:t>6</w:t>
             </w:r>
             <w:r>
               <w:rPr>
@@ -564,7 +564,7 @@
               <w14:ligatures w14:val="standardContextual"/>
             </w:rPr>
           </w:pPr>
-          <w:hyperlink w:anchor="_Toc237594585" w:history="1">
+          <w:hyperlink w:anchor="_Toc238221754" w:history="1">
             <w:r>
               <w:rPr>
                 <w:rStyle w:val="Lienhypertexte"/>
@@ -591,7 +591,7 @@
                 <w:noProof/>
                 <w:webHidden/>
               </w:rPr>
-              <w:instrText xml:space="preserve"> PAGEREF _Toc237594585 \h </w:instrText>
+              <w:instrText xml:space="preserve"> PAGEREF _Toc238221754 \h </w:instrText>
             </w:r>
             <w:r>
               <w:rPr>
@@ -611,7 +611,7 @@
                 <w:noProof/>
                 <w:webHidden/>
               </w:rPr>
-              <w:t>9</w:t>
+              <w:t>8</w:t>
             </w:r>
             <w:r>
               <w:rPr>
@@ -637,7 +637,7 @@
               <w14:ligatures w14:val="standardContextual"/>
             </w:rPr>
           </w:pPr>
-          <w:hyperlink w:anchor="_Toc237594586" w:history="1">
+          <w:hyperlink w:anchor="_Toc238221755" w:history="1">
             <w:r>
               <w:rPr>
                 <w:rStyle w:val="Lienhypertexte"/>
@@ -664,7 +664,7 @@
                 <w:noProof/>
                 <w:webHidden/>
               </w:rPr>
-              <w:instrText xml:space="preserve"> PAGEREF _Toc237594586 \h </w:instrText>
+              <w:instrText xml:space="preserve"> PAGEREF _Toc238221755 \h </w:instrText>
             </w:r>
             <w:r>
               <w:rPr>
@@ -684,7 +684,7 @@
                 <w:noProof/>
                 <w:webHidden/>
               </w:rPr>
-              <w:t>9</w:t>
+              <w:t>8</w:t>
             </w:r>
             <w:r>
               <w:rPr>
@@ -710,7 +710,7 @@
               <w14:ligatures w14:val="standardContextual"/>
             </w:rPr>
           </w:pPr>
-          <w:hyperlink w:anchor="_Toc237594587" w:history="1">
+          <w:hyperlink w:anchor="_Toc238221756" w:history="1">
             <w:r>
               <w:rPr>
                 <w:rStyle w:val="Lienhypertexte"/>
@@ -737,7 +737,7 @@
                 <w:noProof/>
                 <w:webHidden/>
               </w:rPr>
-              <w:instrText xml:space="preserve"> PAGEREF _Toc237594587 \h </w:instrText>
+              <w:instrText xml:space="preserve"> PAGEREF _Toc238221756 \h </w:instrText>
             </w:r>
             <w:r>
               <w:rPr>
@@ -757,7 +757,7 @@
                 <w:noProof/>
                 <w:webHidden/>
               </w:rPr>
-              <w:t>10</w:t>
+              <w:t>8</w:t>
             </w:r>
             <w:r>
               <w:rPr>
@@ -783,7 +783,7 @@
               <w14:ligatures w14:val="standardContextual"/>
             </w:rPr>
           </w:pPr>
-          <w:hyperlink w:anchor="_Toc237594588" w:history="1">
+          <w:hyperlink w:anchor="_Toc238221757" w:history="1">
             <w:r>
               <w:rPr>
                 <w:rStyle w:val="Lienhypertexte"/>
@@ -810,7 +810,7 @@
                 <w:noProof/>
                 <w:webHidden/>
               </w:rPr>
-              <w:instrText xml:space="preserve"> PAGEREF _Toc237594588 \h </w:instrText>
+              <w:instrText xml:space="preserve"> PAGEREF _Toc238221757 \h </w:instrText>
             </w:r>
             <w:r>
               <w:rPr>
@@ -830,7 +830,7 @@
                 <w:noProof/>
                 <w:webHidden/>
               </w:rPr>
-              <w:t>11</w:t>
+              <w:t>9</w:t>
             </w:r>
             <w:r>
               <w:rPr>
@@ -856,7 +856,7 @@
               <w14:ligatures w14:val="standardContextual"/>
             </w:rPr>
           </w:pPr>
-          <w:hyperlink w:anchor="_Toc237594589" w:history="1">
+          <w:hyperlink w:anchor="_Toc238221758" w:history="1">
             <w:r>
               <w:rPr>
                 <w:rStyle w:val="Lienhypertexte"/>
@@ -883,7 +883,7 @@
                 <w:noProof/>
                 <w:webHidden/>
               </w:rPr>
-              <w:instrText xml:space="preserve"> PAGEREF _Toc237594589 \h </w:instrText>
+              <w:instrText xml:space="preserve"> PAGEREF _Toc238221758 \h </w:instrText>
             </w:r>
             <w:r>
               <w:rPr>
@@ -903,7 +903,7 @@
                 <w:noProof/>
                 <w:webHidden/>
               </w:rPr>
-              <w:t>11</w:t>
+              <w:t>9</w:t>
             </w:r>
             <w:r>
               <w:rPr>
@@ -929,7 +929,7 @@
               <w14:ligatures w14:val="standardContextual"/>
             </w:rPr>
           </w:pPr>
-          <w:hyperlink w:anchor="_Toc237594590" w:history="1">
+          <w:hyperlink w:anchor="_Toc238221759" w:history="1">
             <w:r>
               <w:rPr>
                 <w:rStyle w:val="Lienhypertexte"/>
@@ -956,7 +956,7 @@
                 <w:noProof/>
                 <w:webHidden/>
               </w:rPr>
-              <w:instrText xml:space="preserve"> PAGEREF _Toc237594590 \h </w:instrText>
+              <w:instrText xml:space="preserve"> PAGEREF _Toc238221759 \h </w:instrText>
             </w:r>
             <w:r>
               <w:rPr>
@@ -976,7 +976,7 @@
                 <w:noProof/>
                 <w:webHidden/>
               </w:rPr>
-              <w:t>12</w:t>
+              <w:t>10</w:t>
             </w:r>
             <w:r>
               <w:rPr>
@@ -1002,7 +1002,7 @@
               <w14:ligatures w14:val="standardContextual"/>
             </w:rPr>
           </w:pPr>
-          <w:hyperlink w:anchor="_Toc237594591" w:history="1">
+          <w:hyperlink w:anchor="_Toc238221760" w:history="1">
             <w:r>
               <w:rPr>
                 <w:rStyle w:val="Lienhypertexte"/>
@@ -1029,7 +1029,7 @@
                 <w:noProof/>
                 <w:webHidden/>
               </w:rPr>
-              <w:instrText xml:space="preserve"> PAGEREF _Toc237594591 \h </w:instrText>
+              <w:instrText xml:space="preserve"> PAGEREF _Toc238221760 \h </w:instrText>
             </w:r>
             <w:r>
               <w:rPr>
@@ -1049,7 +1049,7 @@
                 <w:noProof/>
                 <w:webHidden/>
               </w:rPr>
-              <w:t>12</w:t>
+              <w:t>10</w:t>
             </w:r>
             <w:r>
               <w:rPr>
@@ -1075,7 +1075,7 @@
               <w14:ligatures w14:val="standardContextual"/>
             </w:rPr>
           </w:pPr>
-          <w:hyperlink w:anchor="_Toc237594592" w:history="1">
+          <w:hyperlink w:anchor="_Toc238221761" w:history="1">
             <w:r>
               <w:rPr>
                 <w:rStyle w:val="Lienhypertexte"/>
@@ -1102,7 +1102,7 @@
                 <w:noProof/>
                 <w:webHidden/>
               </w:rPr>
-              <w:instrText xml:space="preserve"> PAGEREF _Toc237594592 \h </w:instrText>
+              <w:instrText xml:space="preserve"> PAGEREF _Toc238221761 \h </w:instrText>
             </w:r>
             <w:r>
               <w:rPr>
@@ -1122,7 +1122,80 @@
                 <w:noProof/>
                 <w:webHidden/>
               </w:rPr>
-              <w:t>13</w:t>
+              <w:t>11</w:t>
+            </w:r>
+            <w:r>
+              <w:rPr>
+                <w:noProof/>
+                <w:webHidden/>
+              </w:rPr>
+              <w:fldChar w:fldCharType="end"/>
+            </w:r>
+          </w:hyperlink>
+        </w:p>
+        <w:p>
+          <w:pPr>
+            <w:pStyle w:val="TM2"/>
+            <w:tabs>
+              <w:tab w:val="right" w:leader="dot" w:pos="8630"/>
+            </w:tabs>
+            <w:rPr>
+              <w:rFonts w:asciiTheme="minorHAnsi" w:hAnsiTheme="minorHAnsi"/>
+              <w:noProof/>
+              <w:kern w:val="2"/>
+              <w:szCs w:val="24"/>
+              <w:lang w:eastAsia="fr-FR"/>
+              <w14:ligatures w14:val="standardContextual"/>
+            </w:rPr>
+          </w:pPr>
+          <w:hyperlink w:anchor="_Toc238221762" w:history="1">
+            <w:r>
+              <w:rPr>
+                <w:rStyle w:val="Lienhypertexte"/>
+                <w:noProof/>
+              </w:rPr>
+              <w:t>2.4 Configuration des outils de maintenance</w:t>
+            </w:r>
+            <w:r>
+              <w:rPr>
+                <w:noProof/>
+                <w:webHidden/>
+              </w:rPr>
+              <w:tab/>
+            </w:r>
+            <w:r>
+              <w:rPr>
+                <w:noProof/>
+                <w:webHidden/>
+              </w:rPr>
+              <w:fldChar w:fldCharType="begin"/>
+            </w:r>
+            <w:r>
+              <w:rPr>
+                <w:noProof/>
+                <w:webHidden/>
+              </w:rPr>
+              <w:instrText xml:space="preserve"> PAGEREF _Toc238221762 \h </w:instrText>
+            </w:r>
+            <w:r>
+              <w:rPr>
+                <w:noProof/>
+                <w:webHidden/>
+              </w:rPr>
+            </w:r>
+            <w:r>
+              <w:rPr>
+                <w:noProof/>
+                <w:webHidden/>
+              </w:rPr>
+              <w:fldChar w:fldCharType="separate"/>
+            </w:r>
+            <w:r>
+              <w:rPr>
+                <w:noProof/>
+                <w:webHidden/>
+              </w:rPr>
+              <w:t>12</w:t>
             </w:r>
             <w:r>
               <w:rPr>
@@ -1148,13 +1221,13 @@
               <w14:ligatures w14:val="standardContextual"/>
             </w:rPr>
           </w:pPr>
-          <w:hyperlink w:anchor="_Toc237594593" w:history="1">
+          <w:hyperlink w:anchor="_Toc238221763" w:history="1">
             <w:r>
               <w:rPr>
                 <w:rStyle w:val="Lienhypertexte"/>
                 <w:noProof/>
               </w:rPr>
-              <w:t>2.3.1 Netdata – Supervision, alertes et aide au diagnostic</w:t>
+              <w:t>2.4.1 Netdata</w:t>
             </w:r>
             <w:r>
               <w:rPr>
@@ -1175,7 +1248,7 @@
                 <w:noProof/>
                 <w:webHidden/>
               </w:rPr>
-              <w:instrText xml:space="preserve"> PAGEREF _Toc237594593 \h </w:instrText>
+              <w:instrText xml:space="preserve"> PAGEREF _Toc238221763 \h </w:instrText>
             </w:r>
             <w:r>
               <w:rPr>
@@ -1195,7 +1268,7 @@
                 <w:noProof/>
                 <w:webHidden/>
               </w:rPr>
-              <w:t>13</w:t>
+              <w:t>12</w:t>
             </w:r>
             <w:r>
               <w:rPr>
@@ -1221,13 +1294,13 @@
               <w14:ligatures w14:val="standardContextual"/>
             </w:rPr>
           </w:pPr>
-          <w:hyperlink w:anchor="_Toc237594594" w:history="1">
+          <w:hyperlink w:anchor="_Toc238221764" w:history="1">
             <w:r>
               <w:rPr>
                 <w:rStyle w:val="Lienhypertexte"/>
                 <w:noProof/>
               </w:rPr>
-              <w:t>2.3.2 PatchMon – Suivi des correctifs</w:t>
+              <w:t>2.4.2 PatchMon</w:t>
             </w:r>
             <w:r>
               <w:rPr>
@@ -1248,7 +1321,7 @@
                 <w:noProof/>
                 <w:webHidden/>
               </w:rPr>
-              <w:instrText xml:space="preserve"> PAGEREF _Toc237594594 \h </w:instrText>
+              <w:instrText xml:space="preserve"> PAGEREF _Toc238221764 \h </w:instrText>
             </w:r>
             <w:r>
               <w:rPr>
@@ -1268,7 +1341,7 @@
                 <w:noProof/>
                 <w:webHidden/>
               </w:rPr>
-              <w:t>14</w:t>
+              <w:t>12</w:t>
             </w:r>
             <w:r>
               <w:rPr>
@@ -1294,13 +1367,13 @@
               <w14:ligatures w14:val="standardContextual"/>
             </w:rPr>
           </w:pPr>
-          <w:hyperlink w:anchor="_Toc237594595" w:history="1">
+          <w:hyperlink w:anchor="_Toc238221765" w:history="1">
             <w:r>
               <w:rPr>
                 <w:rStyle w:val="Lienhypertexte"/>
                 <w:noProof/>
               </w:rPr>
-              <w:t>2.2.3 GLPI – Gestion et traçabilité des interventions</w:t>
+              <w:t>2.4.3 GLPI</w:t>
             </w:r>
             <w:r>
               <w:rPr>
@@ -1321,7 +1394,7 @@
                 <w:noProof/>
                 <w:webHidden/>
               </w:rPr>
-              <w:instrText xml:space="preserve"> PAGEREF _Toc237594595 \h </w:instrText>
+              <w:instrText xml:space="preserve"> PAGEREF _Toc238221765 \h </w:instrText>
             </w:r>
             <w:r>
               <w:rPr>
@@ -1341,7 +1414,7 @@
                 <w:noProof/>
                 <w:webHidden/>
               </w:rPr>
-              <w:t>15</w:t>
+              <w:t>13</w:t>
             </w:r>
             <w:r>
               <w:rPr>
@@ -1367,13 +1440,13 @@
               <w14:ligatures w14:val="standardContextual"/>
             </w:rPr>
           </w:pPr>
-          <w:hyperlink w:anchor="_Toc237594596" w:history="1">
+          <w:hyperlink w:anchor="_Toc238221766" w:history="1">
             <w:r>
               <w:rPr>
                 <w:rStyle w:val="Lienhypertexte"/>
                 <w:noProof/>
               </w:rPr>
-              <w:t>2.3.4 Ansible – Automatisation des opérations de maintenance</w:t>
+              <w:t>2.4.4 Pipeline Ansible / Terraform</w:t>
             </w:r>
             <w:r>
               <w:rPr>
@@ -1394,7 +1467,7 @@
                 <w:noProof/>
                 <w:webHidden/>
               </w:rPr>
-              <w:instrText xml:space="preserve"> PAGEREF _Toc237594596 \h </w:instrText>
+              <w:instrText xml:space="preserve"> PAGEREF _Toc238221766 \h </w:instrText>
             </w:r>
             <w:r>
               <w:rPr>
@@ -1414,7 +1487,7 @@
                 <w:noProof/>
                 <w:webHidden/>
               </w:rPr>
-              <w:t>15</w:t>
+              <w:t>13</w:t>
             </w:r>
             <w:r>
               <w:rPr>
@@ -1427,7 +1500,7 @@
         </w:p>
         <w:p>
           <w:pPr>
-            <w:pStyle w:val="TM3"/>
+            <w:pStyle w:val="TM1"/>
             <w:tabs>
               <w:tab w:val="right" w:leader="dot" w:pos="8630"/>
             </w:tabs>
@@ -1440,13 +1513,13 @@
               <w14:ligatures w14:val="standardContextual"/>
             </w:rPr>
           </w:pPr>
-          <w:hyperlink w:anchor="_Toc237594597" w:history="1">
+          <w:hyperlink w:anchor="_Toc238221767" w:history="1">
             <w:r>
               <w:rPr>
                 <w:rStyle w:val="Lienhypertexte"/>
                 <w:noProof/>
               </w:rPr>
-              <w:t>2.3.5 Organisation retenue</w:t>
+              <w:t>3. Supervision, alertes et indicateurs</w:t>
             </w:r>
             <w:r>
               <w:rPr>
@@ -1467,7 +1540,7 @@
                 <w:noProof/>
                 <w:webHidden/>
               </w:rPr>
-              <w:instrText xml:space="preserve"> PAGEREF _Toc237594597 \h </w:instrText>
+              <w:instrText xml:space="preserve"> PAGEREF _Toc238221767 \h </w:instrText>
             </w:r>
             <w:r>
               <w:rPr>
@@ -1487,7 +1560,7 @@
                 <w:noProof/>
                 <w:webHidden/>
               </w:rPr>
-              <w:t>16</w:t>
+              <w:t>14</w:t>
             </w:r>
             <w:r>
               <w:rPr>
@@ -1513,13 +1586,13 @@
               <w14:ligatures w14:val="standardContextual"/>
             </w:rPr>
           </w:pPr>
-          <w:hyperlink w:anchor="_Toc237594598" w:history="1">
+          <w:hyperlink w:anchor="_Toc238221768" w:history="1">
             <w:r>
               <w:rPr>
                 <w:rStyle w:val="Lienhypertexte"/>
                 <w:noProof/>
               </w:rPr>
-              <w:t>2.4 Configuration des outils de maintenance</w:t>
+              <w:t>3.1 Architecture de supervision</w:t>
             </w:r>
             <w:r>
               <w:rPr>
@@ -1540,7 +1613,7 @@
                 <w:noProof/>
                 <w:webHidden/>
               </w:rPr>
-              <w:instrText xml:space="preserve"> PAGEREF _Toc237594598 \h </w:instrText>
+              <w:instrText xml:space="preserve"> PAGEREF _Toc238221768 \h </w:instrText>
             </w:r>
             <w:r>
               <w:rPr>
@@ -1560,7 +1633,7 @@
                 <w:noProof/>
                 <w:webHidden/>
               </w:rPr>
-              <w:t>16</w:t>
+              <w:t>14</w:t>
             </w:r>
             <w:r>
               <w:rPr>
@@ -1573,7 +1646,7 @@
         </w:p>
         <w:p>
           <w:pPr>
-            <w:pStyle w:val="TM3"/>
+            <w:pStyle w:val="TM2"/>
             <w:tabs>
               <w:tab w:val="right" w:leader="dot" w:pos="8630"/>
             </w:tabs>
@@ -1586,13 +1659,13 @@
               <w14:ligatures w14:val="standardContextual"/>
             </w:rPr>
           </w:pPr>
-          <w:hyperlink w:anchor="_Toc237594599" w:history="1">
+          <w:hyperlink w:anchor="_Toc238221769" w:history="1">
             <w:r>
               <w:rPr>
                 <w:rStyle w:val="Lienhypertexte"/>
                 <w:noProof/>
               </w:rPr>
-              <w:t>2.4.1 Netdata</w:t>
+              <w:t>3.2 Indicateurs de disponibilité et de performance</w:t>
             </w:r>
             <w:r>
               <w:rPr>
@@ -1613,7 +1686,7 @@
                 <w:noProof/>
                 <w:webHidden/>
               </w:rPr>
-              <w:instrText xml:space="preserve"> PAGEREF _Toc237594599 \h </w:instrText>
+              <w:instrText xml:space="preserve"> PAGEREF _Toc238221769 \h </w:instrText>
             </w:r>
             <w:r>
               <w:rPr>
@@ -1633,7 +1706,7 @@
                 <w:noProof/>
                 <w:webHidden/>
               </w:rPr>
-              <w:t>16</w:t>
+              <w:t>14</w:t>
             </w:r>
             <w:r>
               <w:rPr>
@@ -1646,7 +1719,7 @@
         </w:p>
         <w:p>
           <w:pPr>
-            <w:pStyle w:val="TM3"/>
+            <w:pStyle w:val="TM2"/>
             <w:tabs>
               <w:tab w:val="right" w:leader="dot" w:pos="8630"/>
             </w:tabs>
@@ -1659,13 +1732,13 @@
               <w14:ligatures w14:val="standardContextual"/>
             </w:rPr>
           </w:pPr>
-          <w:hyperlink w:anchor="_Toc237594600" w:history="1">
+          <w:hyperlink w:anchor="_Toc238221770" w:history="1">
             <w:r>
               <w:rPr>
                 <w:rStyle w:val="Lienhypertexte"/>
                 <w:noProof/>
               </w:rPr>
-              <w:t>2.4.2 PatchMon</w:t>
+              <w:t>3.3 Exemples de tableaux de bord</w:t>
             </w:r>
             <w:r>
               <w:rPr>
@@ -1686,7 +1759,7 @@
                 <w:noProof/>
                 <w:webHidden/>
               </w:rPr>
-              <w:instrText xml:space="preserve"> PAGEREF _Toc237594600 \h </w:instrText>
+              <w:instrText xml:space="preserve"> PAGEREF _Toc238221770 \h </w:instrText>
             </w:r>
             <w:r>
               <w:rPr>
@@ -1706,153 +1779,7 @@
                 <w:noProof/>
                 <w:webHidden/>
               </w:rPr>
-              <w:t>17</w:t>
-            </w:r>
-            <w:r>
-              <w:rPr>
-                <w:noProof/>
-                <w:webHidden/>
-              </w:rPr>
-              <w:fldChar w:fldCharType="end"/>
-            </w:r>
-          </w:hyperlink>
-        </w:p>
-        <w:p>
-          <w:pPr>
-            <w:pStyle w:val="TM3"/>
-            <w:tabs>
-              <w:tab w:val="right" w:leader="dot" w:pos="8630"/>
-            </w:tabs>
-            <w:rPr>
-              <w:rFonts w:asciiTheme="minorHAnsi" w:hAnsiTheme="minorHAnsi"/>
-              <w:noProof/>
-              <w:kern w:val="2"/>
-              <w:szCs w:val="24"/>
-              <w:lang w:eastAsia="fr-FR"/>
-              <w14:ligatures w14:val="standardContextual"/>
-            </w:rPr>
-          </w:pPr>
-          <w:hyperlink w:anchor="_Toc237594601" w:history="1">
-            <w:r>
-              <w:rPr>
-                <w:rStyle w:val="Lienhypertexte"/>
-                <w:noProof/>
-              </w:rPr>
-              <w:t>2.4.3 GLPI</w:t>
-            </w:r>
-            <w:r>
-              <w:rPr>
-                <w:noProof/>
-                <w:webHidden/>
-              </w:rPr>
-              <w:tab/>
-            </w:r>
-            <w:r>
-              <w:rPr>
-                <w:noProof/>
-                <w:webHidden/>
-              </w:rPr>
-              <w:fldChar w:fldCharType="begin"/>
-            </w:r>
-            <w:r>
-              <w:rPr>
-                <w:noProof/>
-                <w:webHidden/>
-              </w:rPr>
-              <w:instrText xml:space="preserve"> PAGEREF _Toc237594601 \h </w:instrText>
-            </w:r>
-            <w:r>
-              <w:rPr>
-                <w:noProof/>
-                <w:webHidden/>
-              </w:rPr>
-            </w:r>
-            <w:r>
-              <w:rPr>
-                <w:noProof/>
-                <w:webHidden/>
-              </w:rPr>
-              <w:fldChar w:fldCharType="separate"/>
-            </w:r>
-            <w:r>
-              <w:rPr>
-                <w:noProof/>
-                <w:webHidden/>
-              </w:rPr>
-              <w:t>17</w:t>
-            </w:r>
-            <w:r>
-              <w:rPr>
-                <w:noProof/>
-                <w:webHidden/>
-              </w:rPr>
-              <w:fldChar w:fldCharType="end"/>
-            </w:r>
-          </w:hyperlink>
-        </w:p>
-        <w:p>
-          <w:pPr>
-            <w:pStyle w:val="TM3"/>
-            <w:tabs>
-              <w:tab w:val="right" w:leader="dot" w:pos="8630"/>
-            </w:tabs>
-            <w:rPr>
-              <w:rFonts w:asciiTheme="minorHAnsi" w:hAnsiTheme="minorHAnsi"/>
-              <w:noProof/>
-              <w:kern w:val="2"/>
-              <w:szCs w:val="24"/>
-              <w:lang w:eastAsia="fr-FR"/>
-              <w14:ligatures w14:val="standardContextual"/>
-            </w:rPr>
-          </w:pPr>
-          <w:hyperlink w:anchor="_Toc237594602" w:history="1">
-            <w:r>
-              <w:rPr>
-                <w:rStyle w:val="Lienhypertexte"/>
-                <w:noProof/>
-              </w:rPr>
-              <w:t>2.4.4 Ansible</w:t>
-            </w:r>
-            <w:r>
-              <w:rPr>
-                <w:noProof/>
-                <w:webHidden/>
-              </w:rPr>
-              <w:tab/>
-            </w:r>
-            <w:r>
-              <w:rPr>
-                <w:noProof/>
-                <w:webHidden/>
-              </w:rPr>
-              <w:fldChar w:fldCharType="begin"/>
-            </w:r>
-            <w:r>
-              <w:rPr>
-                <w:noProof/>
-                <w:webHidden/>
-              </w:rPr>
-              <w:instrText xml:space="preserve"> PAGEREF _Toc237594602 \h </w:instrText>
-            </w:r>
-            <w:r>
-              <w:rPr>
-                <w:noProof/>
-                <w:webHidden/>
-              </w:rPr>
-            </w:r>
-            <w:r>
-              <w:rPr>
-                <w:noProof/>
-                <w:webHidden/>
-              </w:rPr>
-              <w:fldChar w:fldCharType="separate"/>
-            </w:r>
-            <w:r>
-              <w:rPr>
-                <w:noProof/>
-                <w:webHidden/>
-              </w:rPr>
-              <w:t>17</w:t>
+              <w:t>16</w:t>
             </w:r>
             <w:r>
               <w:rPr>
@@ -1878,13 +1805,13 @@
               <w14:ligatures w14:val="standardContextual"/>
             </w:rPr>
           </w:pPr>
-          <w:hyperlink w:anchor="_Toc237594603" w:history="1">
+          <w:hyperlink w:anchor="_Toc238221771" w:history="1">
             <w:r>
               <w:rPr>
                 <w:rStyle w:val="Lienhypertexte"/>
                 <w:noProof/>
               </w:rPr>
-              <w:t>3. Supervision, alertes et indicateurs</w:t>
+              <w:t>4. Tests, incidents et correctifs</w:t>
             </w:r>
             <w:r>
               <w:rPr>
@@ -1905,7 +1832,7 @@
                 <w:noProof/>
                 <w:webHidden/>
               </w:rPr>
-              <w:instrText xml:space="preserve"> PAGEREF _Toc237594603 \h </w:instrText>
+              <w:instrText xml:space="preserve"> PAGEREF _Toc238221771 \h </w:instrText>
             </w:r>
             <w:r>
               <w:rPr>
@@ -1951,13 +1878,13 @@
               <w14:ligatures w14:val="standardContextual"/>
             </w:rPr>
           </w:pPr>
-          <w:hyperlink w:anchor="_Toc237594604" w:history="1">
+          <w:hyperlink w:anchor="_Toc238221772" w:history="1">
             <w:r>
               <w:rPr>
                 <w:rStyle w:val="Lienhypertexte"/>
                 <w:noProof/>
               </w:rPr>
-              <w:t>3.1 Architecture de supervision</w:t>
+              <w:t>4.1 Campagne de tests MCO</w:t>
             </w:r>
             <w:r>
               <w:rPr>
@@ -1978,7 +1905,7 @@
                 <w:noProof/>
                 <w:webHidden/>
               </w:rPr>
-              <w:instrText xml:space="preserve"> PAGEREF _Toc237594604 \h </w:instrText>
+              <w:instrText xml:space="preserve"> PAGEREF _Toc238221772 \h </w:instrText>
             </w:r>
             <w:r>
               <w:rPr>
@@ -2024,13 +1951,13 @@
               <w14:ligatures w14:val="standardContextual"/>
             </w:rPr>
           </w:pPr>
-          <w:hyperlink w:anchor="_Toc237594605" w:history="1">
+          <w:hyperlink w:anchor="_Toc238221773" w:history="1">
             <w:r>
               <w:rPr>
                 <w:rStyle w:val="Lienhypertexte"/>
                 <w:noProof/>
               </w:rPr>
-              <w:t>3.2 Indicateurs de disponibilité et de performance</w:t>
+              <w:t>4.2 Exemple de test de supervision</w:t>
             </w:r>
             <w:r>
               <w:rPr>
@@ -2051,7 +1978,7 @@
                 <w:noProof/>
                 <w:webHidden/>
               </w:rPr>
-              <w:instrText xml:space="preserve"> PAGEREF _Toc237594605 \h </w:instrText>
+              <w:instrText xml:space="preserve"> PAGEREF _Toc238221773 \h </w:instrText>
             </w:r>
             <w:r>
               <w:rPr>
@@ -2097,13 +2024,13 @@
               <w14:ligatures w14:val="standardContextual"/>
             </w:rPr>
           </w:pPr>
-          <w:hyperlink w:anchor="_Toc237594606" w:history="1">
+          <w:hyperlink w:anchor="_Toc238221774" w:history="1">
             <w:r>
               <w:rPr>
                 <w:rStyle w:val="Lienhypertexte"/>
                 <w:noProof/>
               </w:rPr>
-              <w:t>3.3 Exemples de tableaux de bord et d’alertes</w:t>
+              <w:t>4.3 Exemple de consignation d’un incident</w:t>
             </w:r>
             <w:r>
               <w:rPr>
@@ -2124,7 +2051,7 @@
                 <w:noProof/>
                 <w:webHidden/>
               </w:rPr>
-              <w:instrText xml:space="preserve"> PAGEREF _Toc237594606 \h </w:instrText>
+              <w:instrText xml:space="preserve"> PAGEREF _Toc238221774 \h </w:instrText>
             </w:r>
             <w:r>
               <w:rPr>
@@ -2145,6 +2072,152 @@
                 <w:webHidden/>
               </w:rPr>
               <w:t>20</w:t>
+            </w:r>
+            <w:r>
+              <w:rPr>
+                <w:noProof/>
+                <w:webHidden/>
+              </w:rPr>
+              <w:fldChar w:fldCharType="end"/>
+            </w:r>
+          </w:hyperlink>
+        </w:p>
+        <w:p>
+          <w:pPr>
+            <w:pStyle w:val="TM2"/>
+            <w:tabs>
+              <w:tab w:val="right" w:leader="dot" w:pos="8630"/>
+            </w:tabs>
+            <w:rPr>
+              <w:rFonts w:asciiTheme="minorHAnsi" w:hAnsiTheme="minorHAnsi"/>
+              <w:noProof/>
+              <w:kern w:val="2"/>
+              <w:szCs w:val="24"/>
+              <w:lang w:eastAsia="fr-FR"/>
+              <w14:ligatures w14:val="standardContextual"/>
+            </w:rPr>
+          </w:pPr>
+          <w:hyperlink w:anchor="_Toc238221775" w:history="1">
+            <w:r>
+              <w:rPr>
+                <w:rStyle w:val="Lienhypertexte"/>
+                <w:noProof/>
+              </w:rPr>
+              <w:t>4.4 Analyse de l’incident</w:t>
+            </w:r>
+            <w:r>
+              <w:rPr>
+                <w:noProof/>
+                <w:webHidden/>
+              </w:rPr>
+              <w:tab/>
+            </w:r>
+            <w:r>
+              <w:rPr>
+                <w:noProof/>
+                <w:webHidden/>
+              </w:rPr>
+              <w:fldChar w:fldCharType="begin"/>
+            </w:r>
+            <w:r>
+              <w:rPr>
+                <w:noProof/>
+                <w:webHidden/>
+              </w:rPr>
+              <w:instrText xml:space="preserve"> PAGEREF _Toc238221775 \h </w:instrText>
+            </w:r>
+            <w:r>
+              <w:rPr>
+                <w:noProof/>
+                <w:webHidden/>
+              </w:rPr>
+            </w:r>
+            <w:r>
+              <w:rPr>
+                <w:noProof/>
+                <w:webHidden/>
+              </w:rPr>
+              <w:fldChar w:fldCharType="separate"/>
+            </w:r>
+            <w:r>
+              <w:rPr>
+                <w:noProof/>
+                <w:webHidden/>
+              </w:rPr>
+              <w:t>21</w:t>
+            </w:r>
+            <w:r>
+              <w:rPr>
+                <w:noProof/>
+                <w:webHidden/>
+              </w:rPr>
+              <w:fldChar w:fldCharType="end"/>
+            </w:r>
+          </w:hyperlink>
+        </w:p>
+        <w:p>
+          <w:pPr>
+            <w:pStyle w:val="TM2"/>
+            <w:tabs>
+              <w:tab w:val="right" w:leader="dot" w:pos="8630"/>
+            </w:tabs>
+            <w:rPr>
+              <w:rFonts w:asciiTheme="minorHAnsi" w:hAnsiTheme="minorHAnsi"/>
+              <w:noProof/>
+              <w:kern w:val="2"/>
+              <w:szCs w:val="24"/>
+              <w:lang w:eastAsia="fr-FR"/>
+              <w14:ligatures w14:val="standardContextual"/>
+            </w:rPr>
+          </w:pPr>
+          <w:hyperlink w:anchor="_Toc238221776" w:history="1">
+            <w:r>
+              <w:rPr>
+                <w:rStyle w:val="Lienhypertexte"/>
+                <w:noProof/>
+              </w:rPr>
+              <w:t>4.5 Description et validation du correctif</w:t>
+            </w:r>
+            <w:r>
+              <w:rPr>
+                <w:noProof/>
+                <w:webHidden/>
+              </w:rPr>
+              <w:tab/>
+            </w:r>
+            <w:r>
+              <w:rPr>
+                <w:noProof/>
+                <w:webHidden/>
+              </w:rPr>
+              <w:fldChar w:fldCharType="begin"/>
+            </w:r>
+            <w:r>
+              <w:rPr>
+                <w:noProof/>
+                <w:webHidden/>
+              </w:rPr>
+              <w:instrText xml:space="preserve"> PAGEREF _Toc238221776 \h </w:instrText>
+            </w:r>
+            <w:r>
+              <w:rPr>
+                <w:noProof/>
+                <w:webHidden/>
+              </w:rPr>
+            </w:r>
+            <w:r>
+              <w:rPr>
+                <w:noProof/>
+                <w:webHidden/>
+              </w:rPr>
+              <w:fldChar w:fldCharType="separate"/>
+            </w:r>
+            <w:r>
+              <w:rPr>
+                <w:noProof/>
+                <w:webHidden/>
+              </w:rPr>
+              <w:t>21</w:t>
             </w:r>
             <w:r>
               <w:rPr>
@@ -2170,13 +2243,13 @@
               <w14:ligatures w14:val="standardContextual"/>
             </w:rPr>
           </w:pPr>
-          <w:hyperlink w:anchor="_Toc237594607" w:history="1">
+          <w:hyperlink w:anchor="_Toc238221777" w:history="1">
             <w:r>
               <w:rPr>
                 <w:rStyle w:val="Lienhypertexte"/>
                 <w:noProof/>
               </w:rPr>
-              <w:t>4. Tests, incidents et correctifs</w:t>
+              <w:t>5. Gestion de crise et amélioration continue</w:t>
             </w:r>
             <w:r>
               <w:rPr>
@@ -2197,7 +2270,7 @@
                 <w:noProof/>
                 <w:webHidden/>
               </w:rPr>
-              <w:instrText xml:space="preserve"> PAGEREF _Toc237594607 \h </w:instrText>
+              <w:instrText xml:space="preserve"> PAGEREF _Toc238221777 \h </w:instrText>
             </w:r>
             <w:r>
               <w:rPr>
@@ -2217,7 +2290,7 @@
                 <w:noProof/>
                 <w:webHidden/>
               </w:rPr>
-              <w:t>22</w:t>
+              <w:t>23</w:t>
             </w:r>
             <w:r>
               <w:rPr>
@@ -2243,13 +2316,13 @@
               <w14:ligatures w14:val="standardContextual"/>
             </w:rPr>
           </w:pPr>
-          <w:hyperlink w:anchor="_Toc237594608" w:history="1">
+          <w:hyperlink w:anchor="_Toc238221778" w:history="1">
             <w:r>
               <w:rPr>
                 <w:rStyle w:val="Lienhypertexte"/>
                 <w:noProof/>
               </w:rPr>
-              <w:t>4.1 Campagne de tests MCO</w:t>
+              <w:t>5.1 Plan de communication de crise</w:t>
             </w:r>
             <w:r>
               <w:rPr>
@@ -2270,7 +2343,7 @@
                 <w:noProof/>
                 <w:webHidden/>
               </w:rPr>
-              <w:instrText xml:space="preserve"> PAGEREF _Toc237594608 \h </w:instrText>
+              <w:instrText xml:space="preserve"> PAGEREF _Toc238221778 \h </w:instrText>
             </w:r>
             <w:r>
               <w:rPr>
@@ -2290,7 +2363,7 @@
                 <w:noProof/>
                 <w:webHidden/>
               </w:rPr>
-              <w:t>22</w:t>
+              <w:t>23</w:t>
             </w:r>
             <w:r>
               <w:rPr>
@@ -2316,13 +2389,13 @@
               <w14:ligatures w14:val="standardContextual"/>
             </w:rPr>
           </w:pPr>
-          <w:hyperlink w:anchor="_Toc237594609" w:history="1">
+          <w:hyperlink w:anchor="_Toc238221779" w:history="1">
             <w:r>
               <w:rPr>
                 <w:rStyle w:val="Lienhypertexte"/>
                 <w:noProof/>
               </w:rPr>
-              <w:t>4.2 Exemple de test de supervision</w:t>
+              <w:t>5.2 Analyse des performances et retours utilisateurs</w:t>
             </w:r>
             <w:r>
               <w:rPr>
@@ -2343,7 +2416,7 @@
                 <w:noProof/>
                 <w:webHidden/>
               </w:rPr>
-              <w:instrText xml:space="preserve"> PAGEREF _Toc237594609 \h </w:instrText>
+              <w:instrText xml:space="preserve"> PAGEREF _Toc238221779 \h </w:instrText>
             </w:r>
             <w:r>
               <w:rPr>
@@ -2363,7 +2436,7 @@
                 <w:noProof/>
                 <w:webHidden/>
               </w:rPr>
-              <w:t>23</w:t>
+              <w:t>24</w:t>
             </w:r>
             <w:r>
               <w:rPr>
@@ -2389,13 +2462,13 @@
               <w14:ligatures w14:val="standardContextual"/>
             </w:rPr>
           </w:pPr>
-          <w:hyperlink w:anchor="_Toc237594610" w:history="1">
+          <w:hyperlink w:anchor="_Toc238221780" w:history="1">
             <w:r>
               <w:rPr>
                 <w:rStyle w:val="Lienhypertexte"/>
                 <w:noProof/>
               </w:rPr>
-              <w:t>4.3 Exemple de consignation d’un incident</w:t>
+              <w:t>5.3 Axes d’amélioration du SI</w:t>
             </w:r>
             <w:r>
               <w:rPr>
@@ -2416,7 +2489,7 @@
                 <w:noProof/>
                 <w:webHidden/>
               </w:rPr>
-              <w:instrText xml:space="preserve"> PAGEREF _Toc237594610 \h </w:instrText>
+              <w:instrText xml:space="preserve"> PAGEREF _Toc238221780 \h </w:instrText>
             </w:r>
             <w:r>
               <w:rPr>
@@ -2436,7 +2509,7 @@
                 <w:noProof/>
                 <w:webHidden/>
               </w:rPr>
-              <w:t>23</w:t>
+              <w:t>25</w:t>
             </w:r>
             <w:r>
               <w:rPr>
@@ -2462,13 +2535,13 @@
               <w14:ligatures w14:val="standardContextual"/>
             </w:rPr>
           </w:pPr>
-          <w:hyperlink w:anchor="_Toc237594611" w:history="1">
+          <w:hyperlink w:anchor="_Toc238221781" w:history="1">
             <w:r>
               <w:rPr>
                 <w:rStyle w:val="Lienhypertexte"/>
                 <w:noProof/>
               </w:rPr>
-              <w:t>4.4 Analyse de l’incident</w:t>
+              <w:t>5.4 Politique de sensibilisation des utilisateurs</w:t>
             </w:r>
             <w:r>
               <w:rPr>
@@ -2489,7 +2562,7 @@
                 <w:noProof/>
                 <w:webHidden/>
               </w:rPr>
-              <w:instrText xml:space="preserve"> PAGEREF _Toc237594611 \h </w:instrText>
+              <w:instrText xml:space="preserve"> PAGEREF _Toc238221781 \h </w:instrText>
             </w:r>
             <w:r>
               <w:rPr>
@@ -2509,80 +2582,7 @@
                 <w:noProof/>
                 <w:webHidden/>
               </w:rPr>
-              <w:t>24</w:t>
-            </w:r>
-            <w:r>
-              <w:rPr>
-                <w:noProof/>
-                <w:webHidden/>
-              </w:rPr>
-              <w:fldChar w:fldCharType="end"/>
-            </w:r>
-          </w:hyperlink>
-        </w:p>
-        <w:p>
-          <w:pPr>
-            <w:pStyle w:val="TM2"/>
-            <w:tabs>
-              <w:tab w:val="right" w:leader="dot" w:pos="8630"/>
-            </w:tabs>
-            <w:rPr>
-              <w:rFonts w:asciiTheme="minorHAnsi" w:hAnsiTheme="minorHAnsi"/>
-              <w:noProof/>
-              <w:kern w:val="2"/>
-              <w:szCs w:val="24"/>
-              <w:lang w:eastAsia="fr-FR"/>
-              <w14:ligatures w14:val="standardContextual"/>
-            </w:rPr>
-          </w:pPr>
-          <w:hyperlink w:anchor="_Toc237594612" w:history="1">
-            <w:r>
-              <w:rPr>
-                <w:rStyle w:val="Lienhypertexte"/>
-                <w:noProof/>
-              </w:rPr>
-              <w:t>4.5 Description et validation du correctif</w:t>
-            </w:r>
-            <w:r>
-              <w:rPr>
-                <w:noProof/>
-                <w:webHidden/>
-              </w:rPr>
-              <w:tab/>
-            </w:r>
-            <w:r>
-              <w:rPr>
-                <w:noProof/>
-                <w:webHidden/>
-              </w:rPr>
-              <w:fldChar w:fldCharType="begin"/>
-            </w:r>
-            <w:r>
-              <w:rPr>
-                <w:noProof/>
-                <w:webHidden/>
-              </w:rPr>
-              <w:instrText xml:space="preserve"> PAGEREF _Toc237594612 \h </w:instrText>
-            </w:r>
-            <w:r>
-              <w:rPr>
-                <w:noProof/>
-                <w:webHidden/>
-              </w:rPr>
-            </w:r>
-            <w:r>
-              <w:rPr>
-                <w:noProof/>
-                <w:webHidden/>
-              </w:rPr>
-              <w:fldChar w:fldCharType="separate"/>
-            </w:r>
-            <w:r>
-              <w:rPr>
-                <w:noProof/>
-                <w:webHidden/>
-              </w:rPr>
-              <w:t>25</w:t>
+              <w:t>26</w:t>
             </w:r>
             <w:r>
               <w:rPr>
@@ -2608,13 +2608,13 @@
               <w14:ligatures w14:val="standardContextual"/>
             </w:rPr>
           </w:pPr>
-          <w:hyperlink w:anchor="_Toc237594613" w:history="1">
+          <w:hyperlink w:anchor="_Toc238221782" w:history="1">
             <w:r>
               <w:rPr>
                 <w:rStyle w:val="Lienhypertexte"/>
                 <w:noProof/>
               </w:rPr>
-              <w:t>5. Gestion de crise et amélioration continue</w:t>
+              <w:t>Conclusion</w:t>
             </w:r>
             <w:r>
               <w:rPr>
@@ -2635,7 +2635,7 @@
                 <w:noProof/>
                 <w:webHidden/>
               </w:rPr>
-              <w:instrText xml:space="preserve"> PAGEREF _Toc237594613 \h </w:instrText>
+              <w:instrText xml:space="preserve"> PAGEREF _Toc238221782 \h </w:instrText>
             </w:r>
             <w:r>
               <w:rPr>
@@ -2655,372 +2655,7 @@
                 <w:noProof/>
                 <w:webHidden/>
               </w:rPr>
-              <w:t>26</w:t>
-            </w:r>
-            <w:r>
-              <w:rPr>
-                <w:noProof/>
-                <w:webHidden/>
-              </w:rPr>
-              <w:fldChar w:fldCharType="end"/>
-            </w:r>
-          </w:hyperlink>
-        </w:p>
-        <w:p>
-          <w:pPr>
-            <w:pStyle w:val="TM2"/>
-            <w:tabs>
-              <w:tab w:val="right" w:leader="dot" w:pos="8630"/>
-            </w:tabs>
-            <w:rPr>
-              <w:rFonts w:asciiTheme="minorHAnsi" w:hAnsiTheme="minorHAnsi"/>
-              <w:noProof/>
-              <w:kern w:val="2"/>
-              <w:szCs w:val="24"/>
-              <w:lang w:eastAsia="fr-FR"/>
-              <w14:ligatures w14:val="standardContextual"/>
-            </w:rPr>
-          </w:pPr>
-          <w:hyperlink w:anchor="_Toc237594614" w:history="1">
-            <w:r>
-              <w:rPr>
-                <w:rStyle w:val="Lienhypertexte"/>
-                <w:noProof/>
-              </w:rPr>
-              <w:t>5.1 Plan de communication de crise</w:t>
-            </w:r>
-            <w:r>
-              <w:rPr>
-                <w:noProof/>
-                <w:webHidden/>
-              </w:rPr>
-              <w:tab/>
-            </w:r>
-            <w:r>
-              <w:rPr>
-                <w:noProof/>
-                <w:webHidden/>
-              </w:rPr>
-              <w:fldChar w:fldCharType="begin"/>
-            </w:r>
-            <w:r>
-              <w:rPr>
-                <w:noProof/>
-                <w:webHidden/>
-              </w:rPr>
-              <w:instrText xml:space="preserve"> PAGEREF _Toc237594614 \h </w:instrText>
-            </w:r>
-            <w:r>
-              <w:rPr>
-                <w:noProof/>
-                <w:webHidden/>
-              </w:rPr>
-            </w:r>
-            <w:r>
-              <w:rPr>
-                <w:noProof/>
-                <w:webHidden/>
-              </w:rPr>
-              <w:fldChar w:fldCharType="separate"/>
-            </w:r>
-            <w:r>
-              <w:rPr>
-                <w:noProof/>
-                <w:webHidden/>
-              </w:rPr>
-              <w:t>26</w:t>
-            </w:r>
-            <w:r>
-              <w:rPr>
-                <w:noProof/>
-                <w:webHidden/>
-              </w:rPr>
-              <w:fldChar w:fldCharType="end"/>
-            </w:r>
-          </w:hyperlink>
-        </w:p>
-        <w:p>
-          <w:pPr>
-            <w:pStyle w:val="TM2"/>
-            <w:tabs>
-              <w:tab w:val="right" w:leader="dot" w:pos="8630"/>
-            </w:tabs>
-            <w:rPr>
-              <w:rFonts w:asciiTheme="minorHAnsi" w:hAnsiTheme="minorHAnsi"/>
-              <w:noProof/>
-              <w:kern w:val="2"/>
-              <w:szCs w:val="24"/>
-              <w:lang w:eastAsia="fr-FR"/>
-              <w14:ligatures w14:val="standardContextual"/>
-            </w:rPr>
-          </w:pPr>
-          <w:hyperlink w:anchor="_Toc237594615" w:history="1">
-            <w:r>
-              <w:rPr>
-                <w:rStyle w:val="Lienhypertexte"/>
-                <w:noProof/>
-              </w:rPr>
-              <w:t>5.2 Analyse des performances et retours utilisateurs</w:t>
-            </w:r>
-            <w:r>
-              <w:rPr>
-                <w:noProof/>
-                <w:webHidden/>
-              </w:rPr>
-              <w:tab/>
-            </w:r>
-            <w:r>
-              <w:rPr>
-                <w:noProof/>
-                <w:webHidden/>
-              </w:rPr>
-              <w:fldChar w:fldCharType="begin"/>
-            </w:r>
-            <w:r>
-              <w:rPr>
-                <w:noProof/>
-                <w:webHidden/>
-              </w:rPr>
-              <w:instrText xml:space="preserve"> PAGEREF _Toc237594615 \h </w:instrText>
-            </w:r>
-            <w:r>
-              <w:rPr>
-                <w:noProof/>
-                <w:webHidden/>
-              </w:rPr>
-            </w:r>
-            <w:r>
-              <w:rPr>
-                <w:noProof/>
-                <w:webHidden/>
-              </w:rPr>
-              <w:fldChar w:fldCharType="separate"/>
-            </w:r>
-            <w:r>
-              <w:rPr>
-                <w:noProof/>
-                <w:webHidden/>
-              </w:rPr>
-              <w:t>27</w:t>
-            </w:r>
-            <w:r>
-              <w:rPr>
-                <w:noProof/>
-                <w:webHidden/>
-              </w:rPr>
-              <w:fldChar w:fldCharType="end"/>
-            </w:r>
-          </w:hyperlink>
-        </w:p>
-        <w:p>
-          <w:pPr>
-            <w:pStyle w:val="TM2"/>
-            <w:tabs>
-              <w:tab w:val="right" w:leader="dot" w:pos="8630"/>
-            </w:tabs>
-            <w:rPr>
-              <w:rFonts w:asciiTheme="minorHAnsi" w:hAnsiTheme="minorHAnsi"/>
-              <w:noProof/>
-              <w:kern w:val="2"/>
-              <w:szCs w:val="24"/>
-              <w:lang w:eastAsia="fr-FR"/>
-              <w14:ligatures w14:val="standardContextual"/>
-            </w:rPr>
-          </w:pPr>
-          <w:hyperlink w:anchor="_Toc237594616" w:history="1">
-            <w:r>
-              <w:rPr>
-                <w:rStyle w:val="Lienhypertexte"/>
-                <w:noProof/>
-              </w:rPr>
-              <w:t>5.3 Axes d’amélioration du SI</w:t>
-            </w:r>
-            <w:r>
-              <w:rPr>
-                <w:noProof/>
-                <w:webHidden/>
-              </w:rPr>
-              <w:tab/>
-            </w:r>
-            <w:r>
-              <w:rPr>
-                <w:noProof/>
-                <w:webHidden/>
-              </w:rPr>
-              <w:fldChar w:fldCharType="begin"/>
-            </w:r>
-            <w:r>
-              <w:rPr>
-                <w:noProof/>
-                <w:webHidden/>
-              </w:rPr>
-              <w:instrText xml:space="preserve"> PAGEREF _Toc237594616 \h </w:instrText>
-            </w:r>
-            <w:r>
-              <w:rPr>
-                <w:noProof/>
-                <w:webHidden/>
-              </w:rPr>
-            </w:r>
-            <w:r>
-              <w:rPr>
-                <w:noProof/>
-                <w:webHidden/>
-              </w:rPr>
-              <w:fldChar w:fldCharType="separate"/>
-            </w:r>
-            <w:r>
-              <w:rPr>
-                <w:noProof/>
-                <w:webHidden/>
-              </w:rPr>
               <w:t>28</w:t>
-            </w:r>
-            <w:r>
-              <w:rPr>
-                <w:noProof/>
-                <w:webHidden/>
-              </w:rPr>
-              <w:fldChar w:fldCharType="end"/>
-            </w:r>
-          </w:hyperlink>
-        </w:p>
-        <w:p>
-          <w:pPr>
-            <w:pStyle w:val="TM2"/>
-            <w:tabs>
-              <w:tab w:val="right" w:leader="dot" w:pos="8630"/>
-            </w:tabs>
-            <w:rPr>
-              <w:rFonts w:asciiTheme="minorHAnsi" w:hAnsiTheme="minorHAnsi"/>
-              <w:noProof/>
-              <w:kern w:val="2"/>
-              <w:szCs w:val="24"/>
-              <w:lang w:eastAsia="fr-FR"/>
-              <w14:ligatures w14:val="standardContextual"/>
-            </w:rPr>
-          </w:pPr>
-          <w:hyperlink w:anchor="_Toc237594617" w:history="1">
-            <w:r>
-              <w:rPr>
-                <w:rStyle w:val="Lienhypertexte"/>
-                <w:noProof/>
-              </w:rPr>
-              <w:t>5.4 Politique de sensibilisation des utilisateurs</w:t>
-            </w:r>
-            <w:r>
-              <w:rPr>
-                <w:noProof/>
-                <w:webHidden/>
-              </w:rPr>
-              <w:tab/>
-            </w:r>
-            <w:r>
-              <w:rPr>
-                <w:noProof/>
-                <w:webHidden/>
-              </w:rPr>
-              <w:fldChar w:fldCharType="begin"/>
-            </w:r>
-            <w:r>
-              <w:rPr>
-                <w:noProof/>
-                <w:webHidden/>
-              </w:rPr>
-              <w:instrText xml:space="preserve"> PAGEREF _Toc237594617 \h </w:instrText>
-            </w:r>
-            <w:r>
-              <w:rPr>
-                <w:noProof/>
-                <w:webHidden/>
-              </w:rPr>
-            </w:r>
-            <w:r>
-              <w:rPr>
-                <w:noProof/>
-                <w:webHidden/>
-              </w:rPr>
-              <w:fldChar w:fldCharType="separate"/>
-            </w:r>
-            <w:r>
-              <w:rPr>
-                <w:noProof/>
-                <w:webHidden/>
-              </w:rPr>
-              <w:t>30</w:t>
-            </w:r>
-            <w:r>
-              <w:rPr>
-                <w:noProof/>
-                <w:webHidden/>
-              </w:rPr>
-              <w:fldChar w:fldCharType="end"/>
-            </w:r>
-          </w:hyperlink>
-        </w:p>
-        <w:p>
-          <w:pPr>
-            <w:pStyle w:val="TM1"/>
-            <w:tabs>
-              <w:tab w:val="right" w:leader="dot" w:pos="8630"/>
-            </w:tabs>
-            <w:rPr>
-              <w:rFonts w:asciiTheme="minorHAnsi" w:hAnsiTheme="minorHAnsi"/>
-              <w:noProof/>
-              <w:kern w:val="2"/>
-              <w:szCs w:val="24"/>
-              <w:lang w:eastAsia="fr-FR"/>
-              <w14:ligatures w14:val="standardContextual"/>
-            </w:rPr>
-          </w:pPr>
-          <w:hyperlink w:anchor="_Toc237594618" w:history="1">
-            <w:r>
-              <w:rPr>
-                <w:rStyle w:val="Lienhypertexte"/>
-                <w:noProof/>
-              </w:rPr>
-              <w:t>Conclusion</w:t>
-            </w:r>
-            <w:r>
-              <w:rPr>
-                <w:noProof/>
-                <w:webHidden/>
-              </w:rPr>
-              <w:tab/>
-            </w:r>
-            <w:r>
-              <w:rPr>
-                <w:noProof/>
-                <w:webHidden/>
-              </w:rPr>
-              <w:fldChar w:fldCharType="begin"/>
-            </w:r>
-            <w:r>
-              <w:rPr>
-                <w:noProof/>
-                <w:webHidden/>
-              </w:rPr>
-              <w:instrText xml:space="preserve"> PAGEREF _Toc237594618 \h </w:instrText>
-            </w:r>
-            <w:r>
-              <w:rPr>
-                <w:noProof/>
-                <w:webHidden/>
-              </w:rPr>
-            </w:r>
-            <w:r>
-              <w:rPr>
-                <w:noProof/>
-                <w:webHidden/>
-              </w:rPr>
-              <w:fldChar w:fldCharType="separate"/>
-            </w:r>
-            <w:r>
-              <w:rPr>
-                <w:noProof/>
-                <w:webHidden/>
-              </w:rPr>
-              <w:t>32</w:t>
             </w:r>
             <w:r>
               <w:rPr>
@@ -3062,7 +2697,7 @@
       <w:pPr>
         <w:pStyle w:val="Titre1"/>
       </w:pPr>
-      <w:bookmarkStart w:id="0" w:name="_Toc237594580"/>
+      <w:bookmarkStart w:id="0" w:name="_Toc238221749"/>
       <w:r>
         <w:lastRenderedPageBreak/>
         <w:t>Introduction</w:t>
@@ -3121,7 +2756,7 @@
       <w:pPr>
         <w:pStyle w:val="Titre1"/>
       </w:pPr>
-      <w:bookmarkStart w:id="1" w:name="_Toc237594581"/>
+      <w:bookmarkStart w:id="1" w:name="_Toc238221750"/>
       <w:r>
         <w:lastRenderedPageBreak/>
         <w:t>1. Organisation du maintien en condition opérationnelle</w:t>
@@ -3132,7 +2767,7 @@
       <w:pPr>
         <w:pStyle w:val="Titre2"/>
       </w:pPr>
-      <w:bookmarkStart w:id="2" w:name="_Toc237594582"/>
+      <w:bookmarkStart w:id="2" w:name="_Toc238221751"/>
       <w:r>
         <w:t>1.1 Enjeux du MCO pour Logistique et CIE</w:t>
       </w:r>
@@ -3163,7 +2798,7 @@
       <w:pPr>
         <w:pStyle w:val="Titre2"/>
       </w:pPr>
-      <w:bookmarkStart w:id="3" w:name="_Toc237594583"/>
+      <w:bookmarkStart w:id="3" w:name="_Toc238221752"/>
       <w:r>
         <w:t>1.2 Organisation et acteurs de la maintenance</w:t>
       </w:r>
@@ -3484,7 +3119,7 @@
       <w:pPr>
         <w:pStyle w:val="Titre2"/>
       </w:pPr>
-      <w:bookmarkStart w:id="4" w:name="_Toc237594584"/>
+      <w:bookmarkStart w:id="4" w:name="_Toc238221753"/>
       <w:r>
         <w:t>1.3 Processus de maintenance et gestion des changements</w:t>
       </w:r>
@@ -3901,7 +3536,7 @@
       <w:pPr>
         <w:pStyle w:val="Titre1"/>
       </w:pPr>
-      <w:bookmarkStart w:id="5" w:name="_Toc237594585"/>
+      <w:bookmarkStart w:id="5" w:name="_Toc238221754"/>
       <w:r>
         <w:t>2. Outils de maintenance et de supervision</w:t>
       </w:r>
@@ -3911,7 +3546,7 @@
       <w:pPr>
         <w:pStyle w:val="Titre2"/>
       </w:pPr>
-      <w:bookmarkStart w:id="6" w:name="_Toc237594586"/>
+      <w:bookmarkStart w:id="6" w:name="_Toc238221755"/>
       <w:r>
         <w:t>2.1 Besoins et critères de sélection</w:t>
       </w:r>
@@ -4044,7 +3679,7 @@
       <w:pPr>
         <w:pStyle w:val="Titre2"/>
       </w:pPr>
-      <w:bookmarkStart w:id="7" w:name="_Toc237594587"/>
+      <w:bookmarkStart w:id="7" w:name="_Toc238221756"/>
       <w:r>
         <w:t>2.2 Étude comparative et sélection des outils</w:t>
       </w:r>
@@ -4070,7 +3705,7 @@
       <w:pPr>
         <w:pStyle w:val="Titre3"/>
       </w:pPr>
-      <w:bookmarkStart w:id="8" w:name="_Toc237594588"/>
+      <w:bookmarkStart w:id="8" w:name="_Toc238221757"/>
       <w:r>
         <w:lastRenderedPageBreak/>
         <w:t>2.2.1 Supervision et alertes</w:t>
@@ -4616,7 +4251,7 @@
       <w:pPr>
         <w:pStyle w:val="Titre3"/>
       </w:pPr>
-      <w:bookmarkStart w:id="9" w:name="_Toc237594589"/>
+      <w:bookmarkStart w:id="9" w:name="_Toc238221758"/>
       <w:r>
         <w:t>2.2.2 Gestion et traçabilité des incidents</w:t>
       </w:r>
@@ -5162,7 +4797,7 @@
       <w:pPr>
         <w:pStyle w:val="Titre3"/>
       </w:pPr>
-      <w:bookmarkStart w:id="10" w:name="_Toc237594590"/>
+      <w:bookmarkStart w:id="10" w:name="_Toc238221759"/>
       <w:r>
         <w:t>2.2.3 Suivi et déploiement des correctifs</w:t>
       </w:r>
@@ -5251,7 +4886,7 @@
       <w:pPr>
         <w:pStyle w:val="Titre3"/>
       </w:pPr>
-      <w:bookmarkStart w:id="11" w:name="_Toc237594591"/>
+      <w:bookmarkStart w:id="11" w:name="_Toc238221760"/>
       <w:r>
         <w:t>2.2.4 Synthèse des outils retenus</w:t>
       </w:r>
@@ -5588,31 +5223,19 @@
         <w:spacing w:after="160" w:line="259" w:lineRule="auto"/>
       </w:pPr>
       <w:r>
-        <w:rPr>
-          <w:b/>
-          <w:bCs/>
-        </w:rPr>
-        <w:t>Netdata détecte → GLPI consigne et suit → PatchMon apporte l’état des correctifs lorsque nécessaire → Ansible automatise l’intervention → Netdata contrôle le retour à la normale.</w:t>
+        <w:t>Cette organisation couvre ainsi les principaux besoins de maintenance tout en restant cohérente avec les choix techniques et les ressources de Logistique et CIE.</w:t>
       </w:r>
     </w:p>
     <w:p>
       <w:pPr>
         <w:spacing w:after="160" w:line="259" w:lineRule="auto"/>
       </w:pPr>
-      <w:r>
-        <w:t>Cette organisation couvre ainsi les principaux besoins de maintenance tout en restant cohérente avec les choix techniques et les ressources de Logistique et CIE.</w:t>
-      </w:r>
-    </w:p>
-    <w:p>
-      <w:pPr>
-        <w:spacing w:after="160" w:line="259" w:lineRule="auto"/>
-      </w:pPr>
     </w:p>
     <w:p>
       <w:pPr>
         <w:pStyle w:val="Titre2"/>
       </w:pPr>
-      <w:bookmarkStart w:id="12" w:name="_Toc237594592"/>
+      <w:bookmarkStart w:id="12" w:name="_Toc238221761"/>
       <w:r>
         <w:t>2.3 Choix des outils retenus</w:t>
       </w:r>
@@ -5747,59 +5370,118 @@
           <w:b/>
           <w:bCs/>
         </w:rPr>
+        <w:t>Netdata détecte → GLPI consigne et suit → PatchMon apporte l’état des correctifs si nécessaire → Ansible automatise l’intervention → Netdata contrôle le retour à la normale.</w:t>
+      </w:r>
+    </w:p>
+    <w:p>
+      <w:pPr>
+        <w:spacing w:after="160" w:line="259" w:lineRule="auto"/>
+      </w:pPr>
+      <w:r>
         <w:lastRenderedPageBreak/>
-        <w:t>Netdata détecte → GLPI consigne et suit → PatchMon apporte l’état des correctifs si nécessaire → Ansible automatise l’intervention → Netdata contrôle le retour à la normale.</w:t>
-      </w:r>
-    </w:p>
-    <w:p>
-      <w:pPr>
+        <w:t>Les administrateurs restent responsables de l’analyse et de la validation des actions. Une alerte ou la présence d’un correctif ne déclenche donc pas automatiquement une modification de l’environnement de production.</w:t>
+      </w:r>
+    </w:p>
+    <w:p>
+      <w:pPr>
+        <w:tabs>
+          <w:tab w:val="left" w:pos="6656"/>
+        </w:tabs>
         <w:spacing w:after="160" w:line="259" w:lineRule="auto"/>
       </w:pPr>
       <w:r>
-        <w:t>Les administrateurs restent responsables de l’analyse et de la validation des actions. Une alerte ou la présence d’un correctif ne déclenche donc pas automatiquement une modification de l’environnement de production.</w:t>
-      </w:r>
-    </w:p>
-    <w:p>
-      <w:pPr>
-        <w:tabs>
-          <w:tab w:val="left" w:pos="6656"/>
-        </w:tabs>
+        <w:tab/>
+      </w:r>
+    </w:p>
+    <w:p>
+      <w:pPr>
+        <w:pStyle w:val="Titre2"/>
+      </w:pPr>
+      <w:bookmarkStart w:id="13" w:name="_Toc238221762"/>
+      <w:r>
+        <w:t>2.4 Configuration des outils de maintenance</w:t>
+      </w:r>
+      <w:bookmarkEnd w:id="13"/>
+    </w:p>
+    <w:p>
+      <w:pPr>
         <w:spacing w:after="160" w:line="259" w:lineRule="auto"/>
       </w:pPr>
       <w:r>
-        <w:tab/>
-      </w:r>
-    </w:p>
-    <w:p>
-      <w:pPr>
-        <w:pStyle w:val="Titre2"/>
-      </w:pPr>
-      <w:bookmarkStart w:id="13" w:name="_Toc237594598"/>
-      <w:r>
-        <w:t>2.4 Configuration des outils de maintenance</w:t>
-      </w:r>
-      <w:bookmarkEnd w:id="13"/>
+        <w:t>Afin de valider le fonctionnement des outils retenus pour le maintien en condition opérationnelle, plusieurs configurations représentatives du SI de Logistique et CIE sont mises en place.</w:t>
+      </w:r>
+    </w:p>
+    <w:p>
+      <w:pPr>
+        <w:pStyle w:val="Titre3"/>
+      </w:pPr>
+      <w:bookmarkStart w:id="14" w:name="_Toc238221763"/>
+      <w:r>
+        <w:t xml:space="preserve">2.4.1 </w:t>
+      </w:r>
+      <w:r>
+        <w:t>Netdata</w:t>
+      </w:r>
+      <w:bookmarkEnd w:id="14"/>
     </w:p>
     <w:p>
       <w:pPr>
         <w:spacing w:after="160" w:line="259" w:lineRule="auto"/>
       </w:pPr>
       <w:r>
-        <w:t>Afin de valider le fonctionnement des outils retenus pour le maintien en condition opérationnelle, plusieurs configurations représentatives du SI de Logistique et CIE sont mises en place.</w:t>
+        <w:rPr>
+          <w:noProof/>
+          <w14:ligatures w14:val="standardContextual"/>
+        </w:rPr>
+        <w:drawing>
+          <wp:inline distT="0" distB="0" distL="0" distR="0" wp14:anchorId="4F63EB81" wp14:editId="04797050">
+            <wp:extent cx="5486400" cy="2434590"/>
+            <wp:effectExtent l="0" t="0" r="0" b="3810"/>
+            <wp:docPr id="385586923" name="Image 1"/>
+            <wp:cNvGraphicFramePr>
+              <a:graphicFrameLocks xmlns:a="http://schemas.openxmlformats.org/drawingml/2006/main" noChangeAspect="1"/>
+            </wp:cNvGraphicFramePr>
+            <a:graphic xmlns:a="http://schemas.openxmlformats.org/drawingml/2006/main">
+              <a:graphicData uri="http://schemas.openxmlformats.org/drawingml/2006/picture">
+                <pic:pic xmlns:pic="http://schemas.openxmlformats.org/drawingml/2006/picture">
+                  <pic:nvPicPr>
+                    <pic:cNvPr id="385586923" name=""/>
+                    <pic:cNvPicPr/>
+                  </pic:nvPicPr>
+                  <pic:blipFill>
+                    <a:blip r:embed="rId11"/>
+                    <a:stretch>
+                      <a:fillRect/>
+                    </a:stretch>
+                  </pic:blipFill>
+                  <pic:spPr>
+                    <a:xfrm>
+                      <a:off x="0" y="0"/>
+                      <a:ext cx="5486400" cy="2434590"/>
+                    </a:xfrm>
+                    <a:prstGeom prst="rect">
+                      <a:avLst/>
+                    </a:prstGeom>
+                  </pic:spPr>
+                </pic:pic>
+              </a:graphicData>
+            </a:graphic>
+          </wp:inline>
+        </w:drawing>
       </w:r>
     </w:p>
     <w:p>
       <w:pPr>
         <w:pStyle w:val="Titre3"/>
       </w:pPr>
-      <w:bookmarkStart w:id="14" w:name="_Toc237594599"/>
-      <w:r>
-        <w:t xml:space="preserve">2.4.1 </w:t>
-      </w:r>
-      <w:r>
-        <w:t>Netdata</w:t>
-      </w:r>
-      <w:bookmarkEnd w:id="14"/>
+      <w:bookmarkStart w:id="15" w:name="_Toc238221764"/>
+      <w:r>
+        <w:t xml:space="preserve">2.4.2 </w:t>
+      </w:r>
+      <w:r>
+        <w:t>PatchMon</w:t>
+      </w:r>
+      <w:bookmarkEnd w:id="15"/>
     </w:p>
     <w:p>
       <w:pPr>
@@ -5807,303 +5489,220 @@
       </w:pPr>
       <w:r>
         <w:rPr>
-          <w:b/>
-          <w:bCs/>
+          <w:noProof/>
+          <w14:ligatures w14:val="standardContextual"/>
         </w:rPr>
-        <w:t>[À compléter – Capture de l’interface Netdata et d’un équipement supervisé]</w:t>
-      </w:r>
+        <w:drawing>
+          <wp:inline distT="0" distB="0" distL="0" distR="0" wp14:anchorId="39FC338E" wp14:editId="24770C2C">
+            <wp:extent cx="5486400" cy="2510790"/>
+            <wp:effectExtent l="0" t="0" r="0" b="3810"/>
+            <wp:docPr id="318635182" name="Image 1"/>
+            <wp:cNvGraphicFramePr>
+              <a:graphicFrameLocks xmlns:a="http://schemas.openxmlformats.org/drawingml/2006/main" noChangeAspect="1"/>
+            </wp:cNvGraphicFramePr>
+            <a:graphic xmlns:a="http://schemas.openxmlformats.org/drawingml/2006/main">
+              <a:graphicData uri="http://schemas.openxmlformats.org/drawingml/2006/picture">
+                <pic:pic xmlns:pic="http://schemas.openxmlformats.org/drawingml/2006/picture">
+                  <pic:nvPicPr>
+                    <pic:cNvPr id="318635182" name=""/>
+                    <pic:cNvPicPr/>
+                  </pic:nvPicPr>
+                  <pic:blipFill>
+                    <a:blip r:embed="rId12"/>
+                    <a:stretch>
+                      <a:fillRect/>
+                    </a:stretch>
+                  </pic:blipFill>
+                  <pic:spPr>
+                    <a:xfrm>
+                      <a:off x="0" y="0"/>
+                      <a:ext cx="5486400" cy="2510790"/>
+                    </a:xfrm>
+                    <a:prstGeom prst="rect">
+                      <a:avLst/>
+                    </a:prstGeom>
+                  </pic:spPr>
+                </pic:pic>
+              </a:graphicData>
+            </a:graphic>
+          </wp:inline>
+        </w:drawing>
+      </w:r>
+    </w:p>
+    <w:p>
+      <w:pPr>
+        <w:pStyle w:val="Titre3"/>
+      </w:pPr>
+      <w:bookmarkStart w:id="16" w:name="_Toc238221765"/>
+      <w:r>
+        <w:lastRenderedPageBreak/>
+        <w:t xml:space="preserve">2.4.3 </w:t>
+      </w:r>
+      <w:r>
+        <w:t>GLPI</w:t>
+      </w:r>
+      <w:bookmarkEnd w:id="16"/>
+    </w:p>
+    <w:p>
+      <w:pPr>
+        <w:pStyle w:val="Titre3"/>
+      </w:pPr>
+      <w:bookmarkStart w:id="17" w:name="_Toc238221766"/>
+      <w:r>
+        <w:rPr>
+          <w:noProof/>
+          <w14:ligatures w14:val="standardContextual"/>
+        </w:rPr>
+        <w:drawing>
+          <wp:inline distT="0" distB="0" distL="0" distR="0" wp14:anchorId="57FB4E75" wp14:editId="240B3180">
+            <wp:extent cx="5486400" cy="2480310"/>
+            <wp:effectExtent l="0" t="0" r="0" b="0"/>
+            <wp:docPr id="2023190062" name="Image 1"/>
+            <wp:cNvGraphicFramePr>
+              <a:graphicFrameLocks xmlns:a="http://schemas.openxmlformats.org/drawingml/2006/main" noChangeAspect="1"/>
+            </wp:cNvGraphicFramePr>
+            <a:graphic xmlns:a="http://schemas.openxmlformats.org/drawingml/2006/main">
+              <a:graphicData uri="http://schemas.openxmlformats.org/drawingml/2006/picture">
+                <pic:pic xmlns:pic="http://schemas.openxmlformats.org/drawingml/2006/picture">
+                  <pic:nvPicPr>
+                    <pic:cNvPr id="2023190062" name=""/>
+                    <pic:cNvPicPr/>
+                  </pic:nvPicPr>
+                  <pic:blipFill>
+                    <a:blip r:embed="rId13"/>
+                    <a:stretch>
+                      <a:fillRect/>
+                    </a:stretch>
+                  </pic:blipFill>
+                  <pic:spPr>
+                    <a:xfrm>
+                      <a:off x="0" y="0"/>
+                      <a:ext cx="5486400" cy="2480310"/>
+                    </a:xfrm>
+                    <a:prstGeom prst="rect">
+                      <a:avLst/>
+                    </a:prstGeom>
+                  </pic:spPr>
+                </pic:pic>
+              </a:graphicData>
+            </a:graphic>
+          </wp:inline>
+        </w:drawing>
+      </w:r>
+      <w:r>
+        <w:t xml:space="preserve">2.4.4 </w:t>
+      </w:r>
+      <w:r>
+        <w:t>Pipeline Ansible / Terraform</w:t>
+      </w:r>
+      <w:bookmarkEnd w:id="17"/>
     </w:p>
     <w:p>
       <w:pPr>
         <w:spacing w:after="160" w:line="259" w:lineRule="auto"/>
       </w:pPr>
       <w:r>
-        <w:t>Éléments à présenter :</w:t>
-      </w:r>
-    </w:p>
-    <w:p>
-      <w:pPr>
-        <w:numPr>
-          <w:ilvl w:val="0"/>
-          <w:numId w:val="7"/>
-        </w:numPr>
+        <w:rPr>
+          <w:noProof/>
+        </w:rPr>
+        <w:drawing>
+          <wp:inline distT="0" distB="0" distL="0" distR="0" wp14:anchorId="507ED449" wp14:editId="6EEFFA65">
+            <wp:extent cx="5486400" cy="693420"/>
+            <wp:effectExtent l="0" t="0" r="0" b="0"/>
+            <wp:docPr id="2053438272" name="Image 1"/>
+            <wp:cNvGraphicFramePr>
+              <a:graphicFrameLocks xmlns:a="http://schemas.openxmlformats.org/drawingml/2006/main" noChangeAspect="1"/>
+            </wp:cNvGraphicFramePr>
+            <a:graphic xmlns:a="http://schemas.openxmlformats.org/drawingml/2006/main">
+              <a:graphicData uri="http://schemas.openxmlformats.org/drawingml/2006/picture">
+                <pic:pic xmlns:pic="http://schemas.openxmlformats.org/drawingml/2006/picture">
+                  <pic:nvPicPr>
+                    <pic:cNvPr id="0" name="Picture 1"/>
+                    <pic:cNvPicPr>
+                      <a:picLocks noChangeAspect="1" noChangeArrowheads="1"/>
+                    </pic:cNvPicPr>
+                  </pic:nvPicPr>
+                  <pic:blipFill>
+                    <a:blip r:embed="rId14" cstate="print">
+                      <a:extLst>
+                        <a:ext uri="{28A0092B-C50C-407E-A947-70E740481C1C}">
+                          <a14:useLocalDpi xmlns:a14="http://schemas.microsoft.com/office/drawing/2010/main" val="0"/>
+                        </a:ext>
+                      </a:extLst>
+                    </a:blip>
+                    <a:srcRect/>
+                    <a:stretch>
+                      <a:fillRect/>
+                    </a:stretch>
+                  </pic:blipFill>
+                  <pic:spPr bwMode="auto">
+                    <a:xfrm>
+                      <a:off x="0" y="0"/>
+                      <a:ext cx="5486400" cy="693420"/>
+                    </a:xfrm>
+                    <a:prstGeom prst="rect">
+                      <a:avLst/>
+                    </a:prstGeom>
+                    <a:noFill/>
+                    <a:ln>
+                      <a:noFill/>
+                    </a:ln>
+                  </pic:spPr>
+                </pic:pic>
+              </a:graphicData>
+            </a:graphic>
+          </wp:inline>
+        </w:drawing>
+      </w:r>
+      <w:r>
+        <w:t xml:space="preserve"> </w:t>
+      </w:r>
+      <w:r>
+        <w:rPr>
+          <w:noProof/>
+          <w14:ligatures w14:val="standardContextual"/>
+        </w:rPr>
+        <w:drawing>
+          <wp:inline distT="0" distB="0" distL="0" distR="0" wp14:anchorId="1CD324C6" wp14:editId="458F2B71">
+            <wp:extent cx="5486400" cy="2656840"/>
+            <wp:effectExtent l="0" t="0" r="0" b="0"/>
+            <wp:docPr id="1378109790" name="Image 1"/>
+            <wp:cNvGraphicFramePr>
+              <a:graphicFrameLocks xmlns:a="http://schemas.openxmlformats.org/drawingml/2006/main" noChangeAspect="1"/>
+            </wp:cNvGraphicFramePr>
+            <a:graphic xmlns:a="http://schemas.openxmlformats.org/drawingml/2006/main">
+              <a:graphicData uri="http://schemas.openxmlformats.org/drawingml/2006/picture">
+                <pic:pic xmlns:pic="http://schemas.openxmlformats.org/drawingml/2006/picture">
+                  <pic:nvPicPr>
+                    <pic:cNvPr id="1378109790" name=""/>
+                    <pic:cNvPicPr/>
+                  </pic:nvPicPr>
+                  <pic:blipFill>
+                    <a:blip r:embed="rId15"/>
+                    <a:stretch>
+                      <a:fillRect/>
+                    </a:stretch>
+                  </pic:blipFill>
+                  <pic:spPr>
+                    <a:xfrm>
+                      <a:off x="0" y="0"/>
+                      <a:ext cx="5486400" cy="2656840"/>
+                    </a:xfrm>
+                    <a:prstGeom prst="rect">
+                      <a:avLst/>
+                    </a:prstGeom>
+                  </pic:spPr>
+                </pic:pic>
+              </a:graphicData>
+            </a:graphic>
+          </wp:inline>
+        </w:drawing>
+      </w:r>
+    </w:p>
+    <w:p>
+      <w:pPr>
         <w:spacing w:after="160" w:line="259" w:lineRule="auto"/>
-      </w:pPr>
-      <w:r>
-        <w:t>Remontée des métriques d’un serveur ;</w:t>
-      </w:r>
-    </w:p>
-    <w:p>
-      <w:pPr>
-        <w:numPr>
-          <w:ilvl w:val="0"/>
-          <w:numId w:val="7"/>
-        </w:numPr>
-        <w:spacing w:after="160" w:line="259" w:lineRule="auto"/>
-      </w:pPr>
-      <w:r>
-        <w:t>Tableau de bord de supervision ;</w:t>
-      </w:r>
-    </w:p>
-    <w:p>
-      <w:pPr>
-        <w:numPr>
-          <w:ilvl w:val="0"/>
-          <w:numId w:val="7"/>
-        </w:numPr>
-        <w:spacing w:after="160" w:line="259" w:lineRule="auto"/>
-      </w:pPr>
-      <w:r>
-        <w:t>Configuration d’une alerte ;</w:t>
-      </w:r>
-    </w:p>
-    <w:p>
-      <w:pPr>
-        <w:numPr>
-          <w:ilvl w:val="0"/>
-          <w:numId w:val="7"/>
-        </w:numPr>
-        <w:spacing w:after="160" w:line="259" w:lineRule="auto"/>
-      </w:pPr>
-      <w:r>
-        <w:t>Exemple de consultation des journaux système.</w:t>
-      </w:r>
-    </w:p>
-    <w:p>
-      <w:pPr>
-        <w:pStyle w:val="Titre3"/>
-      </w:pPr>
-      <w:bookmarkStart w:id="15" w:name="_Toc237594600"/>
-      <w:r>
-        <w:t xml:space="preserve">2.4.2 </w:t>
-      </w:r>
-      <w:r>
-        <w:t>PatchMon</w:t>
-      </w:r>
-      <w:bookmarkEnd w:id="15"/>
-    </w:p>
-    <w:p>
-      <w:pPr>
-        <w:spacing w:after="160" w:line="259" w:lineRule="auto"/>
-      </w:pPr>
-      <w:r>
-        <w:rPr>
-          <w:b/>
-          <w:bCs/>
-        </w:rPr>
-        <w:t>[À compléter – Capture de l’interface PatchMon]</w:t>
-      </w:r>
-    </w:p>
-    <w:p>
-      <w:pPr>
-        <w:spacing w:after="160" w:line="259" w:lineRule="auto"/>
-      </w:pPr>
-      <w:r>
-        <w:t>Éléments à présenter :</w:t>
-      </w:r>
-    </w:p>
-    <w:p>
-      <w:pPr>
-        <w:numPr>
-          <w:ilvl w:val="0"/>
-          <w:numId w:val="8"/>
-        </w:numPr>
-        <w:spacing w:after="160" w:line="259" w:lineRule="auto"/>
-      </w:pPr>
-      <w:r>
-        <w:t>Serveurs enregistrés dans la plateforme ;</w:t>
-      </w:r>
-    </w:p>
-    <w:p>
-      <w:pPr>
-        <w:numPr>
-          <w:ilvl w:val="0"/>
-          <w:numId w:val="8"/>
-        </w:numPr>
-        <w:spacing w:after="160" w:line="259" w:lineRule="auto"/>
-      </w:pPr>
-      <w:r>
-        <w:t>État des correctifs ;</w:t>
-      </w:r>
-    </w:p>
-    <w:p>
-      <w:pPr>
-        <w:numPr>
-          <w:ilvl w:val="0"/>
-          <w:numId w:val="8"/>
-        </w:numPr>
-        <w:spacing w:after="160" w:line="259" w:lineRule="auto"/>
-      </w:pPr>
-      <w:r>
-        <w:t>Identification d’un serveur présentant des mises à jour en attente.</w:t>
-      </w:r>
-    </w:p>
-    <w:p>
-      <w:pPr>
-        <w:pStyle w:val="Titre3"/>
-      </w:pPr>
-      <w:bookmarkStart w:id="16" w:name="_Toc237594601"/>
-      <w:r>
-        <w:t xml:space="preserve">2.4.3 </w:t>
-      </w:r>
-      <w:r>
-        <w:t>GLPI</w:t>
-      </w:r>
-      <w:bookmarkEnd w:id="16"/>
-    </w:p>
-    <w:p>
-      <w:pPr>
-        <w:spacing w:after="160" w:line="259" w:lineRule="auto"/>
-      </w:pPr>
-      <w:r>
-        <w:rPr>
-          <w:b/>
-          <w:bCs/>
-        </w:rPr>
-        <w:t>[À compléter – Capture de l’interface GLPI]</w:t>
-      </w:r>
-    </w:p>
-    <w:p>
-      <w:pPr>
-        <w:spacing w:after="160" w:line="259" w:lineRule="auto"/>
-      </w:pPr>
-      <w:r>
-        <w:t>Éléments à présenter :</w:t>
-      </w:r>
-    </w:p>
-    <w:p>
-      <w:pPr>
-        <w:numPr>
-          <w:ilvl w:val="0"/>
-          <w:numId w:val="9"/>
-        </w:numPr>
-        <w:spacing w:after="160" w:line="259" w:lineRule="auto"/>
-      </w:pPr>
-      <w:r>
-        <w:t>Équipement enregistré dans l’inventaire ;</w:t>
-      </w:r>
-    </w:p>
-    <w:p>
-      <w:pPr>
-        <w:numPr>
-          <w:ilvl w:val="0"/>
-          <w:numId w:val="9"/>
-        </w:numPr>
-        <w:spacing w:after="160" w:line="259" w:lineRule="auto"/>
-      </w:pPr>
-      <w:r>
-        <w:t>Exemple de ticket rattaché à un équipement ;</w:t>
-      </w:r>
-    </w:p>
-    <w:p>
-      <w:pPr>
-        <w:numPr>
-          <w:ilvl w:val="0"/>
-          <w:numId w:val="9"/>
-        </w:numPr>
-        <w:spacing w:after="160" w:line="259" w:lineRule="auto"/>
-      </w:pPr>
-      <w:r>
-        <w:lastRenderedPageBreak/>
-        <w:t>Affectation du ticket à un membre de l’équipe informatique ;</w:t>
-      </w:r>
-    </w:p>
-    <w:p>
-      <w:pPr>
-        <w:numPr>
-          <w:ilvl w:val="0"/>
-          <w:numId w:val="9"/>
-        </w:numPr>
-        <w:spacing w:after="160" w:line="259" w:lineRule="auto"/>
-      </w:pPr>
-      <w:r>
-        <w:t>Suivi de l’état du ticket.</w:t>
-      </w:r>
-    </w:p>
-    <w:p>
-      <w:pPr>
-        <w:pStyle w:val="Titre3"/>
-      </w:pPr>
-      <w:bookmarkStart w:id="17" w:name="_Toc237594602"/>
-      <w:r>
-        <w:t xml:space="preserve">2.4.4 </w:t>
-      </w:r>
-      <w:r>
-        <w:t>Ansible</w:t>
-      </w:r>
-      <w:bookmarkEnd w:id="17"/>
-    </w:p>
-    <w:p>
-      <w:pPr>
-        <w:spacing w:after="160" w:line="259" w:lineRule="auto"/>
-      </w:pPr>
-      <w:r>
-        <w:rPr>
-          <w:b/>
-          <w:bCs/>
-        </w:rPr>
-        <w:t>[À compléter – Capture ou extrait d’un playbook et de son exécution]</w:t>
-      </w:r>
-    </w:p>
-    <w:p>
-      <w:pPr>
-        <w:spacing w:after="160" w:line="259" w:lineRule="auto"/>
-      </w:pPr>
-      <w:r>
-        <w:t>Éléments à présenter :</w:t>
-      </w:r>
-    </w:p>
-    <w:p>
-      <w:pPr>
-        <w:numPr>
-          <w:ilvl w:val="0"/>
-          <w:numId w:val="10"/>
-        </w:numPr>
-        <w:spacing w:after="160" w:line="259" w:lineRule="auto"/>
-      </w:pPr>
-      <w:r>
-        <w:t>Exemple de playbook de maintenance ;</w:t>
-      </w:r>
-    </w:p>
-    <w:p>
-      <w:pPr>
-        <w:numPr>
-          <w:ilvl w:val="0"/>
-          <w:numId w:val="10"/>
-        </w:numPr>
-        <w:spacing w:after="160" w:line="259" w:lineRule="auto"/>
-      </w:pPr>
-      <w:r>
-        <w:t>Exécution sur une ou plusieurs machines ;</w:t>
-      </w:r>
-    </w:p>
-    <w:p>
-      <w:pPr>
-        <w:numPr>
-          <w:ilvl w:val="0"/>
-          <w:numId w:val="10"/>
-        </w:numPr>
-        <w:spacing w:after="160" w:line="259" w:lineRule="auto"/>
-      </w:pPr>
-      <w:r>
-        <w:t>Résultat de l’exécution ;</w:t>
-      </w:r>
-    </w:p>
-    <w:p>
-      <w:pPr>
-        <w:numPr>
-          <w:ilvl w:val="0"/>
-          <w:numId w:val="10"/>
-        </w:numPr>
-        <w:spacing w:after="160" w:line="259" w:lineRule="auto"/>
-      </w:pPr>
-      <w:r>
-        <w:t>Utilisation d’Ansible Vault pour protéger les variables sensibles.</w:t>
-      </w:r>
-    </w:p>
-    <w:p>
-      <w:pPr>
-        <w:spacing w:after="160" w:line="259" w:lineRule="auto"/>
+        <w:ind w:left="720"/>
       </w:pPr>
       <w:r>
         <w:br w:type="page"/>
@@ -6113,7 +5712,7 @@
       <w:pPr>
         <w:pStyle w:val="Titre1"/>
       </w:pPr>
-      <w:bookmarkStart w:id="18" w:name="_Toc237594603"/>
+      <w:bookmarkStart w:id="18" w:name="_Toc238221767"/>
       <w:r>
         <w:lastRenderedPageBreak/>
         <w:t>3. Supervision, alertes et indicateurs</w:t>
@@ -6124,7 +5723,7 @@
       <w:pPr>
         <w:pStyle w:val="Titre2"/>
       </w:pPr>
-      <w:bookmarkStart w:id="19" w:name="_Toc237594604"/>
+      <w:bookmarkStart w:id="19" w:name="_Toc238221768"/>
       <w:r>
         <w:t>3.1 Architecture de supervision</w:t>
       </w:r>
@@ -6164,7 +5763,7 @@
       <w:pPr>
         <w:pStyle w:val="Titre2"/>
       </w:pPr>
-      <w:bookmarkStart w:id="20" w:name="_Toc237594605"/>
+      <w:bookmarkStart w:id="20" w:name="_Toc238221769"/>
       <w:r>
         <w:t>3.2 Indicateurs de disponibilité et de performance</w:t>
       </w:r>
@@ -7059,7 +6658,7 @@
       <w:pPr>
         <w:pStyle w:val="Titre2"/>
       </w:pPr>
-      <w:bookmarkStart w:id="21" w:name="_Toc237594606"/>
+      <w:bookmarkStart w:id="21" w:name="_Toc238221770"/>
       <w:r>
         <w:t>3.</w:t>
       </w:r>
@@ -7067,7 +6666,7 @@
         <w:t>3</w:t>
       </w:r>
       <w:r>
-        <w:t xml:space="preserve"> Exemples de tableaux de bord et d’alertes</w:t>
+        <w:t xml:space="preserve"> Exemples de tableaux de bord</w:t>
       </w:r>
       <w:bookmarkEnd w:id="21"/>
     </w:p>
@@ -7094,25 +6693,12 @@
         </w:rPr>
         <w:t>Vue générale de l’infrastructure</w:t>
       </w:r>
-    </w:p>
-    <w:p>
-      <w:pPr>
-        <w:spacing w:after="160" w:line="259" w:lineRule="auto"/>
-      </w:pPr>
       <w:r>
         <w:rPr>
           <w:b/>
           <w:bCs/>
         </w:rPr>
-        <w:t>[Capture à intégrer – Tableau de bord général Netdata]</w:t>
-      </w:r>
-    </w:p>
-    <w:p>
-      <w:pPr>
-        <w:spacing w:after="160" w:line="259" w:lineRule="auto"/>
-      </w:pPr>
-      <w:r>
-        <w:t>La vue générale présente l’état des principaux systèmes supervisés et permet d’identifier rapidement un équipement indisponible ou présentant une anomalie.</w:t>
+        <w:t xml:space="preserve"> surveillance des CPU</w:t>
       </w:r>
     </w:p>
     <w:p>
@@ -7125,10 +6711,44 @@
       </w:pPr>
       <w:r>
         <w:rPr>
-          <w:b/>
-          <w:bCs/>
+          <w:noProof/>
+          <w14:ligatures w14:val="standardContextual"/>
         </w:rPr>
-        <w:t>Surveillance d’un serveur</w:t>
+        <w:drawing>
+          <wp:inline distT="0" distB="0" distL="0" distR="0" wp14:anchorId="30E2383F" wp14:editId="72D312E4">
+            <wp:extent cx="5486400" cy="2324735"/>
+            <wp:effectExtent l="0" t="0" r="0" b="0"/>
+            <wp:docPr id="283897543" name="Image 1"/>
+            <wp:cNvGraphicFramePr>
+              <a:graphicFrameLocks xmlns:a="http://schemas.openxmlformats.org/drawingml/2006/main" noChangeAspect="1"/>
+            </wp:cNvGraphicFramePr>
+            <a:graphic xmlns:a="http://schemas.openxmlformats.org/drawingml/2006/main">
+              <a:graphicData uri="http://schemas.openxmlformats.org/drawingml/2006/picture">
+                <pic:pic xmlns:pic="http://schemas.openxmlformats.org/drawingml/2006/picture">
+                  <pic:nvPicPr>
+                    <pic:cNvPr id="283897543" name=""/>
+                    <pic:cNvPicPr/>
+                  </pic:nvPicPr>
+                  <pic:blipFill>
+                    <a:blip r:embed="rId16"/>
+                    <a:stretch>
+                      <a:fillRect/>
+                    </a:stretch>
+                  </pic:blipFill>
+                  <pic:spPr>
+                    <a:xfrm>
+                      <a:off x="0" y="0"/>
+                      <a:ext cx="5486400" cy="2324735"/>
+                    </a:xfrm>
+                    <a:prstGeom prst="rect">
+                      <a:avLst/>
+                    </a:prstGeom>
+                  </pic:spPr>
+                </pic:pic>
+              </a:graphicData>
+            </a:graphic>
+          </wp:inline>
+        </w:drawing>
       </w:r>
     </w:p>
     <w:p>
@@ -7136,20 +6756,28 @@
         <w:spacing w:after="160" w:line="259" w:lineRule="auto"/>
       </w:pPr>
       <w:r>
-        <w:rPr>
-          <w:b/>
-          <w:bCs/>
-        </w:rPr>
-        <w:t>[Capture à intégrer – Métriques d’un serveur supervisé : CPU, mémoire, stockage et réseau]</w:t>
+        <w:t>La vue générale présente l’état des principaux systèmes supervisés et permet d’identifier rapidement un équipement indisponible ou présentant une anomalie.</w:t>
       </w:r>
     </w:p>
     <w:p>
       <w:pPr>
         <w:spacing w:after="160" w:line="259" w:lineRule="auto"/>
       </w:pPr>
-      <w:r>
-        <w:t>Cette vue permet d’analyser plus précisément l’état d’un serveur. Les métriques affichées sont notamment utilisées lors du diagnostic d’une alerte ou d’une dégradation signalée par les utilisateurs.</w:t>
-      </w:r>
+    </w:p>
+    <w:p>
+      <w:pPr>
+        <w:spacing w:after="160" w:line="259" w:lineRule="auto"/>
+      </w:pPr>
+    </w:p>
+    <w:p>
+      <w:pPr>
+        <w:spacing w:after="160" w:line="259" w:lineRule="auto"/>
+      </w:pPr>
+    </w:p>
+    <w:p>
+      <w:pPr>
+        <w:spacing w:after="160" w:line="259" w:lineRule="auto"/>
+      </w:pPr>
     </w:p>
     <w:p>
       <w:pPr>
@@ -7164,40 +6792,29 @@
           <w:b/>
           <w:bCs/>
         </w:rPr>
-        <w:t>Exemple d’alerte</w:t>
-      </w:r>
-    </w:p>
-    <w:p>
-      <w:pPr>
-        <w:spacing w:after="160" w:line="259" w:lineRule="auto"/>
-      </w:pPr>
+        <w:lastRenderedPageBreak/>
+        <w:t>Surveillance d</w:t>
+      </w:r>
       <w:r>
         <w:rPr>
           <w:b/>
           <w:bCs/>
         </w:rPr>
-        <w:t>[Capture à intégrer – Exemple d’une alerte Netdata]</w:t>
-      </w:r>
-    </w:p>
-    <w:p>
-      <w:pPr>
-        <w:spacing w:after="160" w:line="259" w:lineRule="auto"/>
-      </w:pPr>
-      <w:r>
-        <w:t>L’exemple présenté correspond à une alerte générée volontairement à la suite du dépassement d’un des seuils définis dans la politique de supervision. La capture permet de visualiser le composant concerné, l’indicateur ayant déclenché l’alerte et son niveau de criticité.</w:t>
-      </w:r>
-    </w:p>
-    <w:p>
-      <w:pPr>
-        <w:spacing w:after="160" w:line="259" w:lineRule="auto"/>
-      </w:pPr>
+        <w:t>u CPU du</w:t>
+      </w:r>
       <w:r>
         <w:rPr>
           <w:b/>
           <w:bCs/>
         </w:rPr>
-        <w:lastRenderedPageBreak/>
-        <w:t>[Capture complémentaire en annexe si nécessaire – Notification reçue par l’équipe informatique]</w:t>
+        <w:t xml:space="preserve"> serveur</w:t>
+      </w:r>
+      <w:r>
+        <w:rPr>
+          <w:b/>
+          <w:bCs/>
+        </w:rPr>
+        <w:t xml:space="preserve"> de test</w:t>
       </w:r>
     </w:p>
     <w:p>
@@ -7205,6 +6822,50 @@
         <w:spacing w:after="160" w:line="259" w:lineRule="auto"/>
       </w:pPr>
       <w:r>
+        <w:rPr>
+          <w:noProof/>
+          <w14:ligatures w14:val="standardContextual"/>
+        </w:rPr>
+        <w:drawing>
+          <wp:inline distT="0" distB="0" distL="0" distR="0" wp14:anchorId="21C6F1FF" wp14:editId="554A6E1B">
+            <wp:extent cx="5486400" cy="1998980"/>
+            <wp:effectExtent l="0" t="0" r="0" b="1270"/>
+            <wp:docPr id="13185359" name="Image 1"/>
+            <wp:cNvGraphicFramePr>
+              <a:graphicFrameLocks xmlns:a="http://schemas.openxmlformats.org/drawingml/2006/main" noChangeAspect="1"/>
+            </wp:cNvGraphicFramePr>
+            <a:graphic xmlns:a="http://schemas.openxmlformats.org/drawingml/2006/main">
+              <a:graphicData uri="http://schemas.openxmlformats.org/drawingml/2006/picture">
+                <pic:pic xmlns:pic="http://schemas.openxmlformats.org/drawingml/2006/picture">
+                  <pic:nvPicPr>
+                    <pic:cNvPr id="13185359" name=""/>
+                    <pic:cNvPicPr/>
+                  </pic:nvPicPr>
+                  <pic:blipFill>
+                    <a:blip r:embed="rId17"/>
+                    <a:stretch>
+                      <a:fillRect/>
+                    </a:stretch>
+                  </pic:blipFill>
+                  <pic:spPr>
+                    <a:xfrm>
+                      <a:off x="0" y="0"/>
+                      <a:ext cx="5486400" cy="1998980"/>
+                    </a:xfrm>
+                    <a:prstGeom prst="rect">
+                      <a:avLst/>
+                    </a:prstGeom>
+                  </pic:spPr>
+                </pic:pic>
+              </a:graphicData>
+            </a:graphic>
+          </wp:inline>
+        </w:drawing>
+      </w:r>
+      <w:r>
+        <w:t>Cette vue permet d’analyser plus précisément l’état d’un serveur. Les métriques affichées sont notamment utilisées lors du diagnostic d’une alerte ou d’une dégradation signalée par les utilisateurs.</w:t>
+      </w:r>
+      <w:r>
         <w:br w:type="page"/>
       </w:r>
     </w:p>
@@ -7212,7 +6873,7 @@
       <w:pPr>
         <w:pStyle w:val="Titre1"/>
       </w:pPr>
-      <w:bookmarkStart w:id="22" w:name="_Toc237594607"/>
+      <w:bookmarkStart w:id="22" w:name="_Toc238221771"/>
       <w:r>
         <w:lastRenderedPageBreak/>
         <w:t>4. Tests, incidents et correctifs</w:t>
@@ -7223,7 +6884,7 @@
       <w:pPr>
         <w:pStyle w:val="Titre2"/>
       </w:pPr>
-      <w:bookmarkStart w:id="23" w:name="_Toc237594608"/>
+      <w:bookmarkStart w:id="23" w:name="_Toc238221772"/>
       <w:r>
         <w:t>4.1 Campagne de tests MCO</w:t>
       </w:r>
@@ -7259,8 +6920,8 @@
       </w:tblPr>
       <w:tblGrid>
         <w:gridCol w:w="436"/>
-        <w:gridCol w:w="3152"/>
-        <w:gridCol w:w="5052"/>
+        <w:gridCol w:w="3126"/>
+        <w:gridCol w:w="5078"/>
       </w:tblGrid>
       <w:tr>
         <w:trPr>
@@ -7582,13 +7243,19 @@
               <w:spacing w:after="160" w:line="259" w:lineRule="auto"/>
             </w:pPr>
             <w:r>
-              <w:t>PatchMon identifie l</w:t>
+              <w:t xml:space="preserve">PatchMon identifie </w:t>
+            </w:r>
+            <w:r>
+              <w:t>l</w:t>
             </w:r>
             <w:r>
               <w:t xml:space="preserve">a machine </w:t>
             </w:r>
             <w:r>
-              <w:t>concerné et les mises à jour disponibles</w:t>
+              <w:t>concernée</w:t>
+            </w:r>
+            <w:r>
+              <w:t xml:space="preserve"> et les mises à jour disponibles</w:t>
             </w:r>
           </w:p>
         </w:tc>
@@ -7879,7 +7546,7 @@
       <w:pPr>
         <w:pStyle w:val="Titre2"/>
       </w:pPr>
-      <w:bookmarkStart w:id="24" w:name="_Toc237594609"/>
+      <w:bookmarkStart w:id="24" w:name="_Toc238221773"/>
       <w:r>
         <w:t>4.2 Exemple de test de supervision</w:t>
       </w:r>
@@ -8143,30 +7810,59 @@
       </w:pPr>
       <w:r>
         <w:rPr>
-          <w:b/>
-          <w:bCs/>
+          <w:noProof/>
+          <w14:ligatures w14:val="standardContextual"/>
         </w:rPr>
-        <w:t>[Capture à intégrer – Alerte Netdata générée pendant le test]</w:t>
+        <w:drawing>
+          <wp:inline distT="0" distB="0" distL="0" distR="0" wp14:anchorId="053F6478" wp14:editId="19F43FF6">
+            <wp:extent cx="5486400" cy="2444115"/>
+            <wp:effectExtent l="0" t="0" r="0" b="0"/>
+            <wp:docPr id="946145792" name="Image 1"/>
+            <wp:cNvGraphicFramePr>
+              <a:graphicFrameLocks xmlns:a="http://schemas.openxmlformats.org/drawingml/2006/main" noChangeAspect="1"/>
+            </wp:cNvGraphicFramePr>
+            <a:graphic xmlns:a="http://schemas.openxmlformats.org/drawingml/2006/main">
+              <a:graphicData uri="http://schemas.openxmlformats.org/drawingml/2006/picture">
+                <pic:pic xmlns:pic="http://schemas.openxmlformats.org/drawingml/2006/picture">
+                  <pic:nvPicPr>
+                    <pic:cNvPr id="946145792" name=""/>
+                    <pic:cNvPicPr/>
+                  </pic:nvPicPr>
+                  <pic:blipFill>
+                    <a:blip r:embed="rId18"/>
+                    <a:stretch>
+                      <a:fillRect/>
+                    </a:stretch>
+                  </pic:blipFill>
+                  <pic:spPr>
+                    <a:xfrm>
+                      <a:off x="0" y="0"/>
+                      <a:ext cx="5486400" cy="2444115"/>
+                    </a:xfrm>
+                    <a:prstGeom prst="rect">
+                      <a:avLst/>
+                    </a:prstGeom>
+                  </pic:spPr>
+                </pic:pic>
+              </a:graphicData>
+            </a:graphic>
+          </wp:inline>
+        </w:drawing>
+      </w:r>
+      <w:r>
+        <w:t>Ce scénario permet de vérifier l’ensemble de la chaîne de détection avant de poursuivre avec la consignation et le traitement de l’incident.</w:t>
       </w:r>
     </w:p>
     <w:p>
       <w:pPr>
         <w:spacing w:after="160" w:line="259" w:lineRule="auto"/>
       </w:pPr>
-      <w:r>
-        <w:t>Ce scénario permet de vérifier l’ensemble de la chaîne de détection avant de poursuivre avec la consignation et le traitement de l’incident.</w:t>
-      </w:r>
-    </w:p>
-    <w:p>
-      <w:pPr>
-        <w:spacing w:after="160" w:line="259" w:lineRule="auto"/>
-      </w:pPr>
     </w:p>
     <w:p>
       <w:pPr>
         <w:pStyle w:val="Titre2"/>
       </w:pPr>
-      <w:bookmarkStart w:id="25" w:name="_Toc237594610"/>
+      <w:bookmarkStart w:id="25" w:name="_Toc238221774"/>
       <w:r>
         <w:t>4.3 Exemple de consignation d’un incident</w:t>
       </w:r>
@@ -8333,7 +8029,6 @@
               <w:spacing w:after="160" w:line="259" w:lineRule="auto"/>
             </w:pPr>
             <w:r>
-              <w:lastRenderedPageBreak/>
               <w:t>Équipement</w:t>
             </w:r>
           </w:p>
@@ -8541,30 +8236,56 @@
     <w:p>
       <w:pPr>
         <w:spacing w:after="160" w:line="259" w:lineRule="auto"/>
+      </w:pPr>
+      <w:r>
         <w:rPr>
-          <w:b/>
-          <w:bCs/>
+          <w:noProof/>
+          <w14:ligatures w14:val="standardContextual"/>
         </w:rPr>
-      </w:pPr>
-      <w:r>
-        <w:rPr>
-          <w:b/>
-          <w:bCs/>
-        </w:rPr>
-        <w:t>[Capture à intégrer ultérieurement – Ticket GLPI correspondant à l’incident]</w:t>
-      </w:r>
-    </w:p>
-    <w:p>
-      <w:pPr>
-        <w:spacing w:after="160" w:line="259" w:lineRule="auto"/>
-      </w:pPr>
+        <w:drawing>
+          <wp:inline distT="0" distB="0" distL="0" distR="0" wp14:anchorId="17E42F1C" wp14:editId="40C013D0">
+            <wp:extent cx="5486400" cy="2475230"/>
+            <wp:effectExtent l="0" t="0" r="0" b="1270"/>
+            <wp:docPr id="1577462626" name="Image 1"/>
+            <wp:cNvGraphicFramePr>
+              <a:graphicFrameLocks xmlns:a="http://schemas.openxmlformats.org/drawingml/2006/main" noChangeAspect="1"/>
+            </wp:cNvGraphicFramePr>
+            <a:graphic xmlns:a="http://schemas.openxmlformats.org/drawingml/2006/main">
+              <a:graphicData uri="http://schemas.openxmlformats.org/drawingml/2006/picture">
+                <pic:pic xmlns:pic="http://schemas.openxmlformats.org/drawingml/2006/picture">
+                  <pic:nvPicPr>
+                    <pic:cNvPr id="1577462626" name=""/>
+                    <pic:cNvPicPr/>
+                  </pic:nvPicPr>
+                  <pic:blipFill>
+                    <a:blip r:embed="rId19"/>
+                    <a:stretch>
+                      <a:fillRect/>
+                    </a:stretch>
+                  </pic:blipFill>
+                  <pic:spPr>
+                    <a:xfrm>
+                      <a:off x="0" y="0"/>
+                      <a:ext cx="5486400" cy="2475230"/>
+                    </a:xfrm>
+                    <a:prstGeom prst="rect">
+                      <a:avLst/>
+                    </a:prstGeom>
+                  </pic:spPr>
+                </pic:pic>
+              </a:graphicData>
+            </a:graphic>
+          </wp:inline>
+        </w:drawing>
+      </w:r>
     </w:p>
     <w:p>
       <w:pPr>
         <w:pStyle w:val="Titre2"/>
       </w:pPr>
-      <w:bookmarkStart w:id="26" w:name="_Toc237594611"/>
-      <w:r>
+      <w:bookmarkStart w:id="26" w:name="_Toc238221775"/>
+      <w:r>
+        <w:lastRenderedPageBreak/>
         <w:t>4.4 Analyse de l’incident</w:t>
       </w:r>
       <w:bookmarkEnd w:id="26"/>
@@ -8634,7 +8355,6 @@
         <w:spacing w:after="160" w:line="259" w:lineRule="auto"/>
       </w:pPr>
       <w:r>
-        <w:lastRenderedPageBreak/>
         <w:t>Surveiller l’évolution de la consommation CPU après intervention ;</w:t>
       </w:r>
     </w:p>
@@ -8667,7 +8387,7 @@
       <w:pPr>
         <w:pStyle w:val="Titre2"/>
       </w:pPr>
-      <w:bookmarkStart w:id="27" w:name="_Toc237594612"/>
+      <w:bookmarkStart w:id="27" w:name="_Toc238221776"/>
       <w:r>
         <w:t>4.5 Description et validation du correctif</w:t>
       </w:r>
@@ -8706,6 +8426,7 @@
         <w:spacing w:after="160" w:line="259" w:lineRule="auto"/>
       </w:pPr>
       <w:r>
+        <w:lastRenderedPageBreak/>
         <w:t>Retour de l’utilisation CPU sous le seuil défini ;</w:t>
       </w:r>
     </w:p>
@@ -8753,7 +8474,7 @@
       <w:pPr>
         <w:pStyle w:val="Titre1"/>
       </w:pPr>
-      <w:bookmarkStart w:id="28" w:name="_Toc237594613"/>
+      <w:bookmarkStart w:id="28" w:name="_Toc238221777"/>
       <w:r>
         <w:lastRenderedPageBreak/>
         <w:t>5. Gestion de crise et amélioration continue</w:t>
@@ -8764,7 +8485,7 @@
       <w:pPr>
         <w:pStyle w:val="Titre2"/>
       </w:pPr>
-      <w:bookmarkStart w:id="29" w:name="_Toc237594614"/>
+      <w:bookmarkStart w:id="29" w:name="_Toc238221778"/>
       <w:r>
         <w:t>5.1 Plan de communication de crise</w:t>
       </w:r>
@@ -9522,7 +9243,7 @@
       <w:pPr>
         <w:pStyle w:val="Titre2"/>
       </w:pPr>
-      <w:bookmarkStart w:id="30" w:name="_Toc237594615"/>
+      <w:bookmarkStart w:id="30" w:name="_Toc238221779"/>
       <w:r>
         <w:t>5.2 Analyse des performances et retours utilisateurs</w:t>
       </w:r>
@@ -9552,7 +9273,7 @@
       <w:pPr>
         <w:pStyle w:val="Titre2"/>
       </w:pPr>
-      <w:bookmarkStart w:id="31" w:name="_Toc237594616"/>
+      <w:bookmarkStart w:id="31" w:name="_Toc238221780"/>
       <w:r>
         <w:t>5.3 Axes d’amélioration du SI</w:t>
       </w:r>
@@ -9971,7 +9692,7 @@
       <w:pPr>
         <w:pStyle w:val="Titre2"/>
       </w:pPr>
-      <w:bookmarkStart w:id="32" w:name="_Toc237594617"/>
+      <w:bookmarkStart w:id="32" w:name="_Toc238221781"/>
       <w:r>
         <w:t>5.4 Politique de sensibilisation des utilisateurs</w:t>
       </w:r>
@@ -10438,17 +10159,13 @@
       <w:r>
         <w:t>Cette organisation permet de maintenir une sensibilisation régulière tout en adaptant les thèmes et les moyens aux responsabilités des différents utilisateurs du SI.</w:t>
       </w:r>
-      <w:r>
-        <w:br w:type="page"/>
-      </w:r>
     </w:p>
     <w:p>
       <w:pPr>
         <w:pStyle w:val="Titre1"/>
       </w:pPr>
-      <w:bookmarkStart w:id="33" w:name="_Toc237594618"/>
-      <w:r>
-        <w:lastRenderedPageBreak/>
+      <w:bookmarkStart w:id="33" w:name="_Toc238221782"/>
+      <w:r>
         <w:t>Conclusion</w:t>
       </w:r>
       <w:bookmarkEnd w:id="33"/>
@@ -10468,10 +10185,9 @@
         <w:t>Enfin, l’exploitation des métriques de supervision, des incidents et des retours utilisateurs permet d’inscrire le SI dans une démarche d’amélioration continue. Cette organisation complète les dispositifs de continuité d’activité et de sensibilisation afin de maintenir dans le temps un système d’information disponible, sécurisé et adapté aux besoins de Logistique et CIE.</w:t>
       </w:r>
     </w:p>
-    <w:p/>
     <w:p/>
     <w:sectPr>
-      <w:footerReference w:type="default" r:id="rId11"/>
+      <w:footerReference w:type="default" r:id="rId20"/>
       <w:pgSz w:w="12240" w:h="15840"/>
       <w:pgMar w:top="1440" w:right="1800" w:bottom="1440" w:left="1800" w:header="720" w:footer="720" w:gutter="0"/>
       <w:cols w:space="720"/>
@@ -10482,7 +10198,7 @@
 </file>
 
 <file path=word/endnotes.xml><?xml version="1.0" encoding="utf-8"?>
-<w:endnotes xmlns:wpc="http://schemas.microsoft.com/office/word/2010/wordprocessingCanvas" xmlns:cx="http://schemas.microsoft.com/office/drawing/2014/chartex" xmlns:cx1="http://schemas.microsoft.com/office/drawing/2015/9/8/chartex" xmlns:cx2="http://schemas.microsoft.com/office/drawing/2015/10/21/chartex" xmlns:cx3="http://schemas.microsoft.com/office/drawing/2016/5/9/chartex" xmlns:cx4="http://schemas.microsoft.com/office/drawing/2016/5/10/chartex" xmlns:cx5="http://schemas.microsoft.com/office/drawing/2016/5/11/chartex" xmlns:cx6="http://schemas.microsoft.com/office/drawing/2016/5/12/chartex" xmlns:cx7="http://schemas.microsoft.com/office/drawing/2016/5/13/chartex" xmlns:cx8="http://schemas.microsoft.com/office/drawing/2016/5/14/chartex" xmlns:mc="http://schemas.openxmlformats.org/markup-compatibility/2006" xmlns:aink="http://schemas.microsoft.com/office/drawing/2016/ink" xmlns:am3d="http://schemas.microsoft.com/office/drawing/2017/model3d" xmlns:o="urn:schemas-microsoft-com:office:office" xmlns:oel="http://schemas.microsoft.com/office/2019/extlst" xmlns:r="http://schemas.openxmlformats.org/officeDocument/2006/relationships" xmlns:m="http://schemas.openxmlformats.org/officeDocument/2006/math" xmlns:v="urn:schemas-microsoft-com:vml" xmlns:wp14="http://schemas.microsoft.com/office/word/2010/wordprocessingDrawing" xmlns:wp="http://schemas.openxmlformats.org/drawingml/2006/wordprocessingDrawing" xmlns:w10="urn:schemas-microsoft-com:office:word" xmlns:w="http://schemas.openxmlformats.org/wordprocessingml/2006/main" xmlns:w14="http://schemas.microsoft.com/office/word/2010/wordml" xmlns:w15="http://schemas.microsoft.com/office/word/2012/wordml" xmlns:w16cei="http://schemas.microsoft.com/office/word/2026/wordml/cei" xmlns:w16cex="http://schemas.microsoft.com/office/word/2018/wordml/cex" xmlns:w16cid="http://schemas.microsoft.com/office/word/2016/wordml/cid" xmlns:w16="http://schemas.microsoft.com/office/word/2018/wordml" xmlns:w16du="http://schemas.microsoft.com/office/word/2023/wordml/word16du" xmlns:w16sdtdh="http://schemas.microsoft.com/office/word/2020/wordml/sdtdatahash" xmlns:w16sdtfl="http://schemas.microsoft.com/office/word/2024/wordml/sdtformatlock" xmlns:w16se="http://schemas.microsoft.com/office/word/2015/wordml/symex" xmlns:wpg="http://schemas.microsoft.com/office/word/2010/wordprocessingGroup" xmlns:wpi="http://schemas.microsoft.com/office/word/2010/wordprocessingInk" xmlns:wne="http://schemas.microsoft.com/office/word/2006/wordml" xmlns:wps="http://schemas.microsoft.com/office/word/2010/wordprocessingShape" mc:Ignorable="w14 w15 w16se w16cid w16 w16cex w16sdtdh w16sdtfl w16du wp14">
+<w:endnotes xmlns:wpc="http://schemas.microsoft.com/office/word/2010/wordprocessingCanvas" xmlns:cx="http://schemas.microsoft.com/office/drawing/2014/chartex" xmlns:cx1="http://schemas.microsoft.com/office/drawing/2015/9/8/chartex" xmlns:cx2="http://schemas.microsoft.com/office/drawing/2015/10/21/chartex" xmlns:cx3="http://schemas.microsoft.com/office/drawing/2016/5/9/chartex" xmlns:cx4="http://schemas.microsoft.com/office/drawing/2016/5/10/chartex" xmlns:cx5="http://schemas.microsoft.com/office/drawing/2016/5/11/chartex" xmlns:cx6="http://schemas.microsoft.com/office/drawing/2016/5/12/chartex" xmlns:cx7="http://schemas.microsoft.com/office/drawing/2016/5/13/chartex" xmlns:cx8="http://schemas.microsoft.com/office/drawing/2016/5/14/chartex" xmlns:mc="http://schemas.openxmlformats.org/markup-compatibility/2006" xmlns:aink="http://schemas.microsoft.com/office/drawing/2016/ink" xmlns:am3d="http://schemas.microsoft.com/office/drawing/2017/model3d" xmlns:o="urn:schemas-microsoft-com:office:office" xmlns:oel="http://schemas.microsoft.com/office/2019/extlst" xmlns:r="http://schemas.openxmlformats.org/officeDocument/2006/relationships" xmlns:m="http://schemas.openxmlformats.org/officeDocument/2006/math" xmlns:v="urn:schemas-microsoft-com:vml" xmlns:wp14="http://schemas.microsoft.com/office/word/2010/wordprocessingDrawing" xmlns:wp="http://schemas.openxmlformats.org/drawingml/2006/wordprocessingDrawing" xmlns:w10="urn:schemas-microsoft-com:office:word" xmlns:w="http://schemas.openxmlformats.org/wordprocessingml/2006/main" xmlns:w14="http://schemas.microsoft.com/office/word/2010/wordml" xmlns:w15="http://schemas.microsoft.com/office/word/2012/wordml" xmlns:w16cex="http://schemas.microsoft.com/office/word/2018/wordml/cex" xmlns:w16cid="http://schemas.microsoft.com/office/word/2016/wordml/cid" xmlns:w16="http://schemas.microsoft.com/office/word/2018/wordml" xmlns:w16du="http://schemas.microsoft.com/office/word/2023/wordml/word16du" xmlns:w16sdtdh="http://schemas.microsoft.com/office/word/2020/wordml/sdtdatahash" xmlns:w16sdtfl="http://schemas.microsoft.com/office/word/2024/wordml/sdtformatlock" xmlns:w16se="http://schemas.microsoft.com/office/word/2015/wordml/symex" xmlns:wpg="http://schemas.microsoft.com/office/word/2010/wordprocessingGroup" xmlns:wpi="http://schemas.microsoft.com/office/word/2010/wordprocessingInk" xmlns:wne="http://schemas.microsoft.com/office/word/2006/wordml" xmlns:wps="http://schemas.microsoft.com/office/word/2010/wordprocessingShape" mc:Ignorable="w14 w15 w16se w16cid w16 w16cex w16sdtdh w16sdtfl w16du wp14">
   <w:endnote w:type="separator" w:id="-1">
     <w:p>
       <w:pPr>
@@ -10507,7 +10223,7 @@
 </file>
 
 <file path=word/footer1.xml><?xml version="1.0" encoding="utf-8"?>
-<w:ftr xmlns:wpc="http://schemas.microsoft.com/office/word/2010/wordprocessingCanvas" xmlns:cx="http://schemas.microsoft.com/office/drawing/2014/chartex" xmlns:cx1="http://schemas.microsoft.com/office/drawing/2015/9/8/chartex" xmlns:cx2="http://schemas.microsoft.com/office/drawing/2015/10/21/chartex" xmlns:cx3="http://schemas.microsoft.com/office/drawing/2016/5/9/chartex" xmlns:cx4="http://schemas.microsoft.com/office/drawing/2016/5/10/chartex" xmlns:cx5="http://schemas.microsoft.com/office/drawing/2016/5/11/chartex" xmlns:cx6="http://schemas.microsoft.com/office/drawing/2016/5/12/chartex" xmlns:cx7="http://schemas.microsoft.com/office/drawing/2016/5/13/chartex" xmlns:cx8="http://schemas.microsoft.com/office/drawing/2016/5/14/chartex" xmlns:mc="http://schemas.openxmlformats.org/markup-compatibility/2006" xmlns:aink="http://schemas.microsoft.com/office/drawing/2016/ink" xmlns:am3d="http://schemas.microsoft.com/office/drawing/2017/model3d" xmlns:o="urn:schemas-microsoft-com:office:office" xmlns:oel="http://schemas.microsoft.com/office/2019/extlst" xmlns:r="http://schemas.openxmlformats.org/officeDocument/2006/relationships" xmlns:m="http://schemas.openxmlformats.org/officeDocument/2006/math" xmlns:v="urn:schemas-microsoft-com:vml" xmlns:wp14="http://schemas.microsoft.com/office/word/2010/wordprocessingDrawing" xmlns:wp="http://schemas.openxmlformats.org/drawingml/2006/wordprocessingDrawing" xmlns:w10="urn:schemas-microsoft-com:office:word" xmlns:w="http://schemas.openxmlformats.org/wordprocessingml/2006/main" xmlns:w14="http://schemas.microsoft.com/office/word/2010/wordml" xmlns:w15="http://schemas.microsoft.com/office/word/2012/wordml" xmlns:w16cei="http://schemas.microsoft.com/office/word/2026/wordml/cei" xmlns:w16cex="http://schemas.microsoft.com/office/word/2018/wordml/cex" xmlns:w16cid="http://schemas.microsoft.com/office/word/2016/wordml/cid" xmlns:w16="http://schemas.microsoft.com/office/word/2018/wordml" xmlns:w16du="http://schemas.microsoft.com/office/word/2023/wordml/word16du" xmlns:w16sdtdh="http://schemas.microsoft.com/office/word/2020/wordml/sdtdatahash" xmlns:w16sdtfl="http://schemas.microsoft.com/office/word/2024/wordml/sdtformatlock" xmlns:w16se="http://schemas.microsoft.com/office/word/2015/wordml/symex" xmlns:wpg="http://schemas.microsoft.com/office/word/2010/wordprocessingGroup" xmlns:wpi="http://schemas.microsoft.com/office/word/2010/wordprocessingInk" xmlns:wne="http://schemas.microsoft.com/office/word/2006/wordml" xmlns:wps="http://schemas.microsoft.com/office/word/2010/wordprocessingShape" mc:Ignorable="w14 w15 w16se w16cid w16 w16cex w16sdtdh w16sdtfl w16du wp14">
+<w:ftr xmlns:wpc="http://schemas.microsoft.com/office/word/2010/wordprocessingCanvas" xmlns:cx="http://schemas.microsoft.com/office/drawing/2014/chartex" xmlns:cx1="http://schemas.microsoft.com/office/drawing/2015/9/8/chartex" xmlns:cx2="http://schemas.microsoft.com/office/drawing/2015/10/21/chartex" xmlns:cx3="http://schemas.microsoft.com/office/drawing/2016/5/9/chartex" xmlns:cx4="http://schemas.microsoft.com/office/drawing/2016/5/10/chartex" xmlns:cx5="http://schemas.microsoft.com/office/drawing/2016/5/11/chartex" xmlns:cx6="http://schemas.microsoft.com/office/drawing/2016/5/12/chartex" xmlns:cx7="http://schemas.microsoft.com/office/drawing/2016/5/13/chartex" xmlns:cx8="http://schemas.microsoft.com/office/drawing/2016/5/14/chartex" xmlns:mc="http://schemas.openxmlformats.org/markup-compatibility/2006" xmlns:aink="http://schemas.microsoft.com/office/drawing/2016/ink" xmlns:am3d="http://schemas.microsoft.com/office/drawing/2017/model3d" xmlns:o="urn:schemas-microsoft-com:office:office" xmlns:oel="http://schemas.microsoft.com/office/2019/extlst" xmlns:r="http://schemas.openxmlformats.org/officeDocument/2006/relationships" xmlns:m="http://schemas.openxmlformats.org/officeDocument/2006/math" xmlns:v="urn:schemas-microsoft-com:vml" xmlns:wp14="http://schemas.microsoft.com/office/word/2010/wordprocessingDrawing" xmlns:wp="http://schemas.openxmlformats.org/drawingml/2006/wordprocessingDrawing" xmlns:w10="urn:schemas-microsoft-com:office:word" xmlns:w="http://schemas.openxmlformats.org/wordprocessingml/2006/main" xmlns:w14="http://schemas.microsoft.com/office/word/2010/wordml" xmlns:w15="http://schemas.microsoft.com/office/word/2012/wordml" xmlns:w16cex="http://schemas.microsoft.com/office/word/2018/wordml/cex" xmlns:w16cid="http://schemas.microsoft.com/office/word/2016/wordml/cid" xmlns:w16="http://schemas.microsoft.com/office/word/2018/wordml" xmlns:w16du="http://schemas.microsoft.com/office/word/2023/wordml/word16du" xmlns:w16sdtdh="http://schemas.microsoft.com/office/word/2020/wordml/sdtdatahash" xmlns:w16sdtfl="http://schemas.microsoft.com/office/word/2024/wordml/sdtformatlock" xmlns:w16se="http://schemas.microsoft.com/office/word/2015/wordml/symex" xmlns:wpg="http://schemas.microsoft.com/office/word/2010/wordprocessingGroup" xmlns:wpi="http://schemas.microsoft.com/office/word/2010/wordprocessingInk" xmlns:wne="http://schemas.microsoft.com/office/word/2006/wordml" xmlns:wps="http://schemas.microsoft.com/office/word/2010/wordprocessingShape" mc:Ignorable="w14 w15 w16se w16cid w16 w16cex w16sdtdh w16sdtfl w16du wp14">
   <w:sdt>
     <w:sdtPr>
       <w:id w:val="-1837755311"/>
@@ -10555,7 +10271,7 @@
 </file>
 
 <file path=word/footnotes.xml><?xml version="1.0" encoding="utf-8"?>
-<w:footnotes xmlns:wpc="http://schemas.microsoft.com/office/word/2010/wordprocessingCanvas" xmlns:cx="http://schemas.microsoft.com/office/drawing/2014/chartex" xmlns:cx1="http://schemas.microsoft.com/office/drawing/2015/9/8/chartex" xmlns:cx2="http://schemas.microsoft.com/office/drawing/2015/10/21/chartex" xmlns:cx3="http://schemas.microsoft.com/office/drawing/2016/5/9/chartex" xmlns:cx4="http://schemas.microsoft.com/office/drawing/2016/5/10/chartex" xmlns:cx5="http://schemas.microsoft.com/office/drawing/2016/5/11/chartex" xmlns:cx6="http://schemas.microsoft.com/office/drawing/2016/5/12/chartex" xmlns:cx7="http://schemas.microsoft.com/office/drawing/2016/5/13/chartex" xmlns:cx8="http://schemas.microsoft.com/office/drawing/2016/5/14/chartex" xmlns:mc="http://schemas.openxmlformats.org/markup-compatibility/2006" xmlns:aink="http://schemas.microsoft.com/office/drawing/2016/ink" xmlns:am3d="http://schemas.microsoft.com/office/drawing/2017/model3d" xmlns:o="urn:schemas-microsoft-com:office:office" xmlns:oel="http://schemas.microsoft.com/office/2019/extlst" xmlns:r="http://schemas.openxmlformats.org/officeDocument/2006/relationships" xmlns:m="http://schemas.openxmlformats.org/officeDocument/2006/math" xmlns:v="urn:schemas-microsoft-com:vml" xmlns:wp14="http://schemas.microsoft.com/office/word/2010/wordprocessingDrawing" xmlns:wp="http://schemas.openxmlformats.org/drawingml/2006/wordprocessingDrawing" xmlns:w10="urn:schemas-microsoft-com:office:word" xmlns:w="http://schemas.openxmlformats.org/wordprocessingml/2006/main" xmlns:w14="http://schemas.microsoft.com/office/word/2010/wordml" xmlns:w15="http://schemas.microsoft.com/office/word/2012/wordml" xmlns:w16cei="http://schemas.microsoft.com/office/word/2026/wordml/cei" xmlns:w16cex="http://schemas.microsoft.com/office/word/2018/wordml/cex" xmlns:w16cid="http://schemas.microsoft.com/office/word/2016/wordml/cid" xmlns:w16="http://schemas.microsoft.com/office/word/2018/wordml" xmlns:w16du="http://schemas.microsoft.com/office/word/2023/wordml/word16du" xmlns:w16sdtdh="http://schemas.microsoft.com/office/word/2020/wordml/sdtdatahash" xmlns:w16sdtfl="http://schemas.microsoft.com/office/word/2024/wordml/sdtformatlock" xmlns:w16se="http://schemas.microsoft.com/office/word/2015/wordml/symex" xmlns:wpg="http://schemas.microsoft.com/office/word/2010/wordprocessingGroup" xmlns:wpi="http://schemas.microsoft.com/office/word/2010/wordprocessingInk" xmlns:wne="http://schemas.microsoft.com/office/word/2006/wordml" xmlns:wps="http://schemas.microsoft.com/office/word/2010/wordprocessingShape" mc:Ignorable="w14 w15 w16se w16cid w16 w16cex w16sdtdh w16sdtfl w16du wp14">
+<w:footnotes xmlns:wpc="http://schemas.microsoft.com/office/word/2010/wordprocessingCanvas" xmlns:cx="http://schemas.microsoft.com/office/drawing/2014/chartex" xmlns:cx1="http://schemas.microsoft.com/office/drawing/2015/9/8/chartex" xmlns:cx2="http://schemas.microsoft.com/office/drawing/2015/10/21/chartex" xmlns:cx3="http://schemas.microsoft.com/office/drawing/2016/5/9/chartex" xmlns:cx4="http://schemas.microsoft.com/office/drawing/2016/5/10/chartex" xmlns:cx5="http://schemas.microsoft.com/office/drawing/2016/5/11/chartex" xmlns:cx6="http://schemas.microsoft.com/office/drawing/2016/5/12/chartex" xmlns:cx7="http://schemas.microsoft.com/office/drawing/2016/5/13/chartex" xmlns:cx8="http://schemas.microsoft.com/office/drawing/2016/5/14/chartex" xmlns:mc="http://schemas.openxmlformats.org/markup-compatibility/2006" xmlns:aink="http://schemas.microsoft.com/office/drawing/2016/ink" xmlns:am3d="http://schemas.microsoft.com/office/drawing/2017/model3d" xmlns:o="urn:schemas-microsoft-com:office:office" xmlns:oel="http://schemas.microsoft.com/office/2019/extlst" xmlns:r="http://schemas.openxmlformats.org/officeDocument/2006/relationships" xmlns:m="http://schemas.openxmlformats.org/officeDocument/2006/math" xmlns:v="urn:schemas-microsoft-com:vml" xmlns:wp14="http://schemas.microsoft.com/office/word/2010/wordprocessingDrawing" xmlns:wp="http://schemas.openxmlformats.org/drawingml/2006/wordprocessingDrawing" xmlns:w10="urn:schemas-microsoft-com:office:word" xmlns:w="http://schemas.openxmlformats.org/wordprocessingml/2006/main" xmlns:w14="http://schemas.microsoft.com/office/word/2010/wordml" xmlns:w15="http://schemas.microsoft.com/office/word/2012/wordml" xmlns:w16cex="http://schemas.microsoft.com/office/word/2018/wordml/cex" xmlns:w16cid="http://schemas.microsoft.com/office/word/2016/wordml/cid" xmlns:w16="http://schemas.microsoft.com/office/word/2018/wordml" xmlns:w16du="http://schemas.microsoft.com/office/word/2023/wordml/word16du" xmlns:w16sdtdh="http://schemas.microsoft.com/office/word/2020/wordml/sdtdatahash" xmlns:w16sdtfl="http://schemas.microsoft.com/office/word/2024/wordml/sdtformatlock" xmlns:w16se="http://schemas.microsoft.com/office/word/2015/wordml/symex" xmlns:wpg="http://schemas.microsoft.com/office/word/2010/wordprocessingGroup" xmlns:wpi="http://schemas.microsoft.com/office/word/2010/wordprocessingInk" xmlns:wne="http://schemas.microsoft.com/office/word/2006/wordml" xmlns:wps="http://schemas.microsoft.com/office/word/2010/wordprocessingShape" mc:Ignorable="w14 w15 w16se w16cid w16 w16cex w16sdtdh w16sdtfl w16du wp14">
   <w:footnote w:type="separator" w:id="-1">
     <w:p>
       <w:pPr>
@@ -10580,7 +10296,7 @@
 </file>
 
 <file path=word/numbering.xml><?xml version="1.0" encoding="utf-8"?>
-<w:numbering xmlns:wpc="http://schemas.microsoft.com/office/word/2010/wordprocessingCanvas" xmlns:cx="http://schemas.microsoft.com/office/drawing/2014/chartex" xmlns:cx1="http://schemas.microsoft.com/office/drawing/2015/9/8/chartex" xmlns:cx2="http://schemas.microsoft.com/office/drawing/2015/10/21/chartex" xmlns:cx3="http://schemas.microsoft.com/office/drawing/2016/5/9/chartex" xmlns:cx4="http://schemas.microsoft.com/office/drawing/2016/5/10/chartex" xmlns:cx5="http://schemas.microsoft.com/office/drawing/2016/5/11/chartex" xmlns:cx6="http://schemas.microsoft.com/office/drawing/2016/5/12/chartex" xmlns:cx7="http://schemas.microsoft.com/office/drawing/2016/5/13/chartex" xmlns:cx8="http://schemas.microsoft.com/office/drawing/2016/5/14/chartex" xmlns:mc="http://schemas.openxmlformats.org/markup-compatibility/2006" xmlns:aink="http://schemas.microsoft.com/office/drawing/2016/ink" xmlns:am3d="http://schemas.microsoft.com/office/drawing/2017/model3d" xmlns:o="urn:schemas-microsoft-com:office:office" xmlns:oel="http://schemas.microsoft.com/office/2019/extlst" xmlns:r="http://schemas.openxmlformats.org/officeDocument/2006/relationships" xmlns:m="http://schemas.openxmlformats.org/officeDocument/2006/math" xmlns:v="urn:schemas-microsoft-com:vml" xmlns:wp14="http://schemas.microsoft.com/office/word/2010/wordprocessingDrawing" xmlns:wp="http://schemas.openxmlformats.org/drawingml/2006/wordprocessingDrawing" xmlns:w10="urn:schemas-microsoft-com:office:word" xmlns:w="http://schemas.openxmlformats.org/wordprocessingml/2006/main" xmlns:w14="http://schemas.microsoft.com/office/word/2010/wordml" xmlns:w15="http://schemas.microsoft.com/office/word/2012/wordml" xmlns:w16cei="http://schemas.microsoft.com/office/word/2026/wordml/cei" xmlns:w16cex="http://schemas.microsoft.com/office/word/2018/wordml/cex" xmlns:w16cid="http://schemas.microsoft.com/office/word/2016/wordml/cid" xmlns:w16="http://schemas.microsoft.com/office/word/2018/wordml" xmlns:w16du="http://schemas.microsoft.com/office/word/2023/wordml/word16du" xmlns:w16sdtdh="http://schemas.microsoft.com/office/word/2020/wordml/sdtdatahash" xmlns:w16sdtfl="http://schemas.microsoft.com/office/word/2024/wordml/sdtformatlock" xmlns:w16se="http://schemas.microsoft.com/office/word/2015/wordml/symex" xmlns:wpg="http://schemas.microsoft.com/office/word/2010/wordprocessingGroup" xmlns:wpi="http://schemas.microsoft.com/office/word/2010/wordprocessingInk" xmlns:wne="http://schemas.microsoft.com/office/word/2006/wordml" xmlns:wps="http://schemas.microsoft.com/office/word/2010/wordprocessingShape" mc:Ignorable="w14 w15 w16se w16cid w16 w16cex w16sdtdh w16sdtfl w16du wp14">
+<w:numbering xmlns:wpc="http://schemas.microsoft.com/office/word/2010/wordprocessingCanvas" xmlns:cx="http://schemas.microsoft.com/office/drawing/2014/chartex" xmlns:cx1="http://schemas.microsoft.com/office/drawing/2015/9/8/chartex" xmlns:cx2="http://schemas.microsoft.com/office/drawing/2015/10/21/chartex" xmlns:cx3="http://schemas.microsoft.com/office/drawing/2016/5/9/chartex" xmlns:cx4="http://schemas.microsoft.com/office/drawing/2016/5/10/chartex" xmlns:cx5="http://schemas.microsoft.com/office/drawing/2016/5/11/chartex" xmlns:cx6="http://schemas.microsoft.com/office/drawing/2016/5/12/chartex" xmlns:cx7="http://schemas.microsoft.com/office/drawing/2016/5/13/chartex" xmlns:cx8="http://schemas.microsoft.com/office/drawing/2016/5/14/chartex" xmlns:mc="http://schemas.openxmlformats.org/markup-compatibility/2006" xmlns:aink="http://schemas.microsoft.com/office/drawing/2016/ink" xmlns:am3d="http://schemas.microsoft.com/office/drawing/2017/model3d" xmlns:o="urn:schemas-microsoft-com:office:office" xmlns:oel="http://schemas.microsoft.com/office/2019/extlst" xmlns:r="http://schemas.openxmlformats.org/officeDocument/2006/relationships" xmlns:m="http://schemas.openxmlformats.org/officeDocument/2006/math" xmlns:v="urn:schemas-microsoft-com:vml" xmlns:wp14="http://schemas.microsoft.com/office/word/2010/wordprocessingDrawing" xmlns:wp="http://schemas.openxmlformats.org/drawingml/2006/wordprocessingDrawing" xmlns:w10="urn:schemas-microsoft-com:office:word" xmlns:w="http://schemas.openxmlformats.org/wordprocessingml/2006/main" xmlns:w14="http://schemas.microsoft.com/office/word/2010/wordml" xmlns:w15="http://schemas.microsoft.com/office/word/2012/wordml" xmlns:w16cex="http://schemas.microsoft.com/office/word/2018/wordml/cex" xmlns:w16cid="http://schemas.microsoft.com/office/word/2016/wordml/cid" xmlns:w16="http://schemas.microsoft.com/office/word/2018/wordml" xmlns:w16du="http://schemas.microsoft.com/office/word/2023/wordml/word16du" xmlns:w16sdtdh="http://schemas.microsoft.com/office/word/2020/wordml/sdtdatahash" xmlns:w16sdtfl="http://schemas.microsoft.com/office/word/2024/wordml/sdtformatlock" xmlns:w16se="http://schemas.microsoft.com/office/word/2015/wordml/symex" xmlns:wpg="http://schemas.microsoft.com/office/word/2010/wordprocessingGroup" xmlns:wpi="http://schemas.microsoft.com/office/word/2010/wordprocessingInk" xmlns:wne="http://schemas.microsoft.com/office/word/2006/wordml" xmlns:wps="http://schemas.microsoft.com/office/word/2010/wordprocessingShape" mc:Ignorable="w14 w15 w16se w16cid w16 w16cex w16sdtdh w16sdtfl w16du wp14">
   <w:abstractNum w:abstractNumId="0" w15:restartNumberingAfterBreak="0">
     <w:nsid w:val="02703CE8"/>
     <w:multiLevelType w:val="multilevel"/>
@@ -13780,6 +13496,7 @@
   <w:style w:type="character" w:default="1" w:styleId="Policepardfaut">
     <w:name w:val="Default Paragraph Font"/>
     <w:uiPriority w:val="1"/>
+    <w:semiHidden/>
     <w:unhideWhenUsed/>
   </w:style>
   <w:style w:type="table" w:default="1" w:styleId="TableauNormal">
@@ -14515,6 +14232,23 @@
 </file>
 
 <file path=customXml/item1.xml><?xml version="1.0" encoding="utf-8"?>
+<p:properties xmlns:p="http://schemas.microsoft.com/office/2006/metadata/properties" xmlns:xsi="http://www.w3.org/2001/XMLSchema-instance" xmlns:pc="http://schemas.microsoft.com/office/infopath/2007/PartnerControls">
+  <documentManagement>
+    <_activity xmlns="5b83e578-d17d-42c1-bbfa-82168b29df75" xsi:nil="true"/>
+  </documentManagement>
+</p:properties>
+</file>
+
+<file path=customXml/item2.xml><?xml version="1.0" encoding="utf-8"?>
+<?mso-contentType ?>
+<FormTemplates xmlns="http://schemas.microsoft.com/sharepoint/v3/contenttype/forms">
+  <Display>DocumentLibraryForm</Display>
+  <Edit>DocumentLibraryForm</Edit>
+  <New>DocumentLibraryForm</New>
+</FormTemplates>
+</file>
+
+<file path=customXml/item3.xml><?xml version="1.0" encoding="utf-8"?>
 <ct:contentTypeSchema xmlns:ct="http://schemas.microsoft.com/office/2006/metadata/contentType" xmlns:ma="http://schemas.microsoft.com/office/2006/metadata/properties/metaAttributes" ct:_="" ma:_="" ma:contentTypeName="Document" ma:contentTypeID="0x01010006B834183EDB914BB08954C8DD43EAB8" ma:contentTypeVersion="12" ma:contentTypeDescription="Crée un document." ma:contentTypeScope="" ma:versionID="d6da123db1e3b9d0aedb8f2b3b13d29c">
   <xsd:schema xmlns:xsd="http://www.w3.org/2001/XMLSchema" xmlns:xs="http://www.w3.org/2001/XMLSchema" xmlns:p="http://schemas.microsoft.com/office/2006/metadata/properties" xmlns:ns3="5b83e578-d17d-42c1-bbfa-82168b29df75" xmlns:ns4="fe5b55c2-e991-4fa2-9462-3c96ad29ee96" targetNamespace="http://schemas.microsoft.com/office/2006/metadata/properties" ma:root="true" ma:fieldsID="f2f8a7fb4b8a9007b5869de2030b1185" ns3:_="" ns4:_="">
     <xsd:import namespace="5b83e578-d17d-42c1-bbfa-82168b29df75"/>
@@ -14729,28 +14463,29 @@
 </ct:contentTypeSchema>
 </file>
 
-<file path=customXml/item2.xml><?xml version="1.0" encoding="utf-8"?>
-<?mso-contentType ?>
-<FormTemplates xmlns="http://schemas.microsoft.com/sharepoint/v3/contenttype/forms">
-  <Display>DocumentLibraryForm</Display>
-  <Edit>DocumentLibraryForm</Edit>
-  <New>DocumentLibraryForm</New>
-</FormTemplates>
-</file>
-
-<file path=customXml/item3.xml><?xml version="1.0" encoding="utf-8"?>
-<p:properties xmlns:p="http://schemas.microsoft.com/office/2006/metadata/properties" xmlns:xsi="http://www.w3.org/2001/XMLSchema-instance" xmlns:pc="http://schemas.microsoft.com/office/infopath/2007/PartnerControls">
-  <documentManagement>
-    <_activity xmlns="5b83e578-d17d-42c1-bbfa-82168b29df75" xsi:nil="true"/>
-  </documentManagement>
-</p:properties>
-</file>
-
 <file path=customXml/item4.xml><?xml version="1.0" encoding="utf-8"?>
 <b:Sources xmlns:b="http://schemas.openxmlformats.org/officeDocument/2006/bibliography" xmlns="http://schemas.openxmlformats.org/officeDocument/2006/bibliography" SelectedStyle="\APASixthEditionOfficeOnline.xsl" StyleName="APA" Version="6"/>
 </file>
 
 <file path=customXml/itemProps1.xml><?xml version="1.0" encoding="utf-8"?>
+<ds:datastoreItem xmlns:ds="http://schemas.openxmlformats.org/officeDocument/2006/customXml" ds:itemID="{8E0E0CA7-E4D8-4796-A1D8-AC02448CB5EB}">
+  <ds:schemaRefs>
+    <ds:schemaRef ds:uri="http://schemas.microsoft.com/office/2006/metadata/properties"/>
+    <ds:schemaRef ds:uri="http://schemas.microsoft.com/office/infopath/2007/PartnerControls"/>
+    <ds:schemaRef ds:uri="5b83e578-d17d-42c1-bbfa-82168b29df75"/>
+  </ds:schemaRefs>
+</ds:datastoreItem>
+</file>
+
+<file path=customXml/itemProps2.xml><?xml version="1.0" encoding="utf-8"?>
+<ds:datastoreItem xmlns:ds="http://schemas.openxmlformats.org/officeDocument/2006/customXml" ds:itemID="{834741B4-581F-4A31-84F4-B955FF5AEE9F}">
+  <ds:schemaRefs>
+    <ds:schemaRef ds:uri="http://schemas.microsoft.com/sharepoint/v3/contenttype/forms"/>
+  </ds:schemaRefs>
+</ds:datastoreItem>
+</file>
+
+<file path=customXml/itemProps3.xml><?xml version="1.0" encoding="utf-8"?>
 <ds:datastoreItem xmlns:ds="http://schemas.openxmlformats.org/officeDocument/2006/customXml" ds:itemID="{98AE95D1-CB13-48C6-BD0F-CFA4A79C8882}">
   <ds:schemaRefs>
     <ds:schemaRef ds:uri="http://schemas.microsoft.com/office/2006/metadata/contentType"/>
@@ -14769,24 +14504,6 @@
 </ds:datastoreItem>
 </file>
 
-<file path=customXml/itemProps2.xml><?xml version="1.0" encoding="utf-8"?>
-<ds:datastoreItem xmlns:ds="http://schemas.openxmlformats.org/officeDocument/2006/customXml" ds:itemID="{834741B4-581F-4A31-84F4-B955FF5AEE9F}">
-  <ds:schemaRefs>
-    <ds:schemaRef ds:uri="http://schemas.microsoft.com/sharepoint/v3/contenttype/forms"/>
-  </ds:schemaRefs>
-</ds:datastoreItem>
-</file>
-
-<file path=customXml/itemProps3.xml><?xml version="1.0" encoding="utf-8"?>
-<ds:datastoreItem xmlns:ds="http://schemas.openxmlformats.org/officeDocument/2006/customXml" ds:itemID="{8E0E0CA7-E4D8-4796-A1D8-AC02448CB5EB}">
-  <ds:schemaRefs>
-    <ds:schemaRef ds:uri="http://schemas.microsoft.com/office/2006/metadata/properties"/>
-    <ds:schemaRef ds:uri="http://schemas.microsoft.com/office/infopath/2007/PartnerControls"/>
-    <ds:schemaRef ds:uri="5b83e578-d17d-42c1-bbfa-82168b29df75"/>
-  </ds:schemaRefs>
-</ds:datastoreItem>
-</file>
-
 <file path=customXml/itemProps4.xml><?xml version="1.0" encoding="utf-8"?>
 <ds:datastoreItem xmlns:ds="http://schemas.openxmlformats.org/officeDocument/2006/customXml" ds:itemID="{76026148-B3B7-41CB-BA68-D15BFB8014B7}">
   <ds:schemaRefs>

--- a/Rendu/Bloc3/Bloc 3 – Maintenir en condition opérationnelle le SI.docx
+++ b/Rendu/Bloc3/Bloc 3 – Maintenir en condition opérationnelle le SI.docx
@@ -199,7 +199,7 @@
           <w:r>
             <w:fldChar w:fldCharType="separate"/>
           </w:r>
-          <w:hyperlink w:anchor="_Toc237594580" w:history="1">
+          <w:hyperlink w:anchor="_Toc237682460" w:history="1">
             <w:r>
               <w:rPr>
                 <w:rStyle w:val="Lienhypertexte"/>
@@ -226,7 +226,7 @@
                 <w:noProof/>
                 <w:webHidden/>
               </w:rPr>
-              <w:instrText xml:space="preserve"> PAGEREF _Toc237594580 \h </w:instrText>
+              <w:instrText xml:space="preserve"> PAGEREF _Toc237682460 \h </w:instrText>
             </w:r>
             <w:r>
               <w:rPr>
@@ -272,7 +272,7 @@
               <w14:ligatures w14:val="standardContextual"/>
             </w:rPr>
           </w:pPr>
-          <w:hyperlink w:anchor="_Toc237594581" w:history="1">
+          <w:hyperlink w:anchor="_Toc237682461" w:history="1">
             <w:r>
               <w:rPr>
                 <w:rStyle w:val="Lienhypertexte"/>
@@ -299,7 +299,7 @@
                 <w:noProof/>
                 <w:webHidden/>
               </w:rPr>
-              <w:instrText xml:space="preserve"> PAGEREF _Toc237594581 \h </w:instrText>
+              <w:instrText xml:space="preserve"> PAGEREF _Toc237682461 \h </w:instrText>
             </w:r>
             <w:r>
               <w:rPr>
@@ -345,7 +345,7 @@
               <w14:ligatures w14:val="standardContextual"/>
             </w:rPr>
           </w:pPr>
-          <w:hyperlink w:anchor="_Toc237594582" w:history="1">
+          <w:hyperlink w:anchor="_Toc237682462" w:history="1">
             <w:r>
               <w:rPr>
                 <w:rStyle w:val="Lienhypertexte"/>
@@ -372,7 +372,7 @@
                 <w:noProof/>
                 <w:webHidden/>
               </w:rPr>
-              <w:instrText xml:space="preserve"> PAGEREF _Toc237594582 \h </w:instrText>
+              <w:instrText xml:space="preserve"> PAGEREF _Toc237682462 \h </w:instrText>
             </w:r>
             <w:r>
               <w:rPr>
@@ -418,7 +418,7 @@
               <w14:ligatures w14:val="standardContextual"/>
             </w:rPr>
           </w:pPr>
-          <w:hyperlink w:anchor="_Toc237594583" w:history="1">
+          <w:hyperlink w:anchor="_Toc237682463" w:history="1">
             <w:r>
               <w:rPr>
                 <w:rStyle w:val="Lienhypertexte"/>
@@ -445,7 +445,7 @@
                 <w:noProof/>
                 <w:webHidden/>
               </w:rPr>
-              <w:instrText xml:space="preserve"> PAGEREF _Toc237594583 \h </w:instrText>
+              <w:instrText xml:space="preserve"> PAGEREF _Toc237682463 \h </w:instrText>
             </w:r>
             <w:r>
               <w:rPr>
@@ -491,7 +491,7 @@
               <w14:ligatures w14:val="standardContextual"/>
             </w:rPr>
           </w:pPr>
-          <w:hyperlink w:anchor="_Toc237594584" w:history="1">
+          <w:hyperlink w:anchor="_Toc237682464" w:history="1">
             <w:r>
               <w:rPr>
                 <w:rStyle w:val="Lienhypertexte"/>
@@ -518,7 +518,7 @@
                 <w:noProof/>
                 <w:webHidden/>
               </w:rPr>
-              <w:instrText xml:space="preserve"> PAGEREF _Toc237594584 \h </w:instrText>
+              <w:instrText xml:space="preserve"> PAGEREF _Toc237682464 \h </w:instrText>
             </w:r>
             <w:r>
               <w:rPr>
@@ -538,7 +538,7 @@
                 <w:noProof/>
                 <w:webHidden/>
               </w:rPr>
-              <w:t>7</w:t>
+              <w:t>6</w:t>
             </w:r>
             <w:r>
               <w:rPr>
@@ -564,7 +564,7 @@
               <w14:ligatures w14:val="standardContextual"/>
             </w:rPr>
           </w:pPr>
-          <w:hyperlink w:anchor="_Toc237594585" w:history="1">
+          <w:hyperlink w:anchor="_Toc237682465" w:history="1">
             <w:r>
               <w:rPr>
                 <w:rStyle w:val="Lienhypertexte"/>
@@ -591,7 +591,7 @@
                 <w:noProof/>
                 <w:webHidden/>
               </w:rPr>
-              <w:instrText xml:space="preserve"> PAGEREF _Toc237594585 \h </w:instrText>
+              <w:instrText xml:space="preserve"> PAGEREF _Toc237682465 \h </w:instrText>
             </w:r>
             <w:r>
               <w:rPr>
@@ -611,7 +611,7 @@
                 <w:noProof/>
                 <w:webHidden/>
               </w:rPr>
-              <w:t>9</w:t>
+              <w:t>8</w:t>
             </w:r>
             <w:r>
               <w:rPr>
@@ -637,7 +637,7 @@
               <w14:ligatures w14:val="standardContextual"/>
             </w:rPr>
           </w:pPr>
-          <w:hyperlink w:anchor="_Toc237594586" w:history="1">
+          <w:hyperlink w:anchor="_Toc237682466" w:history="1">
             <w:r>
               <w:rPr>
                 <w:rStyle w:val="Lienhypertexte"/>
@@ -664,7 +664,7 @@
                 <w:noProof/>
                 <w:webHidden/>
               </w:rPr>
-              <w:instrText xml:space="preserve"> PAGEREF _Toc237594586 \h </w:instrText>
+              <w:instrText xml:space="preserve"> PAGEREF _Toc237682466 \h </w:instrText>
             </w:r>
             <w:r>
               <w:rPr>
@@ -684,7 +684,7 @@
                 <w:noProof/>
                 <w:webHidden/>
               </w:rPr>
-              <w:t>9</w:t>
+              <w:t>8</w:t>
             </w:r>
             <w:r>
               <w:rPr>
@@ -710,7 +710,7 @@
               <w14:ligatures w14:val="standardContextual"/>
             </w:rPr>
           </w:pPr>
-          <w:hyperlink w:anchor="_Toc237594587" w:history="1">
+          <w:hyperlink w:anchor="_Toc237682467" w:history="1">
             <w:r>
               <w:rPr>
                 <w:rStyle w:val="Lienhypertexte"/>
@@ -737,7 +737,7 @@
                 <w:noProof/>
                 <w:webHidden/>
               </w:rPr>
-              <w:instrText xml:space="preserve"> PAGEREF _Toc237594587 \h </w:instrText>
+              <w:instrText xml:space="preserve"> PAGEREF _Toc237682467 \h </w:instrText>
             </w:r>
             <w:r>
               <w:rPr>
@@ -757,7 +757,7 @@
                 <w:noProof/>
                 <w:webHidden/>
               </w:rPr>
-              <w:t>10</w:t>
+              <w:t>8</w:t>
             </w:r>
             <w:r>
               <w:rPr>
@@ -783,7 +783,7 @@
               <w14:ligatures w14:val="standardContextual"/>
             </w:rPr>
           </w:pPr>
-          <w:hyperlink w:anchor="_Toc237594588" w:history="1">
+          <w:hyperlink w:anchor="_Toc237682468" w:history="1">
             <w:r>
               <w:rPr>
                 <w:rStyle w:val="Lienhypertexte"/>
@@ -810,7 +810,7 @@
                 <w:noProof/>
                 <w:webHidden/>
               </w:rPr>
-              <w:instrText xml:space="preserve"> PAGEREF _Toc237594588 \h </w:instrText>
+              <w:instrText xml:space="preserve"> PAGEREF _Toc237682468 \h </w:instrText>
             </w:r>
             <w:r>
               <w:rPr>
@@ -830,7 +830,7 @@
                 <w:noProof/>
                 <w:webHidden/>
               </w:rPr>
-              <w:t>11</w:t>
+              <w:t>9</w:t>
             </w:r>
             <w:r>
               <w:rPr>
@@ -856,7 +856,7 @@
               <w14:ligatures w14:val="standardContextual"/>
             </w:rPr>
           </w:pPr>
-          <w:hyperlink w:anchor="_Toc237594589" w:history="1">
+          <w:hyperlink w:anchor="_Toc237682469" w:history="1">
             <w:r>
               <w:rPr>
                 <w:rStyle w:val="Lienhypertexte"/>
@@ -883,7 +883,7 @@
                 <w:noProof/>
                 <w:webHidden/>
               </w:rPr>
-              <w:instrText xml:space="preserve"> PAGEREF _Toc237594589 \h </w:instrText>
+              <w:instrText xml:space="preserve"> PAGEREF _Toc237682469 \h </w:instrText>
             </w:r>
             <w:r>
               <w:rPr>
@@ -903,7 +903,7 @@
                 <w:noProof/>
                 <w:webHidden/>
               </w:rPr>
-              <w:t>11</w:t>
+              <w:t>9</w:t>
             </w:r>
             <w:r>
               <w:rPr>
@@ -929,7 +929,7 @@
               <w14:ligatures w14:val="standardContextual"/>
             </w:rPr>
           </w:pPr>
-          <w:hyperlink w:anchor="_Toc237594590" w:history="1">
+          <w:hyperlink w:anchor="_Toc237682470" w:history="1">
             <w:r>
               <w:rPr>
                 <w:rStyle w:val="Lienhypertexte"/>
@@ -956,7 +956,7 @@
                 <w:noProof/>
                 <w:webHidden/>
               </w:rPr>
-              <w:instrText xml:space="preserve"> PAGEREF _Toc237594590 \h </w:instrText>
+              <w:instrText xml:space="preserve"> PAGEREF _Toc237682470 \h </w:instrText>
             </w:r>
             <w:r>
               <w:rPr>
@@ -976,7 +976,7 @@
                 <w:noProof/>
                 <w:webHidden/>
               </w:rPr>
-              <w:t>12</w:t>
+              <w:t>10</w:t>
             </w:r>
             <w:r>
               <w:rPr>
@@ -1002,7 +1002,7 @@
               <w14:ligatures w14:val="standardContextual"/>
             </w:rPr>
           </w:pPr>
-          <w:hyperlink w:anchor="_Toc237594591" w:history="1">
+          <w:hyperlink w:anchor="_Toc237682471" w:history="1">
             <w:r>
               <w:rPr>
                 <w:rStyle w:val="Lienhypertexte"/>
@@ -1029,7 +1029,7 @@
                 <w:noProof/>
                 <w:webHidden/>
               </w:rPr>
-              <w:instrText xml:space="preserve"> PAGEREF _Toc237594591 \h </w:instrText>
+              <w:instrText xml:space="preserve"> PAGEREF _Toc237682471 \h </w:instrText>
             </w:r>
             <w:r>
               <w:rPr>
@@ -1049,7 +1049,7 @@
                 <w:noProof/>
                 <w:webHidden/>
               </w:rPr>
-              <w:t>12</w:t>
+              <w:t>10</w:t>
             </w:r>
             <w:r>
               <w:rPr>
@@ -1075,7 +1075,7 @@
               <w14:ligatures w14:val="standardContextual"/>
             </w:rPr>
           </w:pPr>
-          <w:hyperlink w:anchor="_Toc237594592" w:history="1">
+          <w:hyperlink w:anchor="_Toc237682472" w:history="1">
             <w:r>
               <w:rPr>
                 <w:rStyle w:val="Lienhypertexte"/>
@@ -1102,7 +1102,7 @@
                 <w:noProof/>
                 <w:webHidden/>
               </w:rPr>
-              <w:instrText xml:space="preserve"> PAGEREF _Toc237594592 \h </w:instrText>
+              <w:instrText xml:space="preserve"> PAGEREF _Toc237682472 \h </w:instrText>
             </w:r>
             <w:r>
               <w:rPr>
@@ -1122,7 +1122,80 @@
                 <w:noProof/>
                 <w:webHidden/>
               </w:rPr>
-              <w:t>13</w:t>
+              <w:t>11</w:t>
+            </w:r>
+            <w:r>
+              <w:rPr>
+                <w:noProof/>
+                <w:webHidden/>
+              </w:rPr>
+              <w:fldChar w:fldCharType="end"/>
+            </w:r>
+          </w:hyperlink>
+        </w:p>
+        <w:p>
+          <w:pPr>
+            <w:pStyle w:val="TM2"/>
+            <w:tabs>
+              <w:tab w:val="right" w:leader="dot" w:pos="8630"/>
+            </w:tabs>
+            <w:rPr>
+              <w:rFonts w:asciiTheme="minorHAnsi" w:hAnsiTheme="minorHAnsi"/>
+              <w:noProof/>
+              <w:kern w:val="2"/>
+              <w:szCs w:val="24"/>
+              <w:lang w:eastAsia="fr-FR"/>
+              <w14:ligatures w14:val="standardContextual"/>
+            </w:rPr>
+          </w:pPr>
+          <w:hyperlink w:anchor="_Toc237682473" w:history="1">
+            <w:r>
+              <w:rPr>
+                <w:rStyle w:val="Lienhypertexte"/>
+                <w:noProof/>
+              </w:rPr>
+              <w:t>2.4 Configuration des outils de maintenance</w:t>
+            </w:r>
+            <w:r>
+              <w:rPr>
+                <w:noProof/>
+                <w:webHidden/>
+              </w:rPr>
+              <w:tab/>
+            </w:r>
+            <w:r>
+              <w:rPr>
+                <w:noProof/>
+                <w:webHidden/>
+              </w:rPr>
+              <w:fldChar w:fldCharType="begin"/>
+            </w:r>
+            <w:r>
+              <w:rPr>
+                <w:noProof/>
+                <w:webHidden/>
+              </w:rPr>
+              <w:instrText xml:space="preserve"> PAGEREF _Toc237682473 \h </w:instrText>
+            </w:r>
+            <w:r>
+              <w:rPr>
+                <w:noProof/>
+                <w:webHidden/>
+              </w:rPr>
+            </w:r>
+            <w:r>
+              <w:rPr>
+                <w:noProof/>
+                <w:webHidden/>
+              </w:rPr>
+              <w:fldChar w:fldCharType="separate"/>
+            </w:r>
+            <w:r>
+              <w:rPr>
+                <w:noProof/>
+                <w:webHidden/>
+              </w:rPr>
+              <w:t>12</w:t>
             </w:r>
             <w:r>
               <w:rPr>
@@ -1148,13 +1221,13 @@
               <w14:ligatures w14:val="standardContextual"/>
             </w:rPr>
           </w:pPr>
-          <w:hyperlink w:anchor="_Toc237594593" w:history="1">
+          <w:hyperlink w:anchor="_Toc237682474" w:history="1">
             <w:r>
               <w:rPr>
                 <w:rStyle w:val="Lienhypertexte"/>
                 <w:noProof/>
               </w:rPr>
-              <w:t>2.3.1 Netdata – Supervision, alertes et aide au diagnostic</w:t>
+              <w:t>2.4.1 Netdata</w:t>
             </w:r>
             <w:r>
               <w:rPr>
@@ -1175,7 +1248,7 @@
                 <w:noProof/>
                 <w:webHidden/>
               </w:rPr>
-              <w:instrText xml:space="preserve"> PAGEREF _Toc237594593 \h </w:instrText>
+              <w:instrText xml:space="preserve"> PAGEREF _Toc237682474 \h </w:instrText>
             </w:r>
             <w:r>
               <w:rPr>
@@ -1195,7 +1268,7 @@
                 <w:noProof/>
                 <w:webHidden/>
               </w:rPr>
-              <w:t>13</w:t>
+              <w:t>12</w:t>
             </w:r>
             <w:r>
               <w:rPr>
@@ -1221,13 +1294,13 @@
               <w14:ligatures w14:val="standardContextual"/>
             </w:rPr>
           </w:pPr>
-          <w:hyperlink w:anchor="_Toc237594594" w:history="1">
+          <w:hyperlink w:anchor="_Toc237682475" w:history="1">
             <w:r>
               <w:rPr>
                 <w:rStyle w:val="Lienhypertexte"/>
                 <w:noProof/>
               </w:rPr>
-              <w:t>2.3.2 PatchMon – Suivi des correctifs</w:t>
+              <w:t>2.4.2 PatchMon</w:t>
             </w:r>
             <w:r>
               <w:rPr>
@@ -1248,7 +1321,7 @@
                 <w:noProof/>
                 <w:webHidden/>
               </w:rPr>
-              <w:instrText xml:space="preserve"> PAGEREF _Toc237594594 \h </w:instrText>
+              <w:instrText xml:space="preserve"> PAGEREF _Toc237682475 \h </w:instrText>
             </w:r>
             <w:r>
               <w:rPr>
@@ -1268,7 +1341,7 @@
                 <w:noProof/>
                 <w:webHidden/>
               </w:rPr>
-              <w:t>14</w:t>
+              <w:t>12</w:t>
             </w:r>
             <w:r>
               <w:rPr>
@@ -1294,13 +1367,13 @@
               <w14:ligatures w14:val="standardContextual"/>
             </w:rPr>
           </w:pPr>
-          <w:hyperlink w:anchor="_Toc237594595" w:history="1">
+          <w:hyperlink w:anchor="_Toc237682476" w:history="1">
             <w:r>
               <w:rPr>
                 <w:rStyle w:val="Lienhypertexte"/>
                 <w:noProof/>
               </w:rPr>
-              <w:t>2.2.3 GLPI – Gestion et traçabilité des interventions</w:t>
+              <w:t>2.4.3 GLPI</w:t>
             </w:r>
             <w:r>
               <w:rPr>
@@ -1321,7 +1394,7 @@
                 <w:noProof/>
                 <w:webHidden/>
               </w:rPr>
-              <w:instrText xml:space="preserve"> PAGEREF _Toc237594595 \h </w:instrText>
+              <w:instrText xml:space="preserve"> PAGEREF _Toc237682476 \h </w:instrText>
             </w:r>
             <w:r>
               <w:rPr>
@@ -1341,7 +1414,7 @@
                 <w:noProof/>
                 <w:webHidden/>
               </w:rPr>
-              <w:t>15</w:t>
+              <w:t>12</w:t>
             </w:r>
             <w:r>
               <w:rPr>
@@ -1367,13 +1440,13 @@
               <w14:ligatures w14:val="standardContextual"/>
             </w:rPr>
           </w:pPr>
-          <w:hyperlink w:anchor="_Toc237594596" w:history="1">
+          <w:hyperlink w:anchor="_Toc237682477" w:history="1">
             <w:r>
               <w:rPr>
                 <w:rStyle w:val="Lienhypertexte"/>
                 <w:noProof/>
               </w:rPr>
-              <w:t>2.3.4 Ansible – Automatisation des opérations de maintenance</w:t>
+              <w:t>2.4.4 Ansible</w:t>
             </w:r>
             <w:r>
               <w:rPr>
@@ -1394,7 +1467,7 @@
                 <w:noProof/>
                 <w:webHidden/>
               </w:rPr>
-              <w:instrText xml:space="preserve"> PAGEREF _Toc237594596 \h </w:instrText>
+              <w:instrText xml:space="preserve"> PAGEREF _Toc237682477 \h </w:instrText>
             </w:r>
             <w:r>
               <w:rPr>
@@ -1414,7 +1487,7 @@
                 <w:noProof/>
                 <w:webHidden/>
               </w:rPr>
-              <w:t>15</w:t>
+              <w:t>13</w:t>
             </w:r>
             <w:r>
               <w:rPr>
@@ -1427,7 +1500,7 @@
         </w:p>
         <w:p>
           <w:pPr>
-            <w:pStyle w:val="TM3"/>
+            <w:pStyle w:val="TM1"/>
             <w:tabs>
               <w:tab w:val="right" w:leader="dot" w:pos="8630"/>
             </w:tabs>
@@ -1440,13 +1513,13 @@
               <w14:ligatures w14:val="standardContextual"/>
             </w:rPr>
           </w:pPr>
-          <w:hyperlink w:anchor="_Toc237594597" w:history="1">
+          <w:hyperlink w:anchor="_Toc237682478" w:history="1">
             <w:r>
               <w:rPr>
                 <w:rStyle w:val="Lienhypertexte"/>
                 <w:noProof/>
               </w:rPr>
-              <w:t>2.3.5 Organisation retenue</w:t>
+              <w:t>3. Supervision, alertes et indicateurs</w:t>
             </w:r>
             <w:r>
               <w:rPr>
@@ -1467,7 +1540,7 @@
                 <w:noProof/>
                 <w:webHidden/>
               </w:rPr>
-              <w:instrText xml:space="preserve"> PAGEREF _Toc237594597 \h </w:instrText>
+              <w:instrText xml:space="preserve"> PAGEREF _Toc237682478 \h </w:instrText>
             </w:r>
             <w:r>
               <w:rPr>
@@ -1487,7 +1560,7 @@
                 <w:noProof/>
                 <w:webHidden/>
               </w:rPr>
-              <w:t>16</w:t>
+              <w:t>14</w:t>
             </w:r>
             <w:r>
               <w:rPr>
@@ -1513,13 +1586,13 @@
               <w14:ligatures w14:val="standardContextual"/>
             </w:rPr>
           </w:pPr>
-          <w:hyperlink w:anchor="_Toc237594598" w:history="1">
+          <w:hyperlink w:anchor="_Toc237682479" w:history="1">
             <w:r>
               <w:rPr>
                 <w:rStyle w:val="Lienhypertexte"/>
                 <w:noProof/>
               </w:rPr>
-              <w:t>2.4 Configuration des outils de maintenance</w:t>
+              <w:t>3.1 Architecture de supervision</w:t>
             </w:r>
             <w:r>
               <w:rPr>
@@ -1540,7 +1613,7 @@
                 <w:noProof/>
                 <w:webHidden/>
               </w:rPr>
-              <w:instrText xml:space="preserve"> PAGEREF _Toc237594598 \h </w:instrText>
+              <w:instrText xml:space="preserve"> PAGEREF _Toc237682479 \h </w:instrText>
             </w:r>
             <w:r>
               <w:rPr>
@@ -1560,7 +1633,7 @@
                 <w:noProof/>
                 <w:webHidden/>
               </w:rPr>
-              <w:t>16</w:t>
+              <w:t>14</w:t>
             </w:r>
             <w:r>
               <w:rPr>
@@ -1573,7 +1646,7 @@
         </w:p>
         <w:p>
           <w:pPr>
-            <w:pStyle w:val="TM3"/>
+            <w:pStyle w:val="TM2"/>
             <w:tabs>
               <w:tab w:val="right" w:leader="dot" w:pos="8630"/>
             </w:tabs>
@@ -1586,13 +1659,13 @@
               <w14:ligatures w14:val="standardContextual"/>
             </w:rPr>
           </w:pPr>
-          <w:hyperlink w:anchor="_Toc237594599" w:history="1">
+          <w:hyperlink w:anchor="_Toc237682480" w:history="1">
             <w:r>
               <w:rPr>
                 <w:rStyle w:val="Lienhypertexte"/>
                 <w:noProof/>
               </w:rPr>
-              <w:t>2.4.1 Netdata</w:t>
+              <w:t>3.2 Indicateurs de disponibilité et de performance</w:t>
             </w:r>
             <w:r>
               <w:rPr>
@@ -1613,7 +1686,7 @@
                 <w:noProof/>
                 <w:webHidden/>
               </w:rPr>
-              <w:instrText xml:space="preserve"> PAGEREF _Toc237594599 \h </w:instrText>
+              <w:instrText xml:space="preserve"> PAGEREF _Toc237682480 \h </w:instrText>
             </w:r>
             <w:r>
               <w:rPr>
@@ -1633,7 +1706,7 @@
                 <w:noProof/>
                 <w:webHidden/>
               </w:rPr>
-              <w:t>16</w:t>
+              <w:t>14</w:t>
             </w:r>
             <w:r>
               <w:rPr>
@@ -1646,7 +1719,7 @@
         </w:p>
         <w:p>
           <w:pPr>
-            <w:pStyle w:val="TM3"/>
+            <w:pStyle w:val="TM2"/>
             <w:tabs>
               <w:tab w:val="right" w:leader="dot" w:pos="8630"/>
             </w:tabs>
@@ -1659,13 +1732,13 @@
               <w14:ligatures w14:val="standardContextual"/>
             </w:rPr>
           </w:pPr>
-          <w:hyperlink w:anchor="_Toc237594600" w:history="1">
+          <w:hyperlink w:anchor="_Toc237682481" w:history="1">
             <w:r>
               <w:rPr>
                 <w:rStyle w:val="Lienhypertexte"/>
                 <w:noProof/>
               </w:rPr>
-              <w:t>2.4.2 PatchMon</w:t>
+              <w:t>3.3 Exemples de tableaux de bord et d’alertes</w:t>
             </w:r>
             <w:r>
               <w:rPr>
@@ -1686,7 +1759,7 @@
                 <w:noProof/>
                 <w:webHidden/>
               </w:rPr>
-              <w:instrText xml:space="preserve"> PAGEREF _Toc237594600 \h </w:instrText>
+              <w:instrText xml:space="preserve"> PAGEREF _Toc237682481 \h </w:instrText>
             </w:r>
             <w:r>
               <w:rPr>
@@ -1706,153 +1779,7 @@
                 <w:noProof/>
                 <w:webHidden/>
               </w:rPr>
-              <w:t>17</w:t>
-            </w:r>
-            <w:r>
-              <w:rPr>
-                <w:noProof/>
-                <w:webHidden/>
-              </w:rPr>
-              <w:fldChar w:fldCharType="end"/>
-            </w:r>
-          </w:hyperlink>
-        </w:p>
-        <w:p>
-          <w:pPr>
-            <w:pStyle w:val="TM3"/>
-            <w:tabs>
-              <w:tab w:val="right" w:leader="dot" w:pos="8630"/>
-            </w:tabs>
-            <w:rPr>
-              <w:rFonts w:asciiTheme="minorHAnsi" w:hAnsiTheme="minorHAnsi"/>
-              <w:noProof/>
-              <w:kern w:val="2"/>
-              <w:szCs w:val="24"/>
-              <w:lang w:eastAsia="fr-FR"/>
-              <w14:ligatures w14:val="standardContextual"/>
-            </w:rPr>
-          </w:pPr>
-          <w:hyperlink w:anchor="_Toc237594601" w:history="1">
-            <w:r>
-              <w:rPr>
-                <w:rStyle w:val="Lienhypertexte"/>
-                <w:noProof/>
-              </w:rPr>
-              <w:t>2.4.3 GLPI</w:t>
-            </w:r>
-            <w:r>
-              <w:rPr>
-                <w:noProof/>
-                <w:webHidden/>
-              </w:rPr>
-              <w:tab/>
-            </w:r>
-            <w:r>
-              <w:rPr>
-                <w:noProof/>
-                <w:webHidden/>
-              </w:rPr>
-              <w:fldChar w:fldCharType="begin"/>
-            </w:r>
-            <w:r>
-              <w:rPr>
-                <w:noProof/>
-                <w:webHidden/>
-              </w:rPr>
-              <w:instrText xml:space="preserve"> PAGEREF _Toc237594601 \h </w:instrText>
-            </w:r>
-            <w:r>
-              <w:rPr>
-                <w:noProof/>
-                <w:webHidden/>
-              </w:rPr>
-            </w:r>
-            <w:r>
-              <w:rPr>
-                <w:noProof/>
-                <w:webHidden/>
-              </w:rPr>
-              <w:fldChar w:fldCharType="separate"/>
-            </w:r>
-            <w:r>
-              <w:rPr>
-                <w:noProof/>
-                <w:webHidden/>
-              </w:rPr>
-              <w:t>17</w:t>
-            </w:r>
-            <w:r>
-              <w:rPr>
-                <w:noProof/>
-                <w:webHidden/>
-              </w:rPr>
-              <w:fldChar w:fldCharType="end"/>
-            </w:r>
-          </w:hyperlink>
-        </w:p>
-        <w:p>
-          <w:pPr>
-            <w:pStyle w:val="TM3"/>
-            <w:tabs>
-              <w:tab w:val="right" w:leader="dot" w:pos="8630"/>
-            </w:tabs>
-            <w:rPr>
-              <w:rFonts w:asciiTheme="minorHAnsi" w:hAnsiTheme="minorHAnsi"/>
-              <w:noProof/>
-              <w:kern w:val="2"/>
-              <w:szCs w:val="24"/>
-              <w:lang w:eastAsia="fr-FR"/>
-              <w14:ligatures w14:val="standardContextual"/>
-            </w:rPr>
-          </w:pPr>
-          <w:hyperlink w:anchor="_Toc237594602" w:history="1">
-            <w:r>
-              <w:rPr>
-                <w:rStyle w:val="Lienhypertexte"/>
-                <w:noProof/>
-              </w:rPr>
-              <w:t>2.4.4 Ansible</w:t>
-            </w:r>
-            <w:r>
-              <w:rPr>
-                <w:noProof/>
-                <w:webHidden/>
-              </w:rPr>
-              <w:tab/>
-            </w:r>
-            <w:r>
-              <w:rPr>
-                <w:noProof/>
-                <w:webHidden/>
-              </w:rPr>
-              <w:fldChar w:fldCharType="begin"/>
-            </w:r>
-            <w:r>
-              <w:rPr>
-                <w:noProof/>
-                <w:webHidden/>
-              </w:rPr>
-              <w:instrText xml:space="preserve"> PAGEREF _Toc237594602 \h </w:instrText>
-            </w:r>
-            <w:r>
-              <w:rPr>
-                <w:noProof/>
-                <w:webHidden/>
-              </w:rPr>
-            </w:r>
-            <w:r>
-              <w:rPr>
-                <w:noProof/>
-                <w:webHidden/>
-              </w:rPr>
-              <w:fldChar w:fldCharType="separate"/>
-            </w:r>
-            <w:r>
-              <w:rPr>
-                <w:noProof/>
-                <w:webHidden/>
-              </w:rPr>
-              <w:t>17</w:t>
+              <w:t>16</w:t>
             </w:r>
             <w:r>
               <w:rPr>
@@ -1878,13 +1805,13 @@
               <w14:ligatures w14:val="standardContextual"/>
             </w:rPr>
           </w:pPr>
-          <w:hyperlink w:anchor="_Toc237594603" w:history="1">
+          <w:hyperlink w:anchor="_Toc237682482" w:history="1">
             <w:r>
               <w:rPr>
                 <w:rStyle w:val="Lienhypertexte"/>
                 <w:noProof/>
               </w:rPr>
-              <w:t>3. Supervision, alertes et indicateurs</w:t>
+              <w:t>4. Tests, incidents et correctifs</w:t>
             </w:r>
             <w:r>
               <w:rPr>
@@ -1905,7 +1832,7 @@
                 <w:noProof/>
                 <w:webHidden/>
               </w:rPr>
-              <w:instrText xml:space="preserve"> PAGEREF _Toc237594603 \h </w:instrText>
+              <w:instrText xml:space="preserve"> PAGEREF _Toc237682482 \h </w:instrText>
             </w:r>
             <w:r>
               <w:rPr>
@@ -1951,13 +1878,13 @@
               <w14:ligatures w14:val="standardContextual"/>
             </w:rPr>
           </w:pPr>
-          <w:hyperlink w:anchor="_Toc237594604" w:history="1">
+          <w:hyperlink w:anchor="_Toc237682483" w:history="1">
             <w:r>
               <w:rPr>
                 <w:rStyle w:val="Lienhypertexte"/>
                 <w:noProof/>
               </w:rPr>
-              <w:t>3.1 Architecture de supervision</w:t>
+              <w:t>4.1 Campagne de tests MCO</w:t>
             </w:r>
             <w:r>
               <w:rPr>
@@ -1978,7 +1905,7 @@
                 <w:noProof/>
                 <w:webHidden/>
               </w:rPr>
-              <w:instrText xml:space="preserve"> PAGEREF _Toc237594604 \h </w:instrText>
+              <w:instrText xml:space="preserve"> PAGEREF _Toc237682483 \h </w:instrText>
             </w:r>
             <w:r>
               <w:rPr>
@@ -2024,13 +1951,13 @@
               <w14:ligatures w14:val="standardContextual"/>
             </w:rPr>
           </w:pPr>
-          <w:hyperlink w:anchor="_Toc237594605" w:history="1">
+          <w:hyperlink w:anchor="_Toc237682484" w:history="1">
             <w:r>
               <w:rPr>
                 <w:rStyle w:val="Lienhypertexte"/>
                 <w:noProof/>
               </w:rPr>
-              <w:t>3.2 Indicateurs de disponibilité et de performance</w:t>
+              <w:t>4.2 Exemple de test de supervision</w:t>
             </w:r>
             <w:r>
               <w:rPr>
@@ -2051,7 +1978,7 @@
                 <w:noProof/>
                 <w:webHidden/>
               </w:rPr>
-              <w:instrText xml:space="preserve"> PAGEREF _Toc237594605 \h </w:instrText>
+              <w:instrText xml:space="preserve"> PAGEREF _Toc237682484 \h </w:instrText>
             </w:r>
             <w:r>
               <w:rPr>
@@ -2097,13 +2024,13 @@
               <w14:ligatures w14:val="standardContextual"/>
             </w:rPr>
           </w:pPr>
-          <w:hyperlink w:anchor="_Toc237594606" w:history="1">
+          <w:hyperlink w:anchor="_Toc237682485" w:history="1">
             <w:r>
               <w:rPr>
                 <w:rStyle w:val="Lienhypertexte"/>
                 <w:noProof/>
               </w:rPr>
-              <w:t>3.3 Exemples de tableaux de bord et d’alertes</w:t>
+              <w:t>4.3 Exemple de consignation d’un incident</w:t>
             </w:r>
             <w:r>
               <w:rPr>
@@ -2124,7 +2051,7 @@
                 <w:noProof/>
                 <w:webHidden/>
               </w:rPr>
-              <w:instrText xml:space="preserve"> PAGEREF _Toc237594606 \h </w:instrText>
+              <w:instrText xml:space="preserve"> PAGEREF _Toc237682485 \h </w:instrText>
             </w:r>
             <w:r>
               <w:rPr>
@@ -2144,7 +2071,153 @@
                 <w:noProof/>
                 <w:webHidden/>
               </w:rPr>
+              <w:t>19</w:t>
+            </w:r>
+            <w:r>
+              <w:rPr>
+                <w:noProof/>
+                <w:webHidden/>
+              </w:rPr>
+              <w:fldChar w:fldCharType="end"/>
+            </w:r>
+          </w:hyperlink>
+        </w:p>
+        <w:p>
+          <w:pPr>
+            <w:pStyle w:val="TM2"/>
+            <w:tabs>
+              <w:tab w:val="right" w:leader="dot" w:pos="8630"/>
+            </w:tabs>
+            <w:rPr>
+              <w:rFonts w:asciiTheme="minorHAnsi" w:hAnsiTheme="minorHAnsi"/>
+              <w:noProof/>
+              <w:kern w:val="2"/>
+              <w:szCs w:val="24"/>
+              <w:lang w:eastAsia="fr-FR"/>
+              <w14:ligatures w14:val="standardContextual"/>
+            </w:rPr>
+          </w:pPr>
+          <w:hyperlink w:anchor="_Toc237682486" w:history="1">
+            <w:r>
+              <w:rPr>
+                <w:rStyle w:val="Lienhypertexte"/>
+                <w:noProof/>
+              </w:rPr>
+              <w:t>4.4 Analyse de l’incident</w:t>
+            </w:r>
+            <w:r>
+              <w:rPr>
+                <w:noProof/>
+                <w:webHidden/>
+              </w:rPr>
+              <w:tab/>
+            </w:r>
+            <w:r>
+              <w:rPr>
+                <w:noProof/>
+                <w:webHidden/>
+              </w:rPr>
+              <w:fldChar w:fldCharType="begin"/>
+            </w:r>
+            <w:r>
+              <w:rPr>
+                <w:noProof/>
+                <w:webHidden/>
+              </w:rPr>
+              <w:instrText xml:space="preserve"> PAGEREF _Toc237682486 \h </w:instrText>
+            </w:r>
+            <w:r>
+              <w:rPr>
+                <w:noProof/>
+                <w:webHidden/>
+              </w:rPr>
+            </w:r>
+            <w:r>
+              <w:rPr>
+                <w:noProof/>
+                <w:webHidden/>
+              </w:rPr>
+              <w:fldChar w:fldCharType="separate"/>
+            </w:r>
+            <w:r>
+              <w:rPr>
+                <w:noProof/>
+                <w:webHidden/>
+              </w:rPr>
               <w:t>20</w:t>
+            </w:r>
+            <w:r>
+              <w:rPr>
+                <w:noProof/>
+                <w:webHidden/>
+              </w:rPr>
+              <w:fldChar w:fldCharType="end"/>
+            </w:r>
+          </w:hyperlink>
+        </w:p>
+        <w:p>
+          <w:pPr>
+            <w:pStyle w:val="TM2"/>
+            <w:tabs>
+              <w:tab w:val="right" w:leader="dot" w:pos="8630"/>
+            </w:tabs>
+            <w:rPr>
+              <w:rFonts w:asciiTheme="minorHAnsi" w:hAnsiTheme="minorHAnsi"/>
+              <w:noProof/>
+              <w:kern w:val="2"/>
+              <w:szCs w:val="24"/>
+              <w:lang w:eastAsia="fr-FR"/>
+              <w14:ligatures w14:val="standardContextual"/>
+            </w:rPr>
+          </w:pPr>
+          <w:hyperlink w:anchor="_Toc237682487" w:history="1">
+            <w:r>
+              <w:rPr>
+                <w:rStyle w:val="Lienhypertexte"/>
+                <w:noProof/>
+              </w:rPr>
+              <w:t>4.5 Description et validation du correctif</w:t>
+            </w:r>
+            <w:r>
+              <w:rPr>
+                <w:noProof/>
+                <w:webHidden/>
+              </w:rPr>
+              <w:tab/>
+            </w:r>
+            <w:r>
+              <w:rPr>
+                <w:noProof/>
+                <w:webHidden/>
+              </w:rPr>
+              <w:fldChar w:fldCharType="begin"/>
+            </w:r>
+            <w:r>
+              <w:rPr>
+                <w:noProof/>
+                <w:webHidden/>
+              </w:rPr>
+              <w:instrText xml:space="preserve"> PAGEREF _Toc237682487 \h </w:instrText>
+            </w:r>
+            <w:r>
+              <w:rPr>
+                <w:noProof/>
+                <w:webHidden/>
+              </w:rPr>
+            </w:r>
+            <w:r>
+              <w:rPr>
+                <w:noProof/>
+                <w:webHidden/>
+              </w:rPr>
+              <w:fldChar w:fldCharType="separate"/>
+            </w:r>
+            <w:r>
+              <w:rPr>
+                <w:noProof/>
+                <w:webHidden/>
+              </w:rPr>
+              <w:t>21</w:t>
             </w:r>
             <w:r>
               <w:rPr>
@@ -2170,13 +2243,13 @@
               <w14:ligatures w14:val="standardContextual"/>
             </w:rPr>
           </w:pPr>
-          <w:hyperlink w:anchor="_Toc237594607" w:history="1">
+          <w:hyperlink w:anchor="_Toc237682488" w:history="1">
             <w:r>
               <w:rPr>
                 <w:rStyle w:val="Lienhypertexte"/>
                 <w:noProof/>
               </w:rPr>
-              <w:t>4. Tests, incidents et correctifs</w:t>
+              <w:t>5. Gestion de crise et amélioration continue</w:t>
             </w:r>
             <w:r>
               <w:rPr>
@@ -2197,7 +2270,7 @@
                 <w:noProof/>
                 <w:webHidden/>
               </w:rPr>
-              <w:instrText xml:space="preserve"> PAGEREF _Toc237594607 \h </w:instrText>
+              <w:instrText xml:space="preserve"> PAGEREF _Toc237682488 \h </w:instrText>
             </w:r>
             <w:r>
               <w:rPr>
@@ -2243,13 +2316,13 @@
               <w14:ligatures w14:val="standardContextual"/>
             </w:rPr>
           </w:pPr>
-          <w:hyperlink w:anchor="_Toc237594608" w:history="1">
+          <w:hyperlink w:anchor="_Toc237682489" w:history="1">
             <w:r>
               <w:rPr>
                 <w:rStyle w:val="Lienhypertexte"/>
                 <w:noProof/>
               </w:rPr>
-              <w:t>4.1 Campagne de tests MCO</w:t>
+              <w:t>5.1 Plan de communication de crise</w:t>
             </w:r>
             <w:r>
               <w:rPr>
@@ -2270,7 +2343,7 @@
                 <w:noProof/>
                 <w:webHidden/>
               </w:rPr>
-              <w:instrText xml:space="preserve"> PAGEREF _Toc237594608 \h </w:instrText>
+              <w:instrText xml:space="preserve"> PAGEREF _Toc237682489 \h </w:instrText>
             </w:r>
             <w:r>
               <w:rPr>
@@ -2316,13 +2389,13 @@
               <w14:ligatures w14:val="standardContextual"/>
             </w:rPr>
           </w:pPr>
-          <w:hyperlink w:anchor="_Toc237594609" w:history="1">
+          <w:hyperlink w:anchor="_Toc237682490" w:history="1">
             <w:r>
               <w:rPr>
                 <w:rStyle w:val="Lienhypertexte"/>
                 <w:noProof/>
               </w:rPr>
-              <w:t>4.2 Exemple de test de supervision</w:t>
+              <w:t>5.2 Analyse des performances et retours utilisateurs</w:t>
             </w:r>
             <w:r>
               <w:rPr>
@@ -2343,7 +2416,7 @@
                 <w:noProof/>
                 <w:webHidden/>
               </w:rPr>
-              <w:instrText xml:space="preserve"> PAGEREF _Toc237594609 \h </w:instrText>
+              <w:instrText xml:space="preserve"> PAGEREF _Toc237682490 \h </w:instrText>
             </w:r>
             <w:r>
               <w:rPr>
@@ -2389,13 +2462,13 @@
               <w14:ligatures w14:val="standardContextual"/>
             </w:rPr>
           </w:pPr>
-          <w:hyperlink w:anchor="_Toc237594610" w:history="1">
+          <w:hyperlink w:anchor="_Toc237682491" w:history="1">
             <w:r>
               <w:rPr>
                 <w:rStyle w:val="Lienhypertexte"/>
                 <w:noProof/>
               </w:rPr>
-              <w:t>4.3 Exemple de consignation d’un incident</w:t>
+              <w:t>5.3 Axes d’amélioration du SI</w:t>
             </w:r>
             <w:r>
               <w:rPr>
@@ -2416,7 +2489,7 @@
                 <w:noProof/>
                 <w:webHidden/>
               </w:rPr>
-              <w:instrText xml:space="preserve"> PAGEREF _Toc237594610 \h </w:instrText>
+              <w:instrText xml:space="preserve"> PAGEREF _Toc237682491 \h </w:instrText>
             </w:r>
             <w:r>
               <w:rPr>
@@ -2436,7 +2509,7 @@
                 <w:noProof/>
                 <w:webHidden/>
               </w:rPr>
-              <w:t>23</w:t>
+              <w:t>24</w:t>
             </w:r>
             <w:r>
               <w:rPr>
@@ -2462,13 +2535,13 @@
               <w14:ligatures w14:val="standardContextual"/>
             </w:rPr>
           </w:pPr>
-          <w:hyperlink w:anchor="_Toc237594611" w:history="1">
+          <w:hyperlink w:anchor="_Toc237682492" w:history="1">
             <w:r>
               <w:rPr>
                 <w:rStyle w:val="Lienhypertexte"/>
                 <w:noProof/>
               </w:rPr>
-              <w:t>4.4 Analyse de l’incident</w:t>
+              <w:t>5.4 Politique de sensibilisation des utilisateurs</w:t>
             </w:r>
             <w:r>
               <w:rPr>
@@ -2489,80 +2562,7 @@
                 <w:noProof/>
                 <w:webHidden/>
               </w:rPr>
-              <w:instrText xml:space="preserve"> PAGEREF _Toc237594611 \h </w:instrText>
-            </w:r>
-            <w:r>
-              <w:rPr>
-                <w:noProof/>
-                <w:webHidden/>
-              </w:rPr>
-            </w:r>
-            <w:r>
-              <w:rPr>
-                <w:noProof/>
-                <w:webHidden/>
-              </w:rPr>
-              <w:fldChar w:fldCharType="separate"/>
-            </w:r>
-            <w:r>
-              <w:rPr>
-                <w:noProof/>
-                <w:webHidden/>
-              </w:rPr>
-              <w:t>24</w:t>
-            </w:r>
-            <w:r>
-              <w:rPr>
-                <w:noProof/>
-                <w:webHidden/>
-              </w:rPr>
-              <w:fldChar w:fldCharType="end"/>
-            </w:r>
-          </w:hyperlink>
-        </w:p>
-        <w:p>
-          <w:pPr>
-            <w:pStyle w:val="TM2"/>
-            <w:tabs>
-              <w:tab w:val="right" w:leader="dot" w:pos="8630"/>
-            </w:tabs>
-            <w:rPr>
-              <w:rFonts w:asciiTheme="minorHAnsi" w:hAnsiTheme="minorHAnsi"/>
-              <w:noProof/>
-              <w:kern w:val="2"/>
-              <w:szCs w:val="24"/>
-              <w:lang w:eastAsia="fr-FR"/>
-              <w14:ligatures w14:val="standardContextual"/>
-            </w:rPr>
-          </w:pPr>
-          <w:hyperlink w:anchor="_Toc237594612" w:history="1">
-            <w:r>
-              <w:rPr>
-                <w:rStyle w:val="Lienhypertexte"/>
-                <w:noProof/>
-              </w:rPr>
-              <w:t>4.5 Description et validation du correctif</w:t>
-            </w:r>
-            <w:r>
-              <w:rPr>
-                <w:noProof/>
-                <w:webHidden/>
-              </w:rPr>
-              <w:tab/>
-            </w:r>
-            <w:r>
-              <w:rPr>
-                <w:noProof/>
-                <w:webHidden/>
-              </w:rPr>
-              <w:fldChar w:fldCharType="begin"/>
-            </w:r>
-            <w:r>
-              <w:rPr>
-                <w:noProof/>
-                <w:webHidden/>
-              </w:rPr>
-              <w:instrText xml:space="preserve"> PAGEREF _Toc237594612 \h </w:instrText>
+              <w:instrText xml:space="preserve"> PAGEREF _Toc237682492 \h </w:instrText>
             </w:r>
             <w:r>
               <w:rPr>
@@ -2608,13 +2608,13 @@
               <w14:ligatures w14:val="standardContextual"/>
             </w:rPr>
           </w:pPr>
-          <w:hyperlink w:anchor="_Toc237594613" w:history="1">
+          <w:hyperlink w:anchor="_Toc237682493" w:history="1">
             <w:r>
               <w:rPr>
                 <w:rStyle w:val="Lienhypertexte"/>
                 <w:noProof/>
               </w:rPr>
-              <w:t>5. Gestion de crise et amélioration continue</w:t>
+              <w:t>Conclusion</w:t>
             </w:r>
             <w:r>
               <w:rPr>
@@ -2635,7 +2635,7 @@
                 <w:noProof/>
                 <w:webHidden/>
               </w:rPr>
-              <w:instrText xml:space="preserve"> PAGEREF _Toc237594613 \h </w:instrText>
+              <w:instrText xml:space="preserve"> PAGEREF _Toc237682493 \h </w:instrText>
             </w:r>
             <w:r>
               <w:rPr>
@@ -2655,372 +2655,7 @@
                 <w:noProof/>
                 <w:webHidden/>
               </w:rPr>
-              <w:t>26</w:t>
-            </w:r>
-            <w:r>
-              <w:rPr>
-                <w:noProof/>
-                <w:webHidden/>
-              </w:rPr>
-              <w:fldChar w:fldCharType="end"/>
-            </w:r>
-          </w:hyperlink>
-        </w:p>
-        <w:p>
-          <w:pPr>
-            <w:pStyle w:val="TM2"/>
-            <w:tabs>
-              <w:tab w:val="right" w:leader="dot" w:pos="8630"/>
-            </w:tabs>
-            <w:rPr>
-              <w:rFonts w:asciiTheme="minorHAnsi" w:hAnsiTheme="minorHAnsi"/>
-              <w:noProof/>
-              <w:kern w:val="2"/>
-              <w:szCs w:val="24"/>
-              <w:lang w:eastAsia="fr-FR"/>
-              <w14:ligatures w14:val="standardContextual"/>
-            </w:rPr>
-          </w:pPr>
-          <w:hyperlink w:anchor="_Toc237594614" w:history="1">
-            <w:r>
-              <w:rPr>
-                <w:rStyle w:val="Lienhypertexte"/>
-                <w:noProof/>
-              </w:rPr>
-              <w:t>5.1 Plan de communication de crise</w:t>
-            </w:r>
-            <w:r>
-              <w:rPr>
-                <w:noProof/>
-                <w:webHidden/>
-              </w:rPr>
-              <w:tab/>
-            </w:r>
-            <w:r>
-              <w:rPr>
-                <w:noProof/>
-                <w:webHidden/>
-              </w:rPr>
-              <w:fldChar w:fldCharType="begin"/>
-            </w:r>
-            <w:r>
-              <w:rPr>
-                <w:noProof/>
-                <w:webHidden/>
-              </w:rPr>
-              <w:instrText xml:space="preserve"> PAGEREF _Toc237594614 \h </w:instrText>
-            </w:r>
-            <w:r>
-              <w:rPr>
-                <w:noProof/>
-                <w:webHidden/>
-              </w:rPr>
-            </w:r>
-            <w:r>
-              <w:rPr>
-                <w:noProof/>
-                <w:webHidden/>
-              </w:rPr>
-              <w:fldChar w:fldCharType="separate"/>
-            </w:r>
-            <w:r>
-              <w:rPr>
-                <w:noProof/>
-                <w:webHidden/>
-              </w:rPr>
-              <w:t>26</w:t>
-            </w:r>
-            <w:r>
-              <w:rPr>
-                <w:noProof/>
-                <w:webHidden/>
-              </w:rPr>
-              <w:fldChar w:fldCharType="end"/>
-            </w:r>
-          </w:hyperlink>
-        </w:p>
-        <w:p>
-          <w:pPr>
-            <w:pStyle w:val="TM2"/>
-            <w:tabs>
-              <w:tab w:val="right" w:leader="dot" w:pos="8630"/>
-            </w:tabs>
-            <w:rPr>
-              <w:rFonts w:asciiTheme="minorHAnsi" w:hAnsiTheme="minorHAnsi"/>
-              <w:noProof/>
-              <w:kern w:val="2"/>
-              <w:szCs w:val="24"/>
-              <w:lang w:eastAsia="fr-FR"/>
-              <w14:ligatures w14:val="standardContextual"/>
-            </w:rPr>
-          </w:pPr>
-          <w:hyperlink w:anchor="_Toc237594615" w:history="1">
-            <w:r>
-              <w:rPr>
-                <w:rStyle w:val="Lienhypertexte"/>
-                <w:noProof/>
-              </w:rPr>
-              <w:t>5.2 Analyse des performances et retours utilisateurs</w:t>
-            </w:r>
-            <w:r>
-              <w:rPr>
-                <w:noProof/>
-                <w:webHidden/>
-              </w:rPr>
-              <w:tab/>
-            </w:r>
-            <w:r>
-              <w:rPr>
-                <w:noProof/>
-                <w:webHidden/>
-              </w:rPr>
-              <w:fldChar w:fldCharType="begin"/>
-            </w:r>
-            <w:r>
-              <w:rPr>
-                <w:noProof/>
-                <w:webHidden/>
-              </w:rPr>
-              <w:instrText xml:space="preserve"> PAGEREF _Toc237594615 \h </w:instrText>
-            </w:r>
-            <w:r>
-              <w:rPr>
-                <w:noProof/>
-                <w:webHidden/>
-              </w:rPr>
-            </w:r>
-            <w:r>
-              <w:rPr>
-                <w:noProof/>
-                <w:webHidden/>
-              </w:rPr>
-              <w:fldChar w:fldCharType="separate"/>
-            </w:r>
-            <w:r>
-              <w:rPr>
-                <w:noProof/>
-                <w:webHidden/>
-              </w:rPr>
               <w:t>27</w:t>
-            </w:r>
-            <w:r>
-              <w:rPr>
-                <w:noProof/>
-                <w:webHidden/>
-              </w:rPr>
-              <w:fldChar w:fldCharType="end"/>
-            </w:r>
-          </w:hyperlink>
-        </w:p>
-        <w:p>
-          <w:pPr>
-            <w:pStyle w:val="TM2"/>
-            <w:tabs>
-              <w:tab w:val="right" w:leader="dot" w:pos="8630"/>
-            </w:tabs>
-            <w:rPr>
-              <w:rFonts w:asciiTheme="minorHAnsi" w:hAnsiTheme="minorHAnsi"/>
-              <w:noProof/>
-              <w:kern w:val="2"/>
-              <w:szCs w:val="24"/>
-              <w:lang w:eastAsia="fr-FR"/>
-              <w14:ligatures w14:val="standardContextual"/>
-            </w:rPr>
-          </w:pPr>
-          <w:hyperlink w:anchor="_Toc237594616" w:history="1">
-            <w:r>
-              <w:rPr>
-                <w:rStyle w:val="Lienhypertexte"/>
-                <w:noProof/>
-              </w:rPr>
-              <w:t>5.3 Axes d’amélioration du SI</w:t>
-            </w:r>
-            <w:r>
-              <w:rPr>
-                <w:noProof/>
-                <w:webHidden/>
-              </w:rPr>
-              <w:tab/>
-            </w:r>
-            <w:r>
-              <w:rPr>
-                <w:noProof/>
-                <w:webHidden/>
-              </w:rPr>
-              <w:fldChar w:fldCharType="begin"/>
-            </w:r>
-            <w:r>
-              <w:rPr>
-                <w:noProof/>
-                <w:webHidden/>
-              </w:rPr>
-              <w:instrText xml:space="preserve"> PAGEREF _Toc237594616 \h </w:instrText>
-            </w:r>
-            <w:r>
-              <w:rPr>
-                <w:noProof/>
-                <w:webHidden/>
-              </w:rPr>
-            </w:r>
-            <w:r>
-              <w:rPr>
-                <w:noProof/>
-                <w:webHidden/>
-              </w:rPr>
-              <w:fldChar w:fldCharType="separate"/>
-            </w:r>
-            <w:r>
-              <w:rPr>
-                <w:noProof/>
-                <w:webHidden/>
-              </w:rPr>
-              <w:t>28</w:t>
-            </w:r>
-            <w:r>
-              <w:rPr>
-                <w:noProof/>
-                <w:webHidden/>
-              </w:rPr>
-              <w:fldChar w:fldCharType="end"/>
-            </w:r>
-          </w:hyperlink>
-        </w:p>
-        <w:p>
-          <w:pPr>
-            <w:pStyle w:val="TM2"/>
-            <w:tabs>
-              <w:tab w:val="right" w:leader="dot" w:pos="8630"/>
-            </w:tabs>
-            <w:rPr>
-              <w:rFonts w:asciiTheme="minorHAnsi" w:hAnsiTheme="minorHAnsi"/>
-              <w:noProof/>
-              <w:kern w:val="2"/>
-              <w:szCs w:val="24"/>
-              <w:lang w:eastAsia="fr-FR"/>
-              <w14:ligatures w14:val="standardContextual"/>
-            </w:rPr>
-          </w:pPr>
-          <w:hyperlink w:anchor="_Toc237594617" w:history="1">
-            <w:r>
-              <w:rPr>
-                <w:rStyle w:val="Lienhypertexte"/>
-                <w:noProof/>
-              </w:rPr>
-              <w:t>5.4 Politique de sensibilisation des utilisateurs</w:t>
-            </w:r>
-            <w:r>
-              <w:rPr>
-                <w:noProof/>
-                <w:webHidden/>
-              </w:rPr>
-              <w:tab/>
-            </w:r>
-            <w:r>
-              <w:rPr>
-                <w:noProof/>
-                <w:webHidden/>
-              </w:rPr>
-              <w:fldChar w:fldCharType="begin"/>
-            </w:r>
-            <w:r>
-              <w:rPr>
-                <w:noProof/>
-                <w:webHidden/>
-              </w:rPr>
-              <w:instrText xml:space="preserve"> PAGEREF _Toc237594617 \h </w:instrText>
-            </w:r>
-            <w:r>
-              <w:rPr>
-                <w:noProof/>
-                <w:webHidden/>
-              </w:rPr>
-            </w:r>
-            <w:r>
-              <w:rPr>
-                <w:noProof/>
-                <w:webHidden/>
-              </w:rPr>
-              <w:fldChar w:fldCharType="separate"/>
-            </w:r>
-            <w:r>
-              <w:rPr>
-                <w:noProof/>
-                <w:webHidden/>
-              </w:rPr>
-              <w:t>30</w:t>
-            </w:r>
-            <w:r>
-              <w:rPr>
-                <w:noProof/>
-                <w:webHidden/>
-              </w:rPr>
-              <w:fldChar w:fldCharType="end"/>
-            </w:r>
-          </w:hyperlink>
-        </w:p>
-        <w:p>
-          <w:pPr>
-            <w:pStyle w:val="TM1"/>
-            <w:tabs>
-              <w:tab w:val="right" w:leader="dot" w:pos="8630"/>
-            </w:tabs>
-            <w:rPr>
-              <w:rFonts w:asciiTheme="minorHAnsi" w:hAnsiTheme="minorHAnsi"/>
-              <w:noProof/>
-              <w:kern w:val="2"/>
-              <w:szCs w:val="24"/>
-              <w:lang w:eastAsia="fr-FR"/>
-              <w14:ligatures w14:val="standardContextual"/>
-            </w:rPr>
-          </w:pPr>
-          <w:hyperlink w:anchor="_Toc237594618" w:history="1">
-            <w:r>
-              <w:rPr>
-                <w:rStyle w:val="Lienhypertexte"/>
-                <w:noProof/>
-              </w:rPr>
-              <w:t>Conclusion</w:t>
-            </w:r>
-            <w:r>
-              <w:rPr>
-                <w:noProof/>
-                <w:webHidden/>
-              </w:rPr>
-              <w:tab/>
-            </w:r>
-            <w:r>
-              <w:rPr>
-                <w:noProof/>
-                <w:webHidden/>
-              </w:rPr>
-              <w:fldChar w:fldCharType="begin"/>
-            </w:r>
-            <w:r>
-              <w:rPr>
-                <w:noProof/>
-                <w:webHidden/>
-              </w:rPr>
-              <w:instrText xml:space="preserve"> PAGEREF _Toc237594618 \h </w:instrText>
-            </w:r>
-            <w:r>
-              <w:rPr>
-                <w:noProof/>
-                <w:webHidden/>
-              </w:rPr>
-            </w:r>
-            <w:r>
-              <w:rPr>
-                <w:noProof/>
-                <w:webHidden/>
-              </w:rPr>
-              <w:fldChar w:fldCharType="separate"/>
-            </w:r>
-            <w:r>
-              <w:rPr>
-                <w:noProof/>
-                <w:webHidden/>
-              </w:rPr>
-              <w:t>32</w:t>
             </w:r>
             <w:r>
               <w:rPr>
@@ -3062,7 +2697,7 @@
       <w:pPr>
         <w:pStyle w:val="Titre1"/>
       </w:pPr>
-      <w:bookmarkStart w:id="0" w:name="_Toc237594580"/>
+      <w:bookmarkStart w:id="0" w:name="_Toc237682460"/>
       <w:r>
         <w:lastRenderedPageBreak/>
         <w:t>Introduction</w:t>
@@ -3121,7 +2756,7 @@
       <w:pPr>
         <w:pStyle w:val="Titre1"/>
       </w:pPr>
-      <w:bookmarkStart w:id="1" w:name="_Toc237594581"/>
+      <w:bookmarkStart w:id="1" w:name="_Toc237682461"/>
       <w:r>
         <w:lastRenderedPageBreak/>
         <w:t>1. Organisation du maintien en condition opérationnelle</w:t>
@@ -3132,7 +2767,7 @@
       <w:pPr>
         <w:pStyle w:val="Titre2"/>
       </w:pPr>
-      <w:bookmarkStart w:id="2" w:name="_Toc237594582"/>
+      <w:bookmarkStart w:id="2" w:name="_Toc237682462"/>
       <w:r>
         <w:t>1.1 Enjeux du MCO pour Logistique et CIE</w:t>
       </w:r>
@@ -3163,7 +2798,7 @@
       <w:pPr>
         <w:pStyle w:val="Titre2"/>
       </w:pPr>
-      <w:bookmarkStart w:id="3" w:name="_Toc237594583"/>
+      <w:bookmarkStart w:id="3" w:name="_Toc237682463"/>
       <w:r>
         <w:t>1.2 Organisation et acteurs de la maintenance</w:t>
       </w:r>
@@ -3484,7 +3119,7 @@
       <w:pPr>
         <w:pStyle w:val="Titre2"/>
       </w:pPr>
-      <w:bookmarkStart w:id="4" w:name="_Toc237594584"/>
+      <w:bookmarkStart w:id="4" w:name="_Toc237682464"/>
       <w:r>
         <w:t>1.3 Processus de maintenance et gestion des changements</w:t>
       </w:r>
@@ -3885,7 +3520,15 @@
     </w:p>
     <w:p>
       <w:r>
-        <w:t>Les opérations répétitives sont automatisées avec Ansible lorsque cela est pertinent. Les configurations et playbooks sont versionnés afin de garantir leur traçabilité et de faciliter la reproduction ou la restauration d’une configuration.</w:t>
+        <w:t xml:space="preserve">Les opérations répétitives sont automatisées avec Ansible lorsque cela est pertinent. Les configurations et </w:t>
+      </w:r>
+      <w:proofErr w:type="spellStart"/>
+      <w:r>
+        <w:t>playbooks</w:t>
+      </w:r>
+      <w:proofErr w:type="spellEnd"/>
+      <w:r>
+        <w:t xml:space="preserve"> sont versionnés afin de garantir leur traçabilité et de faciliter la reproduction ou la restauration d’une configuration.</w:t>
       </w:r>
     </w:p>
     <w:p>
@@ -3901,7 +3544,7 @@
       <w:pPr>
         <w:pStyle w:val="Titre1"/>
       </w:pPr>
-      <w:bookmarkStart w:id="5" w:name="_Toc237594585"/>
+      <w:bookmarkStart w:id="5" w:name="_Toc237682465"/>
       <w:r>
         <w:t>2. Outils de maintenance et de supervision</w:t>
       </w:r>
@@ -3911,7 +3554,7 @@
       <w:pPr>
         <w:pStyle w:val="Titre2"/>
       </w:pPr>
-      <w:bookmarkStart w:id="6" w:name="_Toc237594586"/>
+      <w:bookmarkStart w:id="6" w:name="_Toc237682466"/>
       <w:r>
         <w:t>2.1 Besoins et critères de sélection</w:t>
       </w:r>
@@ -3922,7 +3565,15 @@
         <w:spacing w:after="160" w:line="259" w:lineRule="auto"/>
       </w:pPr>
       <w:r>
-        <w:t>Les outils de maintenance doivent être adaptés à l’architecture retenue pour Logistique et CIE : cluster Proxmox, serveurs Linux et Windows, baie SAN, équipements réseau, sauvegardes et applications métiers. Ils doivent également rester exploitables par une équipe informatique réduite et respecter l’orientation open source du projet.</w:t>
+        <w:t xml:space="preserve">Les outils de maintenance doivent être adaptés à l’architecture retenue pour Logistique et CIE : cluster </w:t>
+      </w:r>
+      <w:proofErr w:type="spellStart"/>
+      <w:r>
+        <w:t>Proxmox</w:t>
+      </w:r>
+      <w:proofErr w:type="spellEnd"/>
+      <w:r>
+        <w:t>, serveurs Linux et Windows, baie SAN, équipements réseau, sauvegardes et applications métiers. Ils doivent également rester exploitables par une équipe informatique réduite et respecter l’orientation open source du projet.</w:t>
       </w:r>
     </w:p>
     <w:p>
@@ -4032,7 +3683,15 @@
         <w:t>compatibilité avec l’infrastructure, couverture fonctionnelle, centralisation, capacité d’automatisation et simplicité d’exploitation</w:t>
       </w:r>
       <w:r>
-        <w:t>. Le respect d’un modèle open source et auto-hébergeable constitue également une exigence du projet.</w:t>
+        <w:t>. Le respect d’un modèle open source et auto-</w:t>
+      </w:r>
+      <w:proofErr w:type="spellStart"/>
+      <w:r>
+        <w:t>hébergeable</w:t>
+      </w:r>
+      <w:proofErr w:type="spellEnd"/>
+      <w:r>
+        <w:t xml:space="preserve"> constitue également une exigence du projet.</w:t>
       </w:r>
     </w:p>
     <w:p>
@@ -4044,7 +3703,7 @@
       <w:pPr>
         <w:pStyle w:val="Titre2"/>
       </w:pPr>
-      <w:bookmarkStart w:id="7" w:name="_Toc237594587"/>
+      <w:bookmarkStart w:id="7" w:name="_Toc237682467"/>
       <w:r>
         <w:t>2.2 Étude comparative et sélection des outils</w:t>
       </w:r>
@@ -4070,7 +3729,7 @@
       <w:pPr>
         <w:pStyle w:val="Titre3"/>
       </w:pPr>
-      <w:bookmarkStart w:id="8" w:name="_Toc237594588"/>
+      <w:bookmarkStart w:id="8" w:name="_Toc237682468"/>
       <w:r>
         <w:lastRenderedPageBreak/>
         <w:t>2.2.1 Supervision et alertes</w:t>
@@ -4145,6 +3804,7 @@
                 <w:bCs/>
               </w:rPr>
             </w:pPr>
+            <w:proofErr w:type="spellStart"/>
             <w:r>
               <w:rPr>
                 <w:b/>
@@ -4152,6 +3812,7 @@
               </w:rPr>
               <w:t>Netdata</w:t>
             </w:r>
+            <w:proofErr w:type="spellEnd"/>
           </w:p>
         </w:tc>
         <w:tc>
@@ -4196,8 +3857,17 @@
                 <w:b/>
                 <w:bCs/>
               </w:rPr>
-              <w:t>Prometheus + Grafana</w:t>
-            </w:r>
+              <w:t xml:space="preserve">Prometheus + </w:t>
+            </w:r>
+            <w:proofErr w:type="spellStart"/>
+            <w:r>
+              <w:rPr>
+                <w:b/>
+                <w:bCs/>
+              </w:rPr>
+              <w:t>Grafana</w:t>
+            </w:r>
+            <w:proofErr w:type="spellEnd"/>
           </w:p>
         </w:tc>
       </w:tr>
@@ -4261,8 +3931,13 @@
               <w:spacing w:after="160" w:line="259" w:lineRule="auto"/>
             </w:pPr>
             <w:r>
-              <w:t>Via exporters</w:t>
-            </w:r>
+              <w:t xml:space="preserve">Via </w:t>
+            </w:r>
+            <w:proofErr w:type="spellStart"/>
+            <w:r>
+              <w:t>exporters</w:t>
+            </w:r>
+            <w:proofErr w:type="spellEnd"/>
           </w:p>
         </w:tc>
       </w:tr>
@@ -4325,8 +4000,13 @@
             <w:pPr>
               <w:spacing w:after="160" w:line="259" w:lineRule="auto"/>
             </w:pPr>
-            <w:r>
-              <w:t>Grafana nécessaire</w:t>
+            <w:proofErr w:type="spellStart"/>
+            <w:r>
+              <w:t>Grafana</w:t>
+            </w:r>
+            <w:proofErr w:type="spellEnd"/>
+            <w:r>
+              <w:t xml:space="preserve"> nécessaire</w:t>
             </w:r>
           </w:p>
         </w:tc>
@@ -4541,8 +4221,13 @@
               <w:spacing w:after="160" w:line="259" w:lineRule="auto"/>
             </w:pPr>
             <w:r>
-              <w:t>Open source / auto-hébergeable</w:t>
-            </w:r>
+              <w:t>Open source / auto-</w:t>
+            </w:r>
+            <w:proofErr w:type="spellStart"/>
+            <w:r>
+              <w:t>hébergeable</w:t>
+            </w:r>
+            <w:proofErr w:type="spellEnd"/>
           </w:p>
         </w:tc>
         <w:tc>
@@ -4596,12 +4281,21 @@
       <w:pPr>
         <w:spacing w:after="160" w:line="259" w:lineRule="auto"/>
       </w:pPr>
+      <w:proofErr w:type="spellStart"/>
       <w:r>
         <w:rPr>
           <w:b/>
           <w:bCs/>
         </w:rPr>
-        <w:t>Netdata est retenu</w:t>
+        <w:t>Netdata</w:t>
+      </w:r>
+      <w:proofErr w:type="spellEnd"/>
+      <w:r>
+        <w:rPr>
+          <w:b/>
+          <w:bCs/>
+        </w:rPr>
+        <w:t xml:space="preserve"> est retenu</w:t>
       </w:r>
       <w:r>
         <w:t xml:space="preserve"> pour Logistique et CIE. Il couvre dans une même solution les métriques, les tableaux de bord et les alertes nécessaires au MCO tout en limitant le nombre de composants supplémentaires à administrer. Ce choix est adapté à la taille de l’équipe informatique et permet de disposer rapidement d’une visibilité sur l’état des serveurs et services.</w:t>
@@ -4616,7 +4310,7 @@
       <w:pPr>
         <w:pStyle w:val="Titre3"/>
       </w:pPr>
-      <w:bookmarkStart w:id="9" w:name="_Toc237594589"/>
+      <w:bookmarkStart w:id="9" w:name="_Toc237682469"/>
       <w:r>
         <w:t>2.2.2 Gestion et traçabilité des incidents</w:t>
       </w:r>
@@ -4736,6 +4430,8 @@
                 <w:bCs/>
               </w:rPr>
             </w:pPr>
+            <w:proofErr w:type="spellStart"/>
+            <w:proofErr w:type="gramStart"/>
             <w:r>
               <w:rPr>
                 <w:b/>
@@ -4743,6 +4439,8 @@
               </w:rPr>
               <w:t>osTicket</w:t>
             </w:r>
+            <w:proofErr w:type="spellEnd"/>
+            <w:proofErr w:type="gramEnd"/>
           </w:p>
         </w:tc>
       </w:tr>
@@ -5087,8 +4785,13 @@
               <w:spacing w:after="160" w:line="259" w:lineRule="auto"/>
             </w:pPr>
             <w:r>
-              <w:t>Open source / auto-hébergeable</w:t>
-            </w:r>
+              <w:t>Open source / auto-</w:t>
+            </w:r>
+            <w:proofErr w:type="spellStart"/>
+            <w:r>
+              <w:t>hébergeable</w:t>
+            </w:r>
+            <w:proofErr w:type="spellEnd"/>
           </w:p>
         </w:tc>
         <w:tc>
@@ -5150,7 +4853,15 @@
         <w:t>GLPI est retenu</w:t>
       </w:r>
       <w:r>
-        <w:t xml:space="preserve"> car il associe le ticketing à l’inventaire des équipements. Pour Logistique et CIE, cette fonction permet de rattacher directement un incident au composant concerné et de conserver son historique de maintenance dans un même outil.</w:t>
+        <w:t xml:space="preserve"> car il associe le </w:t>
+      </w:r>
+      <w:proofErr w:type="spellStart"/>
+      <w:r>
+        <w:t>ticketing</w:t>
+      </w:r>
+      <w:proofErr w:type="spellEnd"/>
+      <w:r>
+        <w:t xml:space="preserve"> à l’inventaire des équipements. Pour Logistique et CIE, cette fonction permet de rattacher directement un incident au composant concerné et de conserver son historique de maintenance dans un même outil.</w:t>
       </w:r>
     </w:p>
     <w:p>
@@ -5162,7 +4873,7 @@
       <w:pPr>
         <w:pStyle w:val="Titre3"/>
       </w:pPr>
-      <w:bookmarkStart w:id="10" w:name="_Toc237594590"/>
+      <w:bookmarkStart w:id="10" w:name="_Toc237682470"/>
       <w:r>
         <w:t>2.2.3 Suivi et déploiement des correctifs</w:t>
       </w:r>
@@ -5180,6 +4891,7 @@
       <w:pPr>
         <w:spacing w:after="160" w:line="259" w:lineRule="auto"/>
       </w:pPr>
+      <w:proofErr w:type="spellStart"/>
       <w:r>
         <w:rPr>
           <w:b/>
@@ -5187,6 +4899,7 @@
         </w:rPr>
         <w:t>PatchMon</w:t>
       </w:r>
+      <w:proofErr w:type="spellEnd"/>
       <w:r>
         <w:t xml:space="preserve"> assure le suivi centralisé de l’état des correctifs. Il permet à l’équipe informatique d’identifier les serveurs présentant des mises à jour en attente sans déclencher automatiquement leur installation.</w:t>
       </w:r>
@@ -5213,12 +4926,21 @@
       <w:r>
         <w:t xml:space="preserve">Le maintien d’Ansible est cohérent avec l’architecture définie dans les blocs précédents, où il intervient déjà dans la chaîne </w:t>
       </w:r>
+      <w:proofErr w:type="spellStart"/>
       <w:r>
         <w:rPr>
           <w:b/>
           <w:bCs/>
         </w:rPr>
-        <w:t>Terraform → Cloud-Init → Ansible</w:t>
+        <w:t>Terraform</w:t>
+      </w:r>
+      <w:proofErr w:type="spellEnd"/>
+      <w:r>
+        <w:rPr>
+          <w:b/>
+          <w:bCs/>
+        </w:rPr>
+        <w:t xml:space="preserve"> → Cloud-Init → Ansible</w:t>
       </w:r>
       <w:r>
         <w:t>. Sa réutilisation pour le MCO évite l’introduction d’un second outil d’automatisation et garantit la continuité entre le déploiement initial et la maintenance des systèmes.</w:t>
@@ -5239,7 +4961,15 @@
         <w:t>Ansible Vault</w:t>
       </w:r>
       <w:r>
-        <w:t xml:space="preserve"> afin de ne pas conserver les secrets en clair dans les playbooks ou le dépôt Git.</w:t>
+        <w:t xml:space="preserve"> afin de ne pas conserver les secrets en clair dans les </w:t>
+      </w:r>
+      <w:proofErr w:type="spellStart"/>
+      <w:r>
+        <w:t>playbooks</w:t>
+      </w:r>
+      <w:proofErr w:type="spellEnd"/>
+      <w:r>
+        <w:t xml:space="preserve"> ou le dépôt Git.</w:t>
       </w:r>
     </w:p>
     <w:p>
@@ -5251,7 +4981,7 @@
       <w:pPr>
         <w:pStyle w:val="Titre3"/>
       </w:pPr>
-      <w:bookmarkStart w:id="11" w:name="_Toc237594591"/>
+      <w:bookmarkStart w:id="11" w:name="_Toc237682471"/>
       <w:r>
         <w:t>2.2.4 Synthèse des outils retenus</w:t>
       </w:r>
@@ -5386,6 +5116,7 @@
             <w:pPr>
               <w:spacing w:after="160" w:line="259" w:lineRule="auto"/>
             </w:pPr>
+            <w:proofErr w:type="spellStart"/>
             <w:r>
               <w:rPr>
                 <w:b/>
@@ -5393,6 +5124,7 @@
               </w:rPr>
               <w:t>Netdata</w:t>
             </w:r>
+            <w:proofErr w:type="spellEnd"/>
           </w:p>
         </w:tc>
         <w:tc>
@@ -5495,6 +5227,7 @@
             <w:pPr>
               <w:spacing w:after="160" w:line="259" w:lineRule="auto"/>
             </w:pPr>
+            <w:proofErr w:type="spellStart"/>
             <w:r>
               <w:rPr>
                 <w:b/>
@@ -5502,6 +5235,7 @@
               </w:rPr>
               <w:t>PatchMon</w:t>
             </w:r>
+            <w:proofErr w:type="spellEnd"/>
           </w:p>
         </w:tc>
         <w:tc>
@@ -5587,12 +5321,53 @@
       <w:pPr>
         <w:spacing w:after="160" w:line="259" w:lineRule="auto"/>
       </w:pPr>
+      <w:proofErr w:type="spellStart"/>
       <w:r>
         <w:rPr>
           <w:b/>
           <w:bCs/>
         </w:rPr>
-        <w:t>Netdata détecte → GLPI consigne et suit → PatchMon apporte l’état des correctifs lorsque nécessaire → Ansible automatise l’intervention → Netdata contrôle le retour à la normale.</w:t>
+        <w:t>Netdata</w:t>
+      </w:r>
+      <w:proofErr w:type="spellEnd"/>
+      <w:r>
+        <w:rPr>
+          <w:b/>
+          <w:bCs/>
+        </w:rPr>
+        <w:t xml:space="preserve"> détecte → GLPI consigne et suit → </w:t>
+      </w:r>
+      <w:proofErr w:type="spellStart"/>
+      <w:r>
+        <w:rPr>
+          <w:b/>
+          <w:bCs/>
+        </w:rPr>
+        <w:t>PatchMon</w:t>
+      </w:r>
+      <w:proofErr w:type="spellEnd"/>
+      <w:r>
+        <w:rPr>
+          <w:b/>
+          <w:bCs/>
+        </w:rPr>
+        <w:t xml:space="preserve"> apporte l’état des correctifs lorsque nécessaire → Ansible automatise l’intervention → </w:t>
+      </w:r>
+      <w:proofErr w:type="spellStart"/>
+      <w:r>
+        <w:rPr>
+          <w:b/>
+          <w:bCs/>
+        </w:rPr>
+        <w:t>Netdata</w:t>
+      </w:r>
+      <w:proofErr w:type="spellEnd"/>
+      <w:r>
+        <w:rPr>
+          <w:b/>
+          <w:bCs/>
+        </w:rPr>
+        <w:t xml:space="preserve"> contrôle le retour à la normale.</w:t>
       </w:r>
     </w:p>
     <w:p>
@@ -5612,7 +5387,7 @@
       <w:pPr>
         <w:pStyle w:val="Titre2"/>
       </w:pPr>
-      <w:bookmarkStart w:id="12" w:name="_Toc237594592"/>
+      <w:bookmarkStart w:id="12" w:name="_Toc237682472"/>
       <w:r>
         <w:t>2.3 Choix des outils retenus</w:t>
       </w:r>
@@ -5634,6 +5409,7 @@
         </w:numPr>
         <w:spacing w:after="160" w:line="259" w:lineRule="auto"/>
       </w:pPr>
+      <w:proofErr w:type="spellStart"/>
       <w:r>
         <w:rPr>
           <w:b/>
@@ -5641,6 +5417,7 @@
         </w:rPr>
         <w:t>Netdata</w:t>
       </w:r>
+      <w:proofErr w:type="spellEnd"/>
       <w:r>
         <w:t xml:space="preserve"> assure la supervision, les tableaux de bord, les alertes et l’aide au diagnostic ;</w:t>
       </w:r>
@@ -5653,6 +5430,7 @@
         </w:numPr>
         <w:spacing w:after="160" w:line="259" w:lineRule="auto"/>
       </w:pPr>
+      <w:proofErr w:type="spellStart"/>
       <w:r>
         <w:rPr>
           <w:b/>
@@ -5660,6 +5438,7 @@
         </w:rPr>
         <w:t>PatchMon</w:t>
       </w:r>
+      <w:proofErr w:type="spellEnd"/>
       <w:r>
         <w:t xml:space="preserve"> centralise le suivi des correctifs et identifie les systèmes nécessitant une mise à jour ;</w:t>
       </w:r>
@@ -5709,15 +5488,32 @@
       <w:r>
         <w:t xml:space="preserve">Ansible conserve également son rôle dans la chaîne d’automatisation définie précédemment : </w:t>
       </w:r>
+      <w:proofErr w:type="spellStart"/>
       <w:r>
         <w:rPr>
           <w:b/>
           <w:bCs/>
         </w:rPr>
-        <w:t>Terraform → Cloud-Init → Ansible</w:t>
-      </w:r>
-      <w:r>
-        <w:t xml:space="preserve">. Les playbooks sont versionnés dans le dépôt Git de l’infrastructure et les informations sensibles utilisées par les automatisations sont protégées avec </w:t>
+        <w:t>Terraform</w:t>
+      </w:r>
+      <w:proofErr w:type="spellEnd"/>
+      <w:r>
+        <w:rPr>
+          <w:b/>
+          <w:bCs/>
+        </w:rPr>
+        <w:t xml:space="preserve"> → Cloud-Init → Ansible</w:t>
+      </w:r>
+      <w:r>
+        <w:t xml:space="preserve">. Les </w:t>
+      </w:r>
+      <w:proofErr w:type="spellStart"/>
+      <w:r>
+        <w:t>playbooks</w:t>
+      </w:r>
+      <w:proofErr w:type="spellEnd"/>
+      <w:r>
+        <w:t xml:space="preserve"> sont versionnés dans le dépôt Git de l’infrastructure et les informations sensibles utilisées par les automatisations sont protégées avec </w:t>
       </w:r>
       <w:r>
         <w:rPr>
@@ -5742,75 +5538,134 @@
       <w:pPr>
         <w:spacing w:after="160" w:line="259" w:lineRule="auto"/>
       </w:pPr>
+      <w:proofErr w:type="spellStart"/>
       <w:r>
         <w:rPr>
           <w:b/>
           <w:bCs/>
         </w:rPr>
         <w:lastRenderedPageBreak/>
-        <w:t>Netdata détecte → GLPI consigne et suit → PatchMon apporte l’état des correctifs si nécessaire → Ansible automatise l’intervention → Netdata contrôle le retour à la normale.</w:t>
-      </w:r>
-    </w:p>
-    <w:p>
-      <w:pPr>
-        <w:spacing w:after="160" w:line="259" w:lineRule="auto"/>
-      </w:pPr>
-      <w:r>
-        <w:t>Les administrateurs restent responsables de l’analyse et de la validation des actions. Une alerte ou la présence d’un correctif ne déclenche donc pas automatiquement une modification de l’environnement de production.</w:t>
-      </w:r>
-    </w:p>
-    <w:p>
-      <w:pPr>
-        <w:tabs>
-          <w:tab w:val="left" w:pos="6656"/>
-        </w:tabs>
-        <w:spacing w:after="160" w:line="259" w:lineRule="auto"/>
-      </w:pPr>
-      <w:r>
-        <w:tab/>
-      </w:r>
-    </w:p>
-    <w:p>
-      <w:pPr>
-        <w:pStyle w:val="Titre2"/>
-      </w:pPr>
-      <w:bookmarkStart w:id="13" w:name="_Toc237594598"/>
-      <w:r>
-        <w:t>2.4 Configuration des outils de maintenance</w:t>
-      </w:r>
-      <w:bookmarkEnd w:id="13"/>
-    </w:p>
-    <w:p>
-      <w:pPr>
-        <w:spacing w:after="160" w:line="259" w:lineRule="auto"/>
-      </w:pPr>
-      <w:r>
-        <w:t>Afin de valider le fonctionnement des outils retenus pour le maintien en condition opérationnelle, plusieurs configurations représentatives du SI de Logistique et CIE sont mises en place.</w:t>
-      </w:r>
-    </w:p>
-    <w:p>
-      <w:pPr>
-        <w:pStyle w:val="Titre3"/>
-      </w:pPr>
-      <w:bookmarkStart w:id="14" w:name="_Toc237594599"/>
-      <w:r>
-        <w:t xml:space="preserve">2.4.1 </w:t>
-      </w:r>
-      <w:r>
         <w:t>Netdata</w:t>
       </w:r>
-      <w:bookmarkEnd w:id="14"/>
-    </w:p>
-    <w:p>
-      <w:pPr>
-        <w:spacing w:after="160" w:line="259" w:lineRule="auto"/>
-      </w:pPr>
+      <w:proofErr w:type="spellEnd"/>
       <w:r>
         <w:rPr>
           <w:b/>
           <w:bCs/>
         </w:rPr>
-        <w:t>[À compléter – Capture de l’interface Netdata et d’un équipement supervisé]</w:t>
+        <w:t xml:space="preserve"> détecte → GLPI consigne et suit → </w:t>
+      </w:r>
+      <w:proofErr w:type="spellStart"/>
+      <w:r>
+        <w:rPr>
+          <w:b/>
+          <w:bCs/>
+        </w:rPr>
+        <w:t>PatchMon</w:t>
+      </w:r>
+      <w:proofErr w:type="spellEnd"/>
+      <w:r>
+        <w:rPr>
+          <w:b/>
+          <w:bCs/>
+        </w:rPr>
+        <w:t xml:space="preserve"> apporte l’état des correctifs si nécessaire → Ansible automatise l’intervention → </w:t>
+      </w:r>
+      <w:proofErr w:type="spellStart"/>
+      <w:r>
+        <w:rPr>
+          <w:b/>
+          <w:bCs/>
+        </w:rPr>
+        <w:t>Netdata</w:t>
+      </w:r>
+      <w:proofErr w:type="spellEnd"/>
+      <w:r>
+        <w:rPr>
+          <w:b/>
+          <w:bCs/>
+        </w:rPr>
+        <w:t xml:space="preserve"> contrôle le retour à la normale.</w:t>
+      </w:r>
+    </w:p>
+    <w:p>
+      <w:pPr>
+        <w:spacing w:after="160" w:line="259" w:lineRule="auto"/>
+      </w:pPr>
+      <w:r>
+        <w:t>Les administrateurs restent responsables de l’analyse et de la validation des actions. Une alerte ou la présence d’un correctif ne déclenche donc pas automatiquement une modification de l’environnement de production.</w:t>
+      </w:r>
+    </w:p>
+    <w:p>
+      <w:pPr>
+        <w:tabs>
+          <w:tab w:val="left" w:pos="6656"/>
+        </w:tabs>
+        <w:spacing w:after="160" w:line="259" w:lineRule="auto"/>
+      </w:pPr>
+      <w:r>
+        <w:tab/>
+      </w:r>
+    </w:p>
+    <w:p>
+      <w:pPr>
+        <w:pStyle w:val="Titre2"/>
+      </w:pPr>
+      <w:bookmarkStart w:id="13" w:name="_Toc237682473"/>
+      <w:r>
+        <w:t>2.4 Configuration des outils de maintenance</w:t>
+      </w:r>
+      <w:bookmarkEnd w:id="13"/>
+    </w:p>
+    <w:p>
+      <w:pPr>
+        <w:spacing w:after="160" w:line="259" w:lineRule="auto"/>
+      </w:pPr>
+      <w:r>
+        <w:t>Afin de valider le fonctionnement des outils retenus pour le maintien en condition opérationnelle, plusieurs configurations représentatives du SI de Logistique et CIE sont mises en place.</w:t>
+      </w:r>
+    </w:p>
+    <w:p>
+      <w:pPr>
+        <w:pStyle w:val="Titre3"/>
+      </w:pPr>
+      <w:bookmarkStart w:id="14" w:name="_Toc237682474"/>
+      <w:r>
+        <w:t xml:space="preserve">2.4.1 </w:t>
+      </w:r>
+      <w:proofErr w:type="spellStart"/>
+      <w:r>
+        <w:t>Netdata</w:t>
+      </w:r>
+      <w:bookmarkEnd w:id="14"/>
+      <w:proofErr w:type="spellEnd"/>
+    </w:p>
+    <w:p>
+      <w:pPr>
+        <w:spacing w:after="160" w:line="259" w:lineRule="auto"/>
+      </w:pPr>
+      <w:r>
+        <w:rPr>
+          <w:b/>
+          <w:bCs/>
+        </w:rPr>
+        <w:t xml:space="preserve">[À compléter – Capture de l’interface </w:t>
+      </w:r>
+      <w:proofErr w:type="spellStart"/>
+      <w:r>
+        <w:rPr>
+          <w:b/>
+          <w:bCs/>
+        </w:rPr>
+        <w:t>Netdata</w:t>
+      </w:r>
+      <w:proofErr w:type="spellEnd"/>
+      <w:r>
+        <w:rPr>
+          <w:b/>
+          <w:bCs/>
+        </w:rPr>
+        <w:t xml:space="preserve"> et d’un équipement supervisé]</w:t>
       </w:r>
     </w:p>
     <w:p>
@@ -5873,14 +5728,16 @@
       <w:pPr>
         <w:pStyle w:val="Titre3"/>
       </w:pPr>
-      <w:bookmarkStart w:id="15" w:name="_Toc237594600"/>
+      <w:bookmarkStart w:id="15" w:name="_Toc237682475"/>
       <w:r>
         <w:t xml:space="preserve">2.4.2 </w:t>
       </w:r>
+      <w:proofErr w:type="spellStart"/>
       <w:r>
         <w:t>PatchMon</w:t>
       </w:r>
       <w:bookmarkEnd w:id="15"/>
+      <w:proofErr w:type="spellEnd"/>
     </w:p>
     <w:p>
       <w:pPr>
@@ -5891,7 +5748,23 @@
           <w:b/>
           <w:bCs/>
         </w:rPr>
-        <w:t>[À compléter – Capture de l’interface PatchMon]</w:t>
+        <w:t xml:space="preserve">[À compléter – Capture de l’interface </w:t>
+      </w:r>
+      <w:proofErr w:type="spellStart"/>
+      <w:r>
+        <w:rPr>
+          <w:b/>
+          <w:bCs/>
+        </w:rPr>
+        <w:t>PatchMon</w:t>
+      </w:r>
+      <w:proofErr w:type="spellEnd"/>
+      <w:r>
+        <w:rPr>
+          <w:b/>
+          <w:bCs/>
+        </w:rPr>
+        <w:t>]</w:t>
       </w:r>
     </w:p>
     <w:p>
@@ -5942,7 +5815,7 @@
       <w:pPr>
         <w:pStyle w:val="Titre3"/>
       </w:pPr>
-      <w:bookmarkStart w:id="16" w:name="_Toc237594601"/>
+      <w:bookmarkStart w:id="16" w:name="_Toc237682476"/>
       <w:r>
         <w:t xml:space="preserve">2.4.3 </w:t>
       </w:r>
@@ -6024,7 +5897,7 @@
       <w:pPr>
         <w:pStyle w:val="Titre3"/>
       </w:pPr>
-      <w:bookmarkStart w:id="17" w:name="_Toc237594602"/>
+      <w:bookmarkStart w:id="17" w:name="_Toc237682477"/>
       <w:r>
         <w:t xml:space="preserve">2.4.4 </w:t>
       </w:r>
@@ -6042,7 +5915,23 @@
           <w:b/>
           <w:bCs/>
         </w:rPr>
-        <w:t>[À compléter – Capture ou extrait d’un playbook et de son exécution]</w:t>
+        <w:t xml:space="preserve">[À compléter – Capture ou extrait d’un </w:t>
+      </w:r>
+      <w:proofErr w:type="spellStart"/>
+      <w:r>
+        <w:rPr>
+          <w:b/>
+          <w:bCs/>
+        </w:rPr>
+        <w:t>playbook</w:t>
+      </w:r>
+      <w:proofErr w:type="spellEnd"/>
+      <w:r>
+        <w:rPr>
+          <w:b/>
+          <w:bCs/>
+        </w:rPr>
+        <w:t xml:space="preserve"> et de son exécution]</w:t>
       </w:r>
     </w:p>
     <w:p>
@@ -6062,7 +5951,15 @@
         <w:spacing w:after="160" w:line="259" w:lineRule="auto"/>
       </w:pPr>
       <w:r>
-        <w:t>Exemple de playbook de maintenance ;</w:t>
+        <w:t xml:space="preserve">Exemple de </w:t>
+      </w:r>
+      <w:proofErr w:type="spellStart"/>
+      <w:r>
+        <w:t>playbook</w:t>
+      </w:r>
+      <w:proofErr w:type="spellEnd"/>
+      <w:r>
+        <w:t xml:space="preserve"> de maintenance ;</w:t>
       </w:r>
     </w:p>
     <w:p>
@@ -6113,7 +6010,7 @@
       <w:pPr>
         <w:pStyle w:val="Titre1"/>
       </w:pPr>
-      <w:bookmarkStart w:id="18" w:name="_Toc237594603"/>
+      <w:bookmarkStart w:id="18" w:name="_Toc237682478"/>
       <w:r>
         <w:lastRenderedPageBreak/>
         <w:t>3. Supervision, alertes et indicateurs</w:t>
@@ -6124,7 +6021,7 @@
       <w:pPr>
         <w:pStyle w:val="Titre2"/>
       </w:pPr>
-      <w:bookmarkStart w:id="19" w:name="_Toc237594604"/>
+      <w:bookmarkStart w:id="19" w:name="_Toc237682479"/>
       <w:r>
         <w:t>3.1 Architecture de supervision</w:t>
       </w:r>
@@ -6132,12 +6029,25 @@
     </w:p>
     <w:p>
       <w:r>
-        <w:t>La supervision de Logistique et CIE couvre les composants pouvant affecter la disponibilité des services métiers : hôtes Proxmox, machines virtuelles Linux et Windows, équipements réseau, stockage, sauvegardes et services critiques.</w:t>
-      </w:r>
-    </w:p>
-    <w:p>
-      <w:r>
-        <w:t>Netdata centralise les métriques de processeur, mémoire, stockage, réseau et disponibilité des services. Leur historisation permet d’identifier aussi bien une anomalie ponctuelle qu’une dégradation progressive des performances.</w:t>
+        <w:t xml:space="preserve">La supervision de Logistique et CIE couvre les composants pouvant affecter la disponibilité des services métiers : hôtes </w:t>
+      </w:r>
+      <w:proofErr w:type="spellStart"/>
+      <w:r>
+        <w:t>Proxmox</w:t>
+      </w:r>
+      <w:proofErr w:type="spellEnd"/>
+      <w:r>
+        <w:t>, machines virtuelles Linux et Windows, équipements réseau, stockage, sauvegardes et services critiques.</w:t>
+      </w:r>
+    </w:p>
+    <w:p>
+      <w:proofErr w:type="spellStart"/>
+      <w:r>
+        <w:t>Netdata</w:t>
+      </w:r>
+      <w:proofErr w:type="spellEnd"/>
+      <w:r>
+        <w:t xml:space="preserve"> centralise les métriques de processeur, mémoire, stockage, réseau et disponibilité des services. Leur historisation permet d’identifier aussi bien une anomalie ponctuelle qu’une dégradation progressive des performances.</w:t>
       </w:r>
     </w:p>
     <w:p>
@@ -6156,7 +6066,23 @@
           <w:b/>
           <w:bCs/>
         </w:rPr>
-        <w:t>Collecte des métriques → Netdata → Détection / alerte → Diagnostic → GLPI → Intervention → Contrôle du retour à la normale</w:t>
+        <w:t xml:space="preserve">Collecte des métriques → </w:t>
+      </w:r>
+      <w:proofErr w:type="spellStart"/>
+      <w:r>
+        <w:rPr>
+          <w:b/>
+          <w:bCs/>
+        </w:rPr>
+        <w:t>Netdata</w:t>
+      </w:r>
+      <w:proofErr w:type="spellEnd"/>
+      <w:r>
+        <w:rPr>
+          <w:b/>
+          <w:bCs/>
+        </w:rPr>
+        <w:t xml:space="preserve"> → Détection / alerte → Diagnostic → GLPI → Intervention → Contrôle du retour à la normale</w:t>
       </w:r>
     </w:p>
     <w:p/>
@@ -6164,7 +6090,7 @@
       <w:pPr>
         <w:pStyle w:val="Titre2"/>
       </w:pPr>
-      <w:bookmarkStart w:id="20" w:name="_Toc237594605"/>
+      <w:bookmarkStart w:id="20" w:name="_Toc237682480"/>
       <w:r>
         <w:t>3.2 Indicateurs de disponibilité et de performance</w:t>
       </w:r>
@@ -6317,7 +6243,15 @@
               <w:spacing w:after="160" w:line="259" w:lineRule="auto"/>
             </w:pPr>
             <w:r>
-              <w:t>Hôtes Proxmox / VM</w:t>
+              <w:t xml:space="preserve">Hôtes </w:t>
+            </w:r>
+            <w:proofErr w:type="spellStart"/>
+            <w:r>
+              <w:t>Proxmox</w:t>
+            </w:r>
+            <w:proofErr w:type="spellEnd"/>
+            <w:r>
+              <w:t xml:space="preserve"> / VM</w:t>
             </w:r>
           </w:p>
         </w:tc>
@@ -6382,7 +6316,15 @@
               <w:spacing w:after="160" w:line="259" w:lineRule="auto"/>
             </w:pPr>
             <w:r>
-              <w:t>Hôtes Proxmox / VM</w:t>
+              <w:t xml:space="preserve">Hôtes </w:t>
+            </w:r>
+            <w:proofErr w:type="spellStart"/>
+            <w:r>
+              <w:t>Proxmox</w:t>
+            </w:r>
+            <w:proofErr w:type="spellEnd"/>
+            <w:r>
+              <w:t xml:space="preserve"> / VM</w:t>
             </w:r>
           </w:p>
         </w:tc>
@@ -7052,14 +6994,22 @@
         <w:spacing w:after="160" w:line="259" w:lineRule="auto"/>
       </w:pPr>
       <w:r>
-        <w:t>Ces indicateurs sont regroupés dans les tableaux de bord Netdata afin de fournir aux administrateurs une vue synthétique de l’état du SI. Les indicateurs nécessitant une réaction disposent également d’une règle d’alerte afin que la supervision reste active même lorsque les tableaux de bord ne sont pas consultés.</w:t>
+        <w:t xml:space="preserve">Ces indicateurs sont regroupés dans les tableaux de bord </w:t>
+      </w:r>
+      <w:proofErr w:type="spellStart"/>
+      <w:r>
+        <w:t>Netdata</w:t>
+      </w:r>
+      <w:proofErr w:type="spellEnd"/>
+      <w:r>
+        <w:t xml:space="preserve"> afin de fournir aux administrateurs une vue synthétique de l’état du SI. Les indicateurs nécessitant une réaction disposent également d’une règle d’alerte afin que la supervision reste active même lorsque les tableaux de bord ne sont pas consultés.</w:t>
       </w:r>
     </w:p>
     <w:p>
       <w:pPr>
         <w:pStyle w:val="Titre2"/>
       </w:pPr>
-      <w:bookmarkStart w:id="21" w:name="_Toc237594606"/>
+      <w:bookmarkStart w:id="21" w:name="_Toc237682481"/>
       <w:r>
         <w:t>3.</w:t>
       </w:r>
@@ -7076,7 +7026,15 @@
         <w:spacing w:after="160" w:line="259" w:lineRule="auto"/>
       </w:pPr>
       <w:r>
-        <w:t>Les tableaux de bord Netdata regroupent les principaux indicateurs définis pour la surveillance du SI de Logistique et CIE. Ils permettent aux administrateurs de contrôler l’état général de l’infrastructure puis d’accéder aux métriques détaillées d’un système lorsqu’une anomalie est détectée.</w:t>
+        <w:t xml:space="preserve">Les tableaux de bord </w:t>
+      </w:r>
+      <w:proofErr w:type="spellStart"/>
+      <w:r>
+        <w:t>Netdata</w:t>
+      </w:r>
+      <w:proofErr w:type="spellEnd"/>
+      <w:r>
+        <w:t xml:space="preserve"> regroupent les principaux indicateurs définis pour la surveillance du SI de Logistique et CIE. Ils permettent aux administrateurs de contrôler l’état général de l’infrastructure puis d’accéder aux métriques détaillées d’un système lorsqu’une anomalie est détectée.</w:t>
       </w:r>
     </w:p>
     <w:p>
@@ -7104,7 +7062,23 @@
           <w:b/>
           <w:bCs/>
         </w:rPr>
-        <w:t>[Capture à intégrer – Tableau de bord général Netdata]</w:t>
+        <w:t xml:space="preserve">[Capture à intégrer – Tableau de bord général </w:t>
+      </w:r>
+      <w:proofErr w:type="spellStart"/>
+      <w:r>
+        <w:rPr>
+          <w:b/>
+          <w:bCs/>
+        </w:rPr>
+        <w:t>Netdata</w:t>
+      </w:r>
+      <w:proofErr w:type="spellEnd"/>
+      <w:r>
+        <w:rPr>
+          <w:b/>
+          <w:bCs/>
+        </w:rPr>
+        <w:t>]</w:t>
       </w:r>
     </w:p>
     <w:p>
@@ -7176,7 +7150,23 @@
           <w:b/>
           <w:bCs/>
         </w:rPr>
-        <w:t>[Capture à intégrer – Exemple d’une alerte Netdata]</w:t>
+        <w:t xml:space="preserve">[Capture à intégrer – Exemple d’une alerte </w:t>
+      </w:r>
+      <w:proofErr w:type="spellStart"/>
+      <w:r>
+        <w:rPr>
+          <w:b/>
+          <w:bCs/>
+        </w:rPr>
+        <w:t>Netdata</w:t>
+      </w:r>
+      <w:proofErr w:type="spellEnd"/>
+      <w:r>
+        <w:rPr>
+          <w:b/>
+          <w:bCs/>
+        </w:rPr>
+        <w:t>]</w:t>
       </w:r>
     </w:p>
     <w:p>
@@ -7212,7 +7202,7 @@
       <w:pPr>
         <w:pStyle w:val="Titre1"/>
       </w:pPr>
-      <w:bookmarkStart w:id="22" w:name="_Toc237594607"/>
+      <w:bookmarkStart w:id="22" w:name="_Toc237682482"/>
       <w:r>
         <w:lastRenderedPageBreak/>
         <w:t>4. Tests, incidents et correctifs</w:t>
@@ -7223,7 +7213,7 @@
       <w:pPr>
         <w:pStyle w:val="Titre2"/>
       </w:pPr>
-      <w:bookmarkStart w:id="23" w:name="_Toc237594608"/>
+      <w:bookmarkStart w:id="23" w:name="_Toc237682483"/>
       <w:r>
         <w:t>4.1 Campagne de tests MCO</w:t>
       </w:r>
@@ -7381,8 +7371,13 @@
             <w:pPr>
               <w:spacing w:after="160" w:line="259" w:lineRule="auto"/>
             </w:pPr>
-            <w:r>
-              <w:t>Netdata détecte l’indisponibilité et génère une alerte</w:t>
+            <w:proofErr w:type="spellStart"/>
+            <w:r>
+              <w:t>Netdata</w:t>
+            </w:r>
+            <w:proofErr w:type="spellEnd"/>
+            <w:r>
+              <w:t xml:space="preserve"> détecte l’indisponibilité et génère une alerte</w:t>
             </w:r>
           </w:p>
         </w:tc>
@@ -7581,14 +7576,27 @@
             <w:pPr>
               <w:spacing w:after="160" w:line="259" w:lineRule="auto"/>
             </w:pPr>
-            <w:r>
-              <w:t>PatchMon identifie l</w:t>
+            <w:proofErr w:type="spellStart"/>
+            <w:r>
+              <w:t>PatchMon</w:t>
+            </w:r>
+            <w:proofErr w:type="spellEnd"/>
+            <w:r>
+              <w:t xml:space="preserve"> identifie </w:t>
+            </w:r>
+            <w:proofErr w:type="gramStart"/>
+            <w:r>
+              <w:t>l</w:t>
             </w:r>
             <w:r>
               <w:t xml:space="preserve">a machine </w:t>
             </w:r>
             <w:r>
-              <w:t>concerné et les mises à jour disponibles</w:t>
+              <w:t>concerné</w:t>
+            </w:r>
+            <w:proofErr w:type="gramEnd"/>
+            <w:r>
+              <w:t xml:space="preserve"> et les mises à jour disponibles</w:t>
             </w:r>
           </w:p>
         </w:tc>
@@ -7623,7 +7631,15 @@
               <w:spacing w:after="160" w:line="259" w:lineRule="auto"/>
             </w:pPr>
             <w:r>
-              <w:t>Exécution d’un playbook de maintenance</w:t>
+              <w:t xml:space="preserve">Exécution d’un </w:t>
+            </w:r>
+            <w:proofErr w:type="spellStart"/>
+            <w:r>
+              <w:t>playbook</w:t>
+            </w:r>
+            <w:proofErr w:type="spellEnd"/>
+            <w:r>
+              <w:t xml:space="preserve"> de maintenance</w:t>
             </w:r>
           </w:p>
         </w:tc>
@@ -7879,7 +7895,7 @@
       <w:pPr>
         <w:pStyle w:val="Titre2"/>
       </w:pPr>
-      <w:bookmarkStart w:id="24" w:name="_Toc237594609"/>
+      <w:bookmarkStart w:id="24" w:name="_Toc237682484"/>
       <w:r>
         <w:t>4.2 Exemple de test de supervision</w:t>
       </w:r>
@@ -8096,8 +8112,13 @@
               <w:spacing w:after="160" w:line="259" w:lineRule="auto"/>
             </w:pPr>
             <w:r>
-              <w:t>Vérification de l’alerte et des métriques dans Netdata</w:t>
-            </w:r>
+              <w:t xml:space="preserve">Vérification de l’alerte et des métriques dans </w:t>
+            </w:r>
+            <w:proofErr w:type="spellStart"/>
+            <w:r>
+              <w:t>Netdata</w:t>
+            </w:r>
+            <w:proofErr w:type="spellEnd"/>
           </w:p>
         </w:tc>
       </w:tr>
@@ -8146,7 +8167,23 @@
           <w:b/>
           <w:bCs/>
         </w:rPr>
-        <w:t>[Capture à intégrer – Alerte Netdata générée pendant le test]</w:t>
+        <w:t xml:space="preserve">[Capture à intégrer – Alerte </w:t>
+      </w:r>
+      <w:proofErr w:type="spellStart"/>
+      <w:r>
+        <w:rPr>
+          <w:b/>
+          <w:bCs/>
+        </w:rPr>
+        <w:t>Netdata</w:t>
+      </w:r>
+      <w:proofErr w:type="spellEnd"/>
+      <w:r>
+        <w:rPr>
+          <w:b/>
+          <w:bCs/>
+        </w:rPr>
+        <w:t xml:space="preserve"> générée pendant le test]</w:t>
       </w:r>
     </w:p>
     <w:p>
@@ -8166,7 +8203,7 @@
       <w:pPr>
         <w:pStyle w:val="Titre2"/>
       </w:pPr>
-      <w:bookmarkStart w:id="25" w:name="_Toc237594610"/>
+      <w:bookmarkStart w:id="25" w:name="_Toc237682485"/>
       <w:r>
         <w:t>4.3 Exemple de consignation d’un incident</w:t>
       </w:r>
@@ -8313,8 +8350,13 @@
               <w:spacing w:after="160" w:line="259" w:lineRule="auto"/>
             </w:pPr>
             <w:r>
-              <w:t>Alerte Netdata</w:t>
-            </w:r>
+              <w:t xml:space="preserve">Alerte </w:t>
+            </w:r>
+            <w:proofErr w:type="spellStart"/>
+            <w:r>
+              <w:t>Netdata</w:t>
+            </w:r>
+            <w:proofErr w:type="spellEnd"/>
           </w:p>
         </w:tc>
       </w:tr>
@@ -8563,7 +8605,7 @@
       <w:pPr>
         <w:pStyle w:val="Titre2"/>
       </w:pPr>
-      <w:bookmarkStart w:id="26" w:name="_Toc237594611"/>
+      <w:bookmarkStart w:id="26" w:name="_Toc237682486"/>
       <w:r>
         <w:t>4.4 Analyse de l’incident</w:t>
       </w:r>
@@ -8574,7 +8616,15 @@
         <w:spacing w:after="160" w:line="259" w:lineRule="auto"/>
       </w:pPr>
       <w:r>
-        <w:t>L’analyse des métriques Netdata confirme une utilisation du processeur supérieure à 85 % pendant plus de 10 minutes sur la VM applicative. L’examen des processus actifs permet d’identifier un processus applicatif consommant anormalement les ressources CPU disponibles. Les données utilisées pour le diagnostic proviennent des métriques de supervision, des journaux système et des informations consignées dans le ticket GLPI associé à l’incident.</w:t>
+        <w:t xml:space="preserve">L’analyse des métriques </w:t>
+      </w:r>
+      <w:proofErr w:type="spellStart"/>
+      <w:r>
+        <w:t>Netdata</w:t>
+      </w:r>
+      <w:proofErr w:type="spellEnd"/>
+      <w:r>
+        <w:t xml:space="preserve"> confirme une utilisation du processeur supérieure à 85 % pendant plus de 10 minutes sur la VM applicative. L’examen des processus actifs permet d’identifier un processus applicatif consommant anormalement les ressources CPU disponibles. Les données utilisées pour le diagnostic proviennent des métriques de supervision, des journaux système et des informations consignées dans le ticket GLPI associé à l’incident.</w:t>
       </w:r>
     </w:p>
     <w:p>
@@ -8622,7 +8672,15 @@
         <w:spacing w:after="160" w:line="259" w:lineRule="auto"/>
       </w:pPr>
       <w:r>
-        <w:t>Maintenir l’alerte Netdata associée au dépassement du seuil CPU ;</w:t>
+        <w:t xml:space="preserve">Maintenir l’alerte </w:t>
+      </w:r>
+      <w:proofErr w:type="spellStart"/>
+      <w:r>
+        <w:t>Netdata</w:t>
+      </w:r>
+      <w:proofErr w:type="spellEnd"/>
+      <w:r>
+        <w:t xml:space="preserve"> associée au dépassement du seuil CPU ;</w:t>
       </w:r>
     </w:p>
     <w:p>
@@ -8667,7 +8725,7 @@
       <w:pPr>
         <w:pStyle w:val="Titre2"/>
       </w:pPr>
-      <w:bookmarkStart w:id="27" w:name="_Toc237594612"/>
+      <w:bookmarkStart w:id="27" w:name="_Toc237682487"/>
       <w:r>
         <w:t>4.5 Description et validation du correctif</w:t>
       </w:r>
@@ -8730,7 +8788,15 @@
         <w:spacing w:after="160" w:line="259" w:lineRule="auto"/>
       </w:pPr>
       <w:r>
-        <w:t>Absence de nouvelle alerte Netdata.</w:t>
+        <w:t xml:space="preserve">Absence de nouvelle alerte </w:t>
+      </w:r>
+      <w:proofErr w:type="spellStart"/>
+      <w:r>
+        <w:t>Netdata</w:t>
+      </w:r>
+      <w:proofErr w:type="spellEnd"/>
+      <w:r>
+        <w:t>.</w:t>
       </w:r>
     </w:p>
     <w:p>
@@ -8753,7 +8819,7 @@
       <w:pPr>
         <w:pStyle w:val="Titre1"/>
       </w:pPr>
-      <w:bookmarkStart w:id="28" w:name="_Toc237594613"/>
+      <w:bookmarkStart w:id="28" w:name="_Toc237682488"/>
       <w:r>
         <w:lastRenderedPageBreak/>
         <w:t>5. Gestion de crise et amélioration continue</w:t>
@@ -8764,7 +8830,7 @@
       <w:pPr>
         <w:pStyle w:val="Titre2"/>
       </w:pPr>
-      <w:bookmarkStart w:id="29" w:name="_Toc237594614"/>
+      <w:bookmarkStart w:id="29" w:name="_Toc237682489"/>
       <w:r>
         <w:t>5.1 Plan de communication de crise</w:t>
       </w:r>
@@ -9083,8 +9149,13 @@
           </w:tcPr>
           <w:p>
             <w:r>
-              <w:t>Téléphone + e-mail</w:t>
-            </w:r>
+              <w:t xml:space="preserve">Téléphone + </w:t>
+            </w:r>
+            <w:proofErr w:type="gramStart"/>
+            <w:r>
+              <w:t>e-mail</w:t>
+            </w:r>
+            <w:proofErr w:type="gramEnd"/>
           </w:p>
         </w:tc>
         <w:tc>
@@ -9163,8 +9234,13 @@
             <w:hideMark/>
           </w:tcPr>
           <w:p>
-            <w:r>
-              <w:t>E-mail / communication interne</w:t>
+            <w:proofErr w:type="gramStart"/>
+            <w:r>
+              <w:t>E-mail</w:t>
+            </w:r>
+            <w:proofErr w:type="gramEnd"/>
+            <w:r>
+              <w:t xml:space="preserve"> / communication interne</w:t>
             </w:r>
           </w:p>
         </w:tc>
@@ -9244,8 +9320,13 @@
             <w:hideMark/>
           </w:tcPr>
           <w:p>
-            <w:r>
-              <w:t>E-mail / communication interne</w:t>
+            <w:proofErr w:type="gramStart"/>
+            <w:r>
+              <w:t>E-mail</w:t>
+            </w:r>
+            <w:proofErr w:type="gramEnd"/>
+            <w:r>
+              <w:t xml:space="preserve"> / communication interne</w:t>
             </w:r>
           </w:p>
         </w:tc>
@@ -9407,8 +9488,13 @@
             <w:hideMark/>
           </w:tcPr>
           <w:p>
-            <w:r>
-              <w:t>E-mail / communication interne</w:t>
+            <w:proofErr w:type="gramStart"/>
+            <w:r>
+              <w:t>E-mail</w:t>
+            </w:r>
+            <w:proofErr w:type="gramEnd"/>
+            <w:r>
+              <w:t xml:space="preserve"> / communication interne</w:t>
             </w:r>
           </w:p>
         </w:tc>
@@ -9522,7 +9608,7 @@
       <w:pPr>
         <w:pStyle w:val="Titre2"/>
       </w:pPr>
-      <w:bookmarkStart w:id="30" w:name="_Toc237594615"/>
+      <w:bookmarkStart w:id="30" w:name="_Toc237682490"/>
       <w:r>
         <w:t>5.2 Analyse des performances et retours utilisateurs</w:t>
       </w:r>
@@ -9530,7 +9616,15 @@
     </w:p>
     <w:p>
       <w:r>
-        <w:t>L’amélioration du SI repose sur le croisement des métriques Netdata, des incidents enregistrés dans GLPI et des retours des utilisateurs.</w:t>
+        <w:t xml:space="preserve">L’amélioration du SI repose sur le croisement des métriques </w:t>
+      </w:r>
+      <w:proofErr w:type="spellStart"/>
+      <w:r>
+        <w:t>Netdata</w:t>
+      </w:r>
+      <w:proofErr w:type="spellEnd"/>
+      <w:r>
+        <w:t>, des incidents enregistrés dans GLPI et des retours des utilisateurs.</w:t>
       </w:r>
     </w:p>
     <w:p>
@@ -9552,7 +9646,7 @@
       <w:pPr>
         <w:pStyle w:val="Titre2"/>
       </w:pPr>
-      <w:bookmarkStart w:id="31" w:name="_Toc237594616"/>
+      <w:bookmarkStart w:id="31" w:name="_Toc237682491"/>
       <w:r>
         <w:t>5.3 Axes d’amélioration du SI</w:t>
       </w:r>
@@ -9935,7 +10029,15 @@
           </w:tcPr>
           <w:p>
             <w:r>
-              <w:t>Création de nouveaux playbooks Ansible et amélioration des automatisations existantes</w:t>
+              <w:t xml:space="preserve">Création de nouveaux </w:t>
+            </w:r>
+            <w:proofErr w:type="spellStart"/>
+            <w:r>
+              <w:t>playbooks</w:t>
+            </w:r>
+            <w:proofErr w:type="spellEnd"/>
+            <w:r>
+              <w:t xml:space="preserve"> Ansible et amélioration des automatisations existantes</w:t>
             </w:r>
           </w:p>
         </w:tc>
@@ -9948,7 +10050,15 @@
     </w:p>
     <w:p>
       <w:r>
-        <w:t>Avant son déploiement, l’évolution est évaluée afin de vérifier sa compatibilité avec l’architecture existante et son impact sur les services. Après sa mise en œuvre, les indicateurs Netdata et les incidents GLPI permettent de contrôler si l’amélioration attendue est effectivement obtenue.</w:t>
+        <w:t xml:space="preserve">Avant son déploiement, l’évolution est évaluée afin de vérifier sa compatibilité avec l’architecture existante et son impact sur les services. Après sa mise en œuvre, les indicateurs </w:t>
+      </w:r>
+      <w:proofErr w:type="spellStart"/>
+      <w:r>
+        <w:t>Netdata</w:t>
+      </w:r>
+      <w:proofErr w:type="spellEnd"/>
+      <w:r>
+        <w:t xml:space="preserve"> et les incidents GLPI permettent de contrôler si l’amélioration attendue est effectivement obtenue.</w:t>
       </w:r>
     </w:p>
     <w:p>
@@ -9971,7 +10081,7 @@
       <w:pPr>
         <w:pStyle w:val="Titre2"/>
       </w:pPr>
-      <w:bookmarkStart w:id="32" w:name="_Toc237594617"/>
+      <w:bookmarkStart w:id="32" w:name="_Toc237682492"/>
       <w:r>
         <w:t>5.4 Politique de sensibilisation des utilisateurs</w:t>
       </w:r>
@@ -10438,17 +10548,13 @@
       <w:r>
         <w:t>Cette organisation permet de maintenir une sensibilisation régulière tout en adaptant les thèmes et les moyens aux responsabilités des différents utilisateurs du SI.</w:t>
       </w:r>
-      <w:r>
-        <w:br w:type="page"/>
-      </w:r>
     </w:p>
     <w:p>
       <w:pPr>
         <w:pStyle w:val="Titre1"/>
       </w:pPr>
-      <w:bookmarkStart w:id="33" w:name="_Toc237594618"/>
-      <w:r>
-        <w:lastRenderedPageBreak/>
+      <w:bookmarkStart w:id="33" w:name="_Toc237682493"/>
+      <w:r>
         <w:t>Conclusion</w:t>
       </w:r>
       <w:bookmarkEnd w:id="33"/>
@@ -10460,7 +10566,23 @@
     </w:p>
     <w:p>
       <w:r>
-        <w:t>L’association de Netdata, PatchMon, GLPI et Ansible permet de couvrir les différentes étapes du MCO, depuis la détection d’une anomalie jusqu’à sa résolution et sa traçabilité. Les indicateurs et mécanismes d’alerte définis permettent à l’équipe informatique d’identifier les dégradations de disponibilité ou de performance, tandis que les processus de maintenance et de gestion d’incident encadrent les interventions réalisées sur le SI.</w:t>
+        <w:t xml:space="preserve">L’association de </w:t>
+      </w:r>
+      <w:proofErr w:type="spellStart"/>
+      <w:r>
+        <w:t>Netdata</w:t>
+      </w:r>
+      <w:proofErr w:type="spellEnd"/>
+      <w:r>
+        <w:t xml:space="preserve">, </w:t>
+      </w:r>
+      <w:proofErr w:type="spellStart"/>
+      <w:r>
+        <w:t>PatchMon</w:t>
+      </w:r>
+      <w:proofErr w:type="spellEnd"/>
+      <w:r>
+        <w:t>, GLPI et Ansible permet de couvrir les différentes étapes du MCO, depuis la détection d’une anomalie jusqu’à sa résolution et sa traçabilité. Les indicateurs et mécanismes d’alerte définis permettent à l’équipe informatique d’identifier les dégradations de disponibilité ou de performance, tandis que les processus de maintenance et de gestion d’incident encadrent les interventions réalisées sur le SI.</w:t>
       </w:r>
     </w:p>
     <w:p>
@@ -10468,7 +10590,6 @@
         <w:t>Enfin, l’exploitation des métriques de supervision, des incidents et des retours utilisateurs permet d’inscrire le SI dans une démarche d’amélioration continue. Cette organisation complète les dispositifs de continuité d’activité et de sensibilisation afin de maintenir dans le temps un système d’information disponible, sécurisé et adapté aux besoins de Logistique et CIE.</w:t>
       </w:r>
     </w:p>
-    <w:p/>
     <w:p/>
     <w:sectPr>
       <w:footerReference w:type="default" r:id="rId11"/>
@@ -13780,6 +13901,7 @@
   <w:style w:type="character" w:default="1" w:styleId="Policepardfaut">
     <w:name w:val="Default Paragraph Font"/>
     <w:uiPriority w:val="1"/>
+    <w:semiHidden/>
     <w:unhideWhenUsed/>
   </w:style>
   <w:style w:type="table" w:default="1" w:styleId="TableauNormal">
@@ -14515,6 +14637,23 @@
 </file>
 
 <file path=customXml/item1.xml><?xml version="1.0" encoding="utf-8"?>
+<p:properties xmlns:p="http://schemas.microsoft.com/office/2006/metadata/properties" xmlns:xsi="http://www.w3.org/2001/XMLSchema-instance" xmlns:pc="http://schemas.microsoft.com/office/infopath/2007/PartnerControls">
+  <documentManagement>
+    <_activity xmlns="5b83e578-d17d-42c1-bbfa-82168b29df75" xsi:nil="true"/>
+  </documentManagement>
+</p:properties>
+</file>
+
+<file path=customXml/item2.xml><?xml version="1.0" encoding="utf-8"?>
+<?mso-contentType ?>
+<FormTemplates xmlns="http://schemas.microsoft.com/sharepoint/v3/contenttype/forms">
+  <Display>DocumentLibraryForm</Display>
+  <Edit>DocumentLibraryForm</Edit>
+  <New>DocumentLibraryForm</New>
+</FormTemplates>
+</file>
+
+<file path=customXml/item3.xml><?xml version="1.0" encoding="utf-8"?>
 <ct:contentTypeSchema xmlns:ct="http://schemas.microsoft.com/office/2006/metadata/contentType" xmlns:ma="http://schemas.microsoft.com/office/2006/metadata/properties/metaAttributes" ct:_="" ma:_="" ma:contentTypeName="Document" ma:contentTypeID="0x01010006B834183EDB914BB08954C8DD43EAB8" ma:contentTypeVersion="12" ma:contentTypeDescription="Crée un document." ma:contentTypeScope="" ma:versionID="d6da123db1e3b9d0aedb8f2b3b13d29c">
   <xsd:schema xmlns:xsd="http://www.w3.org/2001/XMLSchema" xmlns:xs="http://www.w3.org/2001/XMLSchema" xmlns:p="http://schemas.microsoft.com/office/2006/metadata/properties" xmlns:ns3="5b83e578-d17d-42c1-bbfa-82168b29df75" xmlns:ns4="fe5b55c2-e991-4fa2-9462-3c96ad29ee96" targetNamespace="http://schemas.microsoft.com/office/2006/metadata/properties" ma:root="true" ma:fieldsID="f2f8a7fb4b8a9007b5869de2030b1185" ns3:_="" ns4:_="">
     <xsd:import namespace="5b83e578-d17d-42c1-bbfa-82168b29df75"/>
@@ -14729,28 +14868,29 @@
 </ct:contentTypeSchema>
 </file>
 
-<file path=customXml/item2.xml><?xml version="1.0" encoding="utf-8"?>
-<?mso-contentType ?>
-<FormTemplates xmlns="http://schemas.microsoft.com/sharepoint/v3/contenttype/forms">
-  <Display>DocumentLibraryForm</Display>
-  <Edit>DocumentLibraryForm</Edit>
-  <New>DocumentLibraryForm</New>
-</FormTemplates>
-</file>
-
-<file path=customXml/item3.xml><?xml version="1.0" encoding="utf-8"?>
-<p:properties xmlns:p="http://schemas.microsoft.com/office/2006/metadata/properties" xmlns:xsi="http://www.w3.org/2001/XMLSchema-instance" xmlns:pc="http://schemas.microsoft.com/office/infopath/2007/PartnerControls">
-  <documentManagement>
-    <_activity xmlns="5b83e578-d17d-42c1-bbfa-82168b29df75" xsi:nil="true"/>
-  </documentManagement>
-</p:properties>
-</file>
-
 <file path=customXml/item4.xml><?xml version="1.0" encoding="utf-8"?>
 <b:Sources xmlns:b="http://schemas.openxmlformats.org/officeDocument/2006/bibliography" xmlns="http://schemas.openxmlformats.org/officeDocument/2006/bibliography" SelectedStyle="\APASixthEditionOfficeOnline.xsl" StyleName="APA" Version="6"/>
 </file>
 
 <file path=customXml/itemProps1.xml><?xml version="1.0" encoding="utf-8"?>
+<ds:datastoreItem xmlns:ds="http://schemas.openxmlformats.org/officeDocument/2006/customXml" ds:itemID="{8E0E0CA7-E4D8-4796-A1D8-AC02448CB5EB}">
+  <ds:schemaRefs>
+    <ds:schemaRef ds:uri="http://schemas.microsoft.com/office/2006/metadata/properties"/>
+    <ds:schemaRef ds:uri="http://schemas.microsoft.com/office/infopath/2007/PartnerControls"/>
+    <ds:schemaRef ds:uri="5b83e578-d17d-42c1-bbfa-82168b29df75"/>
+  </ds:schemaRefs>
+</ds:datastoreItem>
+</file>
+
+<file path=customXml/itemProps2.xml><?xml version="1.0" encoding="utf-8"?>
+<ds:datastoreItem xmlns:ds="http://schemas.openxmlformats.org/officeDocument/2006/customXml" ds:itemID="{834741B4-581F-4A31-84F4-B955FF5AEE9F}">
+  <ds:schemaRefs>
+    <ds:schemaRef ds:uri="http://schemas.microsoft.com/sharepoint/v3/contenttype/forms"/>
+  </ds:schemaRefs>
+</ds:datastoreItem>
+</file>
+
+<file path=customXml/itemProps3.xml><?xml version="1.0" encoding="utf-8"?>
 <ds:datastoreItem xmlns:ds="http://schemas.openxmlformats.org/officeDocument/2006/customXml" ds:itemID="{98AE95D1-CB13-48C6-BD0F-CFA4A79C8882}">
   <ds:schemaRefs>
     <ds:schemaRef ds:uri="http://schemas.microsoft.com/office/2006/metadata/contentType"/>
@@ -14769,24 +14909,6 @@
 </ds:datastoreItem>
 </file>
 
-<file path=customXml/itemProps2.xml><?xml version="1.0" encoding="utf-8"?>
-<ds:datastoreItem xmlns:ds="http://schemas.openxmlformats.org/officeDocument/2006/customXml" ds:itemID="{834741B4-581F-4A31-84F4-B955FF5AEE9F}">
-  <ds:schemaRefs>
-    <ds:schemaRef ds:uri="http://schemas.microsoft.com/sharepoint/v3/contenttype/forms"/>
-  </ds:schemaRefs>
-</ds:datastoreItem>
-</file>
-
-<file path=customXml/itemProps3.xml><?xml version="1.0" encoding="utf-8"?>
-<ds:datastoreItem xmlns:ds="http://schemas.openxmlformats.org/officeDocument/2006/customXml" ds:itemID="{8E0E0CA7-E4D8-4796-A1D8-AC02448CB5EB}">
-  <ds:schemaRefs>
-    <ds:schemaRef ds:uri="http://schemas.microsoft.com/office/2006/metadata/properties"/>
-    <ds:schemaRef ds:uri="http://schemas.microsoft.com/office/infopath/2007/PartnerControls"/>
-    <ds:schemaRef ds:uri="5b83e578-d17d-42c1-bbfa-82168b29df75"/>
-  </ds:schemaRefs>
-</ds:datastoreItem>
-</file>
-
 <file path=customXml/itemProps4.xml><?xml version="1.0" encoding="utf-8"?>
 <ds:datastoreItem xmlns:ds="http://schemas.openxmlformats.org/officeDocument/2006/customXml" ds:itemID="{76026148-B3B7-41CB-BA68-D15BFB8014B7}">
   <ds:schemaRefs>
